--- a/docs/Requirements.docx
+++ b/docs/Requirements.docx
@@ -192,7 +192,7 @@
                 <w:szCs w:val="24"/>
                 <w:rtl w:val="0"/>
               </w:rPr>
-              <w:t xml:space="preserve">Advait Dintakurti</w:t>
+              <w:t xml:space="preserve">Advait Dintakurti (2024111010)</w:t>
             </w:r>
           </w:p>
           <w:p>
@@ -210,7 +210,7 @@
                 <w:szCs w:val="24"/>
                 <w:rtl w:val="0"/>
               </w:rPr>
-              <w:t xml:space="preserve">Keshav Goel</w:t>
+              <w:t xml:space="preserve">Keshav Goel (2024101051)</w:t>
             </w:r>
           </w:p>
           <w:p>
@@ -228,7 +228,7 @@
                 <w:szCs w:val="24"/>
                 <w:rtl w:val="0"/>
               </w:rPr>
-              <w:t xml:space="preserve">Amish Goyal</w:t>
+              <w:t xml:space="preserve">Amish Goyal (2024101090)</w:t>
             </w:r>
           </w:p>
           <w:p>
@@ -402,7 +402,7 @@
           <w:szCs w:val="26"/>
         </w:rPr>
       </w:pPr>
-      <w:bookmarkStart w:colFirst="0" w:colLast="0" w:name="_kghoah4r77ug" w:id="0"/>
+      <w:bookmarkStart w:colFirst="0" w:colLast="0" w:name="_mzwovczdxt2b" w:id="0"/>
       <w:bookmarkEnd w:id="0"/>
       <w:r>
         <w:rPr>
@@ -420,7 +420,7 @@
           <w:ilvl w:val="0"/>
           <w:numId w:val="2"/>
         </w:numPr>
-        <w:spacing w:after="0" w:afterAutospacing="0" w:before="240" w:lineRule="auto"/>
+        <w:spacing w:after="0" w:before="240" w:lineRule="auto"/>
         <w:ind w:left="720" w:hanging="360"/>
         <w:jc w:val="left"/>
         <w:rPr>
@@ -439,6 +439,11 @@
           <w:rtl w:val="0"/>
         </w:rPr>
         <w:t xml:space="preserve">Server Environment:</w:t>
+      </w:r>
+      <w:r>
+        <w:rPr>
+          <w:rtl w:val="0"/>
+        </w:rPr>
       </w:r>
     </w:p>
     <w:p>
@@ -447,7 +452,7 @@
           <w:ilvl w:val="1"/>
           <w:numId w:val="2"/>
         </w:numPr>
-        <w:spacing w:after="0" w:afterAutospacing="0" w:before="0" w:beforeAutospacing="0" w:lineRule="auto"/>
+        <w:spacing w:after="0" w:before="0" w:lineRule="auto"/>
         <w:ind w:left="1440" w:hanging="360"/>
         <w:jc w:val="left"/>
         <w:rPr>
@@ -483,7 +488,7 @@
           <w:ilvl w:val="1"/>
           <w:numId w:val="2"/>
         </w:numPr>
-        <w:spacing w:after="0" w:afterAutospacing="0" w:before="0" w:beforeAutospacing="0" w:lineRule="auto"/>
+        <w:spacing w:after="0" w:before="0" w:lineRule="auto"/>
         <w:ind w:left="1440" w:hanging="360"/>
         <w:jc w:val="left"/>
         <w:rPr>
@@ -519,7 +524,7 @@
           <w:ilvl w:val="1"/>
           <w:numId w:val="2"/>
         </w:numPr>
-        <w:spacing w:after="0" w:afterAutospacing="0" w:before="0" w:beforeAutospacing="0" w:lineRule="auto"/>
+        <w:spacing w:after="0" w:before="0" w:lineRule="auto"/>
         <w:ind w:left="1440" w:hanging="360"/>
         <w:jc w:val="left"/>
         <w:rPr>
@@ -555,7 +560,7 @@
           <w:ilvl w:val="0"/>
           <w:numId w:val="2"/>
         </w:numPr>
-        <w:spacing w:before="0" w:beforeAutospacing="0" w:lineRule="auto"/>
+        <w:spacing w:before="0" w:lineRule="auto"/>
         <w:ind w:left="720" w:hanging="360"/>
         <w:jc w:val="left"/>
         <w:rPr>
@@ -617,7 +622,7 @@
           <w:szCs w:val="26"/>
         </w:rPr>
       </w:pPr>
-      <w:bookmarkStart w:colFirst="0" w:colLast="0" w:name="_71eoj4pbgv2p" w:id="1"/>
+      <w:bookmarkStart w:colFirst="0" w:colLast="0" w:name="_g1nalzozjuop" w:id="1"/>
       <w:bookmarkEnd w:id="1"/>
       <w:r>
         <w:rPr>
@@ -641,7 +646,7 @@
           <w:szCs w:val="22"/>
         </w:rPr>
       </w:pPr>
-      <w:bookmarkStart w:colFirst="0" w:colLast="0" w:name="_dwhke3ghpq35" w:id="2"/>
+      <w:bookmarkStart w:colFirst="0" w:colLast="0" w:name="_trcvv9bgrnab" w:id="2"/>
       <w:bookmarkEnd w:id="2"/>
       <w:r>
         <w:rPr>
@@ -659,7 +664,7 @@
           <w:ilvl w:val="0"/>
           <w:numId w:val="8"/>
         </w:numPr>
-        <w:spacing w:after="0" w:afterAutospacing="0" w:before="240" w:lineRule="auto"/>
+        <w:spacing w:after="0" w:before="240" w:lineRule="auto"/>
         <w:ind w:left="720" w:hanging="360"/>
         <w:jc w:val="left"/>
         <w:rPr>
@@ -695,7 +700,7 @@
           <w:ilvl w:val="0"/>
           <w:numId w:val="8"/>
         </w:numPr>
-        <w:spacing w:after="0" w:afterAutospacing="0" w:before="0" w:beforeAutospacing="0" w:lineRule="auto"/>
+        <w:spacing w:after="0" w:before="0" w:lineRule="auto"/>
         <w:ind w:left="720" w:hanging="360"/>
         <w:jc w:val="left"/>
         <w:rPr>
@@ -731,7 +736,7 @@
           <w:ilvl w:val="0"/>
           <w:numId w:val="8"/>
         </w:numPr>
-        <w:spacing w:before="0" w:beforeAutospacing="0" w:lineRule="auto"/>
+        <w:spacing w:before="0" w:lineRule="auto"/>
         <w:ind w:left="720" w:hanging="360"/>
         <w:jc w:val="left"/>
         <w:rPr>
@@ -805,7 +810,7 @@
           <w:szCs w:val="22"/>
         </w:rPr>
       </w:pPr>
-      <w:bookmarkStart w:colFirst="0" w:colLast="0" w:name="_sdvd77gb5mvb" w:id="3"/>
+      <w:bookmarkStart w:colFirst="0" w:colLast="0" w:name="_1uyi1i3x1ocj" w:id="3"/>
       <w:bookmarkEnd w:id="3"/>
       <w:r>
         <w:rPr>
@@ -823,7 +828,7 @@
           <w:ilvl w:val="0"/>
           <w:numId w:val="7"/>
         </w:numPr>
-        <w:spacing w:after="0" w:afterAutospacing="0" w:before="240" w:lineRule="auto"/>
+        <w:spacing w:after="0" w:before="240" w:lineRule="auto"/>
         <w:ind w:left="720" w:hanging="360"/>
         <w:jc w:val="left"/>
         <w:rPr>
@@ -859,7 +864,7 @@
           <w:ilvl w:val="0"/>
           <w:numId w:val="7"/>
         </w:numPr>
-        <w:spacing w:after="0" w:afterAutospacing="0" w:before="0" w:beforeAutospacing="0" w:lineRule="auto"/>
+        <w:spacing w:after="0" w:before="0" w:lineRule="auto"/>
         <w:ind w:left="720" w:hanging="360"/>
         <w:jc w:val="left"/>
         <w:rPr>
@@ -915,7 +920,7 @@
           <w:ilvl w:val="0"/>
           <w:numId w:val="7"/>
         </w:numPr>
-        <w:spacing w:after="0" w:afterAutospacing="0" w:before="0" w:beforeAutospacing="0" w:lineRule="auto"/>
+        <w:spacing w:after="0" w:before="0" w:lineRule="auto"/>
         <w:ind w:left="720" w:hanging="360"/>
         <w:jc w:val="left"/>
         <w:rPr>
@@ -991,7 +996,7 @@
           <w:ilvl w:val="0"/>
           <w:numId w:val="7"/>
         </w:numPr>
-        <w:spacing w:before="0" w:beforeAutospacing="0" w:lineRule="auto"/>
+        <w:spacing w:before="0" w:lineRule="auto"/>
         <w:ind w:left="720" w:hanging="360"/>
         <w:jc w:val="left"/>
         <w:rPr>
@@ -1033,7 +1038,7 @@
           <w:szCs w:val="22"/>
         </w:rPr>
       </w:pPr>
-      <w:bookmarkStart w:colFirst="0" w:colLast="0" w:name="_r4ua0ggi2g36" w:id="4"/>
+      <w:bookmarkStart w:colFirst="0" w:colLast="0" w:name="_iw2byxywaxl1" w:id="4"/>
       <w:bookmarkEnd w:id="4"/>
       <w:r>
         <w:rPr>
@@ -1051,7 +1056,7 @@
           <w:ilvl w:val="0"/>
           <w:numId w:val="5"/>
         </w:numPr>
-        <w:spacing w:after="0" w:afterAutospacing="0" w:before="240" w:lineRule="auto"/>
+        <w:spacing w:after="0" w:before="240" w:lineRule="auto"/>
         <w:ind w:left="720" w:hanging="360"/>
         <w:jc w:val="left"/>
         <w:rPr>
@@ -1106,7 +1111,7 @@
           <w:ilvl w:val="0"/>
           <w:numId w:val="5"/>
         </w:numPr>
-        <w:spacing w:after="0" w:afterAutospacing="0" w:before="0" w:beforeAutospacing="0" w:lineRule="auto"/>
+        <w:spacing w:after="0" w:before="0" w:lineRule="auto"/>
         <w:ind w:left="720" w:hanging="360"/>
         <w:jc w:val="left"/>
         <w:rPr>
@@ -1162,7 +1167,7 @@
           <w:ilvl w:val="0"/>
           <w:numId w:val="5"/>
         </w:numPr>
-        <w:spacing w:after="0" w:afterAutospacing="0" w:before="0" w:beforeAutospacing="0" w:lineRule="auto"/>
+        <w:spacing w:after="0" w:before="0" w:lineRule="auto"/>
         <w:ind w:left="720" w:hanging="360"/>
         <w:jc w:val="left"/>
         <w:rPr>
@@ -1218,7 +1223,7 @@
           <w:ilvl w:val="0"/>
           <w:numId w:val="5"/>
         </w:numPr>
-        <w:spacing w:before="0" w:beforeAutospacing="0" w:lineRule="auto"/>
+        <w:spacing w:before="0" w:lineRule="auto"/>
         <w:ind w:left="720" w:hanging="360"/>
         <w:jc w:val="left"/>
         <w:rPr>
@@ -1300,7 +1305,7 @@
           <w:szCs w:val="22"/>
         </w:rPr>
       </w:pPr>
-      <w:bookmarkStart w:colFirst="0" w:colLast="0" w:name="_nfjgkfsylrmj" w:id="5"/>
+      <w:bookmarkStart w:colFirst="0" w:colLast="0" w:name="_obubwf3oum0s" w:id="5"/>
       <w:bookmarkEnd w:id="5"/>
       <w:r>
         <w:rPr>
@@ -1318,7 +1323,7 @@
           <w:ilvl w:val="0"/>
           <w:numId w:val="4"/>
         </w:numPr>
-        <w:spacing w:after="0" w:afterAutospacing="0" w:before="240" w:lineRule="auto"/>
+        <w:spacing w:after="0" w:before="240" w:lineRule="auto"/>
         <w:ind w:left="720" w:hanging="360"/>
         <w:jc w:val="left"/>
         <w:rPr>
@@ -1374,7 +1379,7 @@
           <w:ilvl w:val="0"/>
           <w:numId w:val="4"/>
         </w:numPr>
-        <w:spacing w:before="0" w:beforeAutospacing="0" w:lineRule="auto"/>
+        <w:spacing w:before="0" w:lineRule="auto"/>
         <w:ind w:left="720" w:hanging="360"/>
         <w:jc w:val="left"/>
         <w:rPr>
@@ -1416,7 +1421,7 @@
           <w:szCs w:val="22"/>
         </w:rPr>
       </w:pPr>
-      <w:bookmarkStart w:colFirst="0" w:colLast="0" w:name="_q0p84a8671j0" w:id="6"/>
+      <w:bookmarkStart w:colFirst="0" w:colLast="0" w:name="_n11qybcsmxlw" w:id="6"/>
       <w:bookmarkEnd w:id="6"/>
       <w:r>
         <w:rPr>
@@ -1434,7 +1439,7 @@
           <w:ilvl w:val="0"/>
           <w:numId w:val="1"/>
         </w:numPr>
-        <w:spacing w:after="0" w:afterAutospacing="0" w:before="240" w:lineRule="auto"/>
+        <w:spacing w:after="0" w:before="240" w:lineRule="auto"/>
         <w:ind w:left="720" w:hanging="360"/>
         <w:jc w:val="left"/>
         <w:rPr>
@@ -1470,7 +1475,7 @@
           <w:ilvl w:val="0"/>
           <w:numId w:val="1"/>
         </w:numPr>
-        <w:spacing w:before="0" w:beforeAutospacing="0" w:lineRule="auto"/>
+        <w:spacing w:before="0" w:lineRule="auto"/>
         <w:ind w:left="720" w:hanging="360"/>
         <w:jc w:val="left"/>
         <w:rPr>
@@ -1505,7 +1510,7 @@
         <w:pStyle w:val="Heading1"/>
         <w:rPr/>
       </w:pPr>
-      <w:bookmarkStart w:colFirst="0" w:colLast="0" w:name="_x2wpkjez8oa6" w:id="7"/>
+      <w:bookmarkStart w:colFirst="0" w:colLast="0" w:name="_uwyionrpxwh8" w:id="7"/>
       <w:bookmarkEnd w:id="7"/>
       <w:r>
         <w:rPr>
@@ -1540,14 +1545,13 @@
           <w:ilvl w:val="0"/>
           <w:numId w:val="9"/>
         </w:numPr>
-        <w:spacing w:after="0" w:afterAutospacing="0" w:lineRule="auto"/>
+        <w:spacing w:after="0" w:lineRule="auto"/>
         <w:ind w:left="720" w:hanging="360"/>
         <w:jc w:val="left"/>
         <w:rPr>
           <w:rFonts w:ascii="Times New Roman" w:cs="Times New Roman" w:eastAsia="Times New Roman" w:hAnsi="Times New Roman"/>
           <w:sz w:val="22"/>
           <w:szCs w:val="22"/>
-          <w:u w:val="none"/>
         </w:rPr>
       </w:pPr>
       <w:r>
@@ -1558,6 +1562,11 @@
           <w:rtl w:val="0"/>
         </w:rPr>
         <w:t xml:space="preserve">Role: Seeks personalized health insights, uploads new reports, and interacts with the chatbot for symptom checking or history clarification.</w:t>
+      </w:r>
+      <w:r>
+        <w:rPr>
+          <w:rtl w:val="0"/>
+        </w:rPr>
       </w:r>
     </w:p>
     <w:p>
@@ -1566,14 +1575,13 @@
           <w:ilvl w:val="0"/>
           <w:numId w:val="9"/>
         </w:numPr>
-        <w:spacing w:after="0" w:afterAutospacing="0" w:lineRule="auto"/>
+        <w:spacing w:after="0" w:lineRule="auto"/>
         <w:ind w:left="720" w:hanging="360"/>
         <w:jc w:val="left"/>
         <w:rPr>
           <w:rFonts w:ascii="Times New Roman" w:cs="Times New Roman" w:eastAsia="Times New Roman" w:hAnsi="Times New Roman"/>
           <w:sz w:val="22"/>
           <w:szCs w:val="22"/>
-          <w:u w:val="none"/>
         </w:rPr>
       </w:pPr>
       <w:r>
@@ -1584,6 +1592,11 @@
           <w:rtl w:val="0"/>
         </w:rPr>
         <w:t xml:space="preserve">Technical Profile: Low to Moderate. May not be familiar with medical jargon or complex software.</w:t>
+      </w:r>
+      <w:r>
+        <w:rPr>
+          <w:rtl w:val="0"/>
+        </w:rPr>
       </w:r>
     </w:p>
     <w:p>
@@ -1592,14 +1605,13 @@
           <w:ilvl w:val="0"/>
           <w:numId w:val="9"/>
         </w:numPr>
-        <w:spacing w:after="0" w:afterAutospacing="0" w:lineRule="auto"/>
+        <w:spacing w:after="0" w:lineRule="auto"/>
         <w:ind w:left="720" w:hanging="360"/>
         <w:jc w:val="left"/>
         <w:rPr>
           <w:rFonts w:ascii="Times New Roman" w:cs="Times New Roman" w:eastAsia="Times New Roman" w:hAnsi="Times New Roman"/>
           <w:sz w:val="22"/>
           <w:szCs w:val="22"/>
-          <w:u w:val="none"/>
         </w:rPr>
       </w:pPr>
       <w:r>
@@ -1610,6 +1622,11 @@
           <w:rtl w:val="0"/>
         </w:rPr>
         <w:t xml:space="preserve">Needs: </w:t>
+      </w:r>
+      <w:r>
+        <w:rPr>
+          <w:rtl w:val="0"/>
+        </w:rPr>
       </w:r>
     </w:p>
     <w:p>
@@ -1618,14 +1635,13 @@
           <w:ilvl w:val="1"/>
           <w:numId w:val="9"/>
         </w:numPr>
-        <w:spacing w:after="0" w:afterAutospacing="0" w:lineRule="auto"/>
+        <w:spacing w:after="0" w:lineRule="auto"/>
         <w:ind w:left="1440" w:hanging="360"/>
         <w:jc w:val="left"/>
         <w:rPr>
           <w:rFonts w:ascii="Times New Roman" w:cs="Times New Roman" w:eastAsia="Times New Roman" w:hAnsi="Times New Roman"/>
           <w:sz w:val="22"/>
           <w:szCs w:val="22"/>
-          <w:u w:val="none"/>
         </w:rPr>
       </w:pPr>
       <w:r>
@@ -1636,6 +1652,11 @@
           <w:rtl w:val="0"/>
         </w:rPr>
         <w:t xml:space="preserve">Accessibility: Relies on the Sarvam AI multilingual and TTS features to overcome language or literacy barriers.</w:t>
+      </w:r>
+      <w:r>
+        <w:rPr>
+          <w:rtl w:val="0"/>
+        </w:rPr>
       </w:r>
     </w:p>
     <w:p>
@@ -1644,14 +1665,13 @@
           <w:ilvl w:val="1"/>
           <w:numId w:val="9"/>
         </w:numPr>
-        <w:spacing w:after="0" w:afterAutospacing="0" w:lineRule="auto"/>
+        <w:spacing w:after="0" w:lineRule="auto"/>
         <w:ind w:left="1440" w:hanging="360"/>
         <w:jc w:val="left"/>
         <w:rPr>
           <w:rFonts w:ascii="Times New Roman" w:cs="Times New Roman" w:eastAsia="Times New Roman" w:hAnsi="Times New Roman"/>
           <w:sz w:val="22"/>
           <w:szCs w:val="22"/>
-          <w:u w:val="none"/>
         </w:rPr>
       </w:pPr>
       <w:r>
@@ -1662,6 +1682,11 @@
           <w:rtl w:val="0"/>
         </w:rPr>
         <w:t xml:space="preserve">Trust: Requires clear "Evidence Citations" to know the advice comes from their actual records, not a "hallucination."</w:t>
+      </w:r>
+      <w:r>
+        <w:rPr>
+          <w:rtl w:val="0"/>
+        </w:rPr>
       </w:r>
     </w:p>
     <w:p>
@@ -1677,7 +1702,6 @@
           <w:rFonts w:ascii="Times New Roman" w:cs="Times New Roman" w:eastAsia="Times New Roman" w:hAnsi="Times New Roman"/>
           <w:sz w:val="22"/>
           <w:szCs w:val="22"/>
-          <w:u w:val="none"/>
         </w:rPr>
       </w:pPr>
       <w:r>
@@ -1688,6 +1712,11 @@
           <w:rtl w:val="0"/>
         </w:rPr>
         <w:t xml:space="preserve">Privacy: Needs assurance that their PII (name, address, ID numbers) is protected via the anonymization layer.</w:t>
+      </w:r>
+      <w:r>
+        <w:rPr>
+          <w:rtl w:val="0"/>
+        </w:rPr>
       </w:r>
     </w:p>
     <w:p>
@@ -1751,14 +1780,13 @@
           <w:ilvl w:val="0"/>
           <w:numId w:val="6"/>
         </w:numPr>
-        <w:spacing w:after="0" w:afterAutospacing="0" w:lineRule="auto"/>
+        <w:spacing w:after="0" w:lineRule="auto"/>
         <w:ind w:left="720" w:hanging="360"/>
         <w:jc w:val="left"/>
         <w:rPr>
           <w:rFonts w:ascii="Times New Roman" w:cs="Times New Roman" w:eastAsia="Times New Roman" w:hAnsi="Times New Roman"/>
           <w:sz w:val="22"/>
           <w:szCs w:val="22"/>
-          <w:u w:val="none"/>
         </w:rPr>
       </w:pPr>
       <w:r>
@@ -1769,6 +1797,11 @@
           <w:rtl w:val="0"/>
         </w:rPr>
         <w:t xml:space="preserve">Role: Uses the chatbot as a "Clinical Decision Support" (CDS) tool to quickly synthesize a patient's long-term history.</w:t>
+      </w:r>
+      <w:r>
+        <w:rPr>
+          <w:rtl w:val="0"/>
+        </w:rPr>
       </w:r>
     </w:p>
     <w:p>
@@ -1777,14 +1810,13 @@
           <w:ilvl w:val="0"/>
           <w:numId w:val="6"/>
         </w:numPr>
-        <w:spacing w:after="0" w:afterAutospacing="0" w:lineRule="auto"/>
+        <w:spacing w:after="0" w:lineRule="auto"/>
         <w:ind w:left="720" w:hanging="360"/>
         <w:jc w:val="left"/>
         <w:rPr>
           <w:rFonts w:ascii="Times New Roman" w:cs="Times New Roman" w:eastAsia="Times New Roman" w:hAnsi="Times New Roman"/>
           <w:sz w:val="22"/>
           <w:szCs w:val="22"/>
-          <w:u w:val="none"/>
         </w:rPr>
       </w:pPr>
       <w:r>
@@ -1795,6 +1827,11 @@
           <w:rtl w:val="0"/>
         </w:rPr>
         <w:t xml:space="preserve">Technical Profile: Moderate to High. Familiar with EMR systems but has very little time for manual data review.</w:t>
+      </w:r>
+      <w:r>
+        <w:rPr>
+          <w:rtl w:val="0"/>
+        </w:rPr>
       </w:r>
     </w:p>
     <w:p>
@@ -1803,14 +1840,13 @@
           <w:ilvl w:val="0"/>
           <w:numId w:val="6"/>
         </w:numPr>
-        <w:spacing w:after="0" w:afterAutospacing="0" w:lineRule="auto"/>
+        <w:spacing w:after="0" w:lineRule="auto"/>
         <w:ind w:left="720" w:hanging="360"/>
         <w:jc w:val="left"/>
         <w:rPr>
           <w:rFonts w:ascii="Times New Roman" w:cs="Times New Roman" w:eastAsia="Times New Roman" w:hAnsi="Times New Roman"/>
           <w:sz w:val="22"/>
           <w:szCs w:val="22"/>
-          <w:u w:val="none"/>
         </w:rPr>
       </w:pPr>
       <w:r>
@@ -1821,6 +1857,11 @@
           <w:rtl w:val="0"/>
         </w:rPr>
         <w:t xml:space="preserve">Needs:</w:t>
+      </w:r>
+      <w:r>
+        <w:rPr>
+          <w:rtl w:val="0"/>
+        </w:rPr>
       </w:r>
     </w:p>
     <w:p>
@@ -1829,14 +1870,13 @@
           <w:ilvl w:val="1"/>
           <w:numId w:val="6"/>
         </w:numPr>
-        <w:spacing w:after="0" w:afterAutospacing="0" w:lineRule="auto"/>
+        <w:spacing w:after="0" w:lineRule="auto"/>
         <w:ind w:left="1440" w:hanging="360"/>
         <w:jc w:val="left"/>
         <w:rPr>
           <w:rFonts w:ascii="Times New Roman" w:cs="Times New Roman" w:eastAsia="Times New Roman" w:hAnsi="Times New Roman"/>
           <w:sz w:val="22"/>
           <w:szCs w:val="22"/>
-          <w:u w:val="none"/>
         </w:rPr>
       </w:pPr>
       <w:r>
@@ -1847,6 +1887,11 @@
           <w:rtl w:val="0"/>
         </w:rPr>
         <w:t xml:space="preserve">Precision: Requires the Knowledge Graph (UMLS/SNOMED) validation to ensure the bot doesn't suggest a drug that contradicts the patient's existing history.</w:t>
+      </w:r>
+      <w:r>
+        <w:rPr>
+          <w:rtl w:val="0"/>
+        </w:rPr>
       </w:r>
     </w:p>
     <w:p>
@@ -1855,14 +1900,13 @@
           <w:ilvl w:val="1"/>
           <w:numId w:val="6"/>
         </w:numPr>
-        <w:spacing w:after="0" w:afterAutospacing="0" w:lineRule="auto"/>
+        <w:spacing w:after="0" w:lineRule="auto"/>
         <w:ind w:left="1440" w:hanging="360"/>
         <w:jc w:val="left"/>
         <w:rPr>
           <w:rFonts w:ascii="Times New Roman" w:cs="Times New Roman" w:eastAsia="Times New Roman" w:hAnsi="Times New Roman"/>
           <w:sz w:val="22"/>
           <w:szCs w:val="22"/>
-          <w:u w:val="none"/>
         </w:rPr>
       </w:pPr>
       <w:r>
@@ -1873,6 +1917,11 @@
           <w:rtl w:val="0"/>
         </w:rPr>
         <w:t xml:space="preserve">Efficiency: Uses the "Summarization" feature to see 5 years of lab results in 5 seconds.</w:t>
+      </w:r>
+      <w:r>
+        <w:rPr>
+          <w:rtl w:val="0"/>
+        </w:rPr>
       </w:r>
     </w:p>
     <w:p>
@@ -1888,7 +1937,6 @@
           <w:rFonts w:ascii="Times New Roman" w:cs="Times New Roman" w:eastAsia="Times New Roman" w:hAnsi="Times New Roman"/>
           <w:sz w:val="22"/>
           <w:szCs w:val="22"/>
-          <w:u w:val="none"/>
         </w:rPr>
       </w:pPr>
       <w:r>
@@ -1917,6 +1965,11 @@
           <w:rtl w:val="0"/>
         </w:rPr>
         <w:t xml:space="preserve"> value from 2024).</w:t>
+      </w:r>
+      <w:r>
+        <w:rPr>
+          <w:rtl w:val="0"/>
+        </w:rPr>
       </w:r>
     </w:p>
     <w:p>
@@ -1946,14 +1999,13 @@
           <w:ilvl w:val="0"/>
           <w:numId w:val="3"/>
         </w:numPr>
-        <w:spacing w:after="0" w:afterAutospacing="0" w:lineRule="auto"/>
+        <w:spacing w:after="0" w:lineRule="auto"/>
         <w:ind w:left="720" w:hanging="360"/>
         <w:jc w:val="left"/>
         <w:rPr>
           <w:rFonts w:ascii="Times New Roman" w:cs="Times New Roman" w:eastAsia="Times New Roman" w:hAnsi="Times New Roman"/>
           <w:sz w:val="22"/>
           <w:szCs w:val="22"/>
-          <w:u w:val="none"/>
         </w:rPr>
       </w:pPr>
       <w:r>
@@ -1964,6 +2016,11 @@
           <w:rtl w:val="0"/>
         </w:rPr>
         <w:t xml:space="preserve">Role: Manages the EMR JSON ingestion, monitors API usage (Gemini/Sarvam), and ensures system uptime.</w:t>
+      </w:r>
+      <w:r>
+        <w:rPr>
+          <w:rtl w:val="0"/>
+        </w:rPr>
       </w:r>
     </w:p>
     <w:p>
@@ -1972,14 +2029,13 @@
           <w:ilvl w:val="0"/>
           <w:numId w:val="3"/>
         </w:numPr>
-        <w:spacing w:after="0" w:afterAutospacing="0" w:lineRule="auto"/>
+        <w:spacing w:after="0" w:lineRule="auto"/>
         <w:ind w:left="720" w:hanging="360"/>
         <w:jc w:val="left"/>
         <w:rPr>
           <w:rFonts w:ascii="Times New Roman" w:cs="Times New Roman" w:eastAsia="Times New Roman" w:hAnsi="Times New Roman"/>
           <w:sz w:val="22"/>
           <w:szCs w:val="22"/>
-          <w:u w:val="none"/>
         </w:rPr>
       </w:pPr>
       <w:r>
@@ -1990,6 +2046,11 @@
           <w:rtl w:val="0"/>
         </w:rPr>
         <w:t xml:space="preserve">Technical Profile: High. Likely a developer or data manager at NanoCare Health Services.</w:t>
+      </w:r>
+      <w:r>
+        <w:rPr>
+          <w:rtl w:val="0"/>
+        </w:rPr>
       </w:r>
     </w:p>
     <w:p>
@@ -1998,14 +2059,13 @@
           <w:ilvl w:val="0"/>
           <w:numId w:val="3"/>
         </w:numPr>
-        <w:spacing w:after="0" w:afterAutospacing="0" w:lineRule="auto"/>
+        <w:spacing w:after="0" w:lineRule="auto"/>
         <w:ind w:left="720" w:hanging="360"/>
         <w:jc w:val="left"/>
         <w:rPr>
           <w:rFonts w:ascii="Times New Roman" w:cs="Times New Roman" w:eastAsia="Times New Roman" w:hAnsi="Times New Roman"/>
           <w:sz w:val="22"/>
           <w:szCs w:val="22"/>
-          <w:u w:val="none"/>
         </w:rPr>
       </w:pPr>
       <w:r>
@@ -2016,6 +2076,11 @@
           <w:rtl w:val="0"/>
         </w:rPr>
         <w:t xml:space="preserve">Needs:</w:t>
+      </w:r>
+      <w:r>
+        <w:rPr>
+          <w:rtl w:val="0"/>
+        </w:rPr>
       </w:r>
     </w:p>
     <w:p>
@@ -2024,14 +2089,13 @@
           <w:ilvl w:val="1"/>
           <w:numId w:val="3"/>
         </w:numPr>
-        <w:spacing w:after="0" w:afterAutospacing="0" w:lineRule="auto"/>
+        <w:spacing w:after="0" w:lineRule="auto"/>
         <w:ind w:left="1440" w:hanging="360"/>
         <w:jc w:val="left"/>
         <w:rPr>
           <w:rFonts w:ascii="Times New Roman" w:cs="Times New Roman" w:eastAsia="Times New Roman" w:hAnsi="Times New Roman"/>
           <w:sz w:val="22"/>
           <w:szCs w:val="22"/>
-          <w:u w:val="none"/>
         </w:rPr>
       </w:pPr>
       <w:r>
@@ -2042,6 +2106,11 @@
           <w:rtl w:val="0"/>
         </w:rPr>
         <w:t xml:space="preserve">Scalability: Monitors the FAISS vector database performance as more patient records are added.</w:t>
+      </w:r>
+      <w:r>
+        <w:rPr>
+          <w:rtl w:val="0"/>
+        </w:rPr>
       </w:r>
     </w:p>
     <w:p>
@@ -2050,14 +2119,13 @@
           <w:ilvl w:val="1"/>
           <w:numId w:val="3"/>
         </w:numPr>
-        <w:spacing w:after="0" w:afterAutospacing="0" w:lineRule="auto"/>
+        <w:spacing w:after="0" w:lineRule="auto"/>
         <w:ind w:left="1440" w:hanging="360"/>
         <w:jc w:val="left"/>
         <w:rPr>
           <w:rFonts w:ascii="Times New Roman" w:cs="Times New Roman" w:eastAsia="Times New Roman" w:hAnsi="Times New Roman"/>
           <w:sz w:val="22"/>
           <w:szCs w:val="22"/>
-          <w:u w:val="none"/>
         </w:rPr>
       </w:pPr>
       <w:r>
@@ -2068,6 +2136,11 @@
           <w:rtl w:val="0"/>
         </w:rPr>
         <w:t xml:space="preserve">Security: Oversees the "Relative Time Encoding" process to ensure medical data remains useful but anonymized.</w:t>
+      </w:r>
+      <w:r>
+        <w:rPr>
+          <w:rtl w:val="0"/>
+        </w:rPr>
       </w:r>
     </w:p>
     <w:p>
@@ -2083,7 +2156,6 @@
           <w:rFonts w:ascii="Times New Roman" w:cs="Times New Roman" w:eastAsia="Times New Roman" w:hAnsi="Times New Roman"/>
           <w:sz w:val="22"/>
           <w:szCs w:val="22"/>
-          <w:u w:val="none"/>
         </w:rPr>
       </w:pPr>
       <w:r>
@@ -2094,6 +2166,11 @@
           <w:rtl w:val="0"/>
         </w:rPr>
         <w:t xml:space="preserve">Modularity: Responsible for the eventual migration from Cloud APIs to a self-hosted local LLM.</w:t>
+      </w:r>
+      <w:r>
+        <w:rPr>
+          <w:rtl w:val="0"/>
+        </w:rPr>
       </w:r>
     </w:p>
     <w:p>
@@ -4691,7 +4768,6 @@
             <w:pPr>
               <w:keepNext w:val="0"/>
               <w:keepLines w:val="0"/>
-              <w:pageBreakBefore w:val="0"/>
               <w:widowControl w:val="1"/>
               <w:pBdr>
                 <w:top w:space="0" w:sz="0" w:val="nil"/>
@@ -4754,7 +4830,6 @@
             <w:pPr>
               <w:keepNext w:val="0"/>
               <w:keepLines w:val="0"/>
-              <w:pageBreakBefore w:val="0"/>
               <w:widowControl w:val="1"/>
               <w:pBdr>
                 <w:top w:space="0" w:sz="0" w:val="nil"/>
@@ -4809,7 +4884,6 @@
             <w:pPr>
               <w:keepNext w:val="0"/>
               <w:keepLines w:val="0"/>
-              <w:pageBreakBefore w:val="0"/>
               <w:widowControl w:val="1"/>
               <w:pBdr>
                 <w:top w:space="0" w:sz="0" w:val="nil"/>
@@ -4872,7 +4946,6 @@
             <w:pPr>
               <w:keepNext w:val="0"/>
               <w:keepLines w:val="0"/>
-              <w:pageBreakBefore w:val="0"/>
               <w:widowControl w:val="1"/>
               <w:pBdr>
                 <w:top w:space="0" w:sz="0" w:val="nil"/>
@@ -4927,7 +5000,6 @@
             <w:pPr>
               <w:keepNext w:val="0"/>
               <w:keepLines w:val="0"/>
-              <w:pageBreakBefore w:val="0"/>
               <w:widowControl w:val="1"/>
               <w:pBdr>
                 <w:top w:space="0" w:sz="0" w:val="nil"/>
@@ -4990,7 +5062,6 @@
             <w:pPr>
               <w:keepNext w:val="0"/>
               <w:keepLines w:val="0"/>
-              <w:pageBreakBefore w:val="0"/>
               <w:widowControl w:val="1"/>
               <w:pBdr>
                 <w:top w:space="0" w:sz="0" w:val="nil"/>
@@ -5058,7 +5129,6 @@
             <w:pPr>
               <w:keepNext w:val="0"/>
               <w:keepLines w:val="0"/>
-              <w:pageBreakBefore w:val="0"/>
               <w:widowControl w:val="1"/>
               <w:pBdr>
                 <w:top w:space="0" w:sz="0" w:val="nil"/>
@@ -5121,7 +5191,6 @@
             <w:pPr>
               <w:keepNext w:val="0"/>
               <w:keepLines w:val="0"/>
-              <w:pageBreakBefore w:val="0"/>
               <w:widowControl w:val="1"/>
               <w:pBdr>
                 <w:top w:space="0" w:sz="0" w:val="nil"/>
@@ -5189,7 +5258,6 @@
             <w:pPr>
               <w:keepNext w:val="0"/>
               <w:keepLines w:val="0"/>
-              <w:pageBreakBefore w:val="0"/>
               <w:widowControl w:val="1"/>
               <w:pBdr>
                 <w:top w:space="0" w:sz="0" w:val="nil"/>
@@ -5252,7 +5320,6 @@
             <w:pPr>
               <w:keepNext w:val="0"/>
               <w:keepLines w:val="0"/>
-              <w:pageBreakBefore w:val="0"/>
               <w:widowControl w:val="1"/>
               <w:pBdr>
                 <w:top w:space="0" w:sz="0" w:val="nil"/>
@@ -5307,7 +5374,6 @@
             <w:pPr>
               <w:keepNext w:val="0"/>
               <w:keepLines w:val="0"/>
-              <w:pageBreakBefore w:val="0"/>
               <w:widowControl w:val="1"/>
               <w:pBdr>
                 <w:top w:space="0" w:sz="0" w:val="nil"/>
@@ -5370,7 +5436,6 @@
             <w:pPr>
               <w:keepNext w:val="0"/>
               <w:keepLines w:val="0"/>
-              <w:pageBreakBefore w:val="0"/>
               <w:widowControl w:val="1"/>
               <w:pBdr>
                 <w:top w:space="0" w:sz="0" w:val="nil"/>
@@ -5423,7 +5488,6 @@
             <w:pPr>
               <w:keepNext w:val="0"/>
               <w:keepLines w:val="0"/>
-              <w:pageBreakBefore w:val="0"/>
               <w:widowControl w:val="1"/>
               <w:pBdr>
                 <w:top w:space="0" w:sz="0" w:val="nil"/>
@@ -5449,7 +5513,6 @@
             <w:pPr>
               <w:keepNext w:val="0"/>
               <w:keepLines w:val="0"/>
-              <w:pageBreakBefore w:val="0"/>
               <w:widowControl w:val="1"/>
               <w:pBdr>
                 <w:top w:space="0" w:sz="0" w:val="nil"/>
@@ -5468,26 +5531,13 @@
               <w:rPr>
                 <w:rtl w:val="0"/>
               </w:rPr>
-              <w:t xml:space="preserve">2. The system triggers a</w:t>
-            </w:r>
-            <w:r>
-              <w:rPr>
-                <w:rtl w:val="0"/>
-              </w:rPr>
-              <w:t xml:space="preserve"> Hybrid Retrieval</w:t>
-            </w:r>
-            <w:r>
-              <w:rPr>
-                <w:rtl w:val="0"/>
-              </w:rPr>
-              <w:t xml:space="preserve"> search, querying both the semantic (vector) and structural (keyword) indexes of the patient's Medical ID. </w:t>
+              <w:t xml:space="preserve">2. The system triggers a Hybrid Retrieval search, querying both the semantic (vector) and structural (keyword) indexes of the patient's Medical ID. </w:t>
             </w:r>
           </w:p>
           <w:p>
             <w:pPr>
               <w:keepNext w:val="0"/>
               <w:keepLines w:val="0"/>
-              <w:pageBreakBefore w:val="0"/>
               <w:widowControl w:val="1"/>
               <w:pBdr>
                 <w:top w:space="0" w:sz="0" w:val="nil"/>
@@ -5513,7 +5563,6 @@
             <w:pPr>
               <w:keepNext w:val="0"/>
               <w:keepLines w:val="0"/>
-              <w:pageBreakBefore w:val="0"/>
               <w:widowControl w:val="1"/>
               <w:pBdr>
                 <w:top w:space="0" w:sz="0" w:val="nil"/>
@@ -5539,7 +5588,6 @@
             <w:pPr>
               <w:keepNext w:val="0"/>
               <w:keepLines w:val="0"/>
-              <w:pageBreakBefore w:val="0"/>
               <w:widowControl w:val="1"/>
               <w:pBdr>
                 <w:top w:space="0" w:sz="0" w:val="nil"/>
@@ -5565,7 +5613,6 @@
             <w:pPr>
               <w:keepNext w:val="0"/>
               <w:keepLines w:val="0"/>
-              <w:pageBreakBefore w:val="0"/>
               <w:widowControl w:val="1"/>
               <w:pBdr>
                 <w:top w:space="0" w:sz="0" w:val="nil"/>
@@ -5591,7 +5638,6 @@
             <w:pPr>
               <w:keepNext w:val="0"/>
               <w:keepLines w:val="0"/>
-              <w:pageBreakBefore w:val="0"/>
               <w:widowControl w:val="1"/>
               <w:pBdr>
                 <w:top w:space="0" w:sz="0" w:val="nil"/>
@@ -5617,7 +5663,6 @@
             <w:pPr>
               <w:keepNext w:val="0"/>
               <w:keepLines w:val="0"/>
-              <w:pageBreakBefore w:val="0"/>
               <w:widowControl w:val="1"/>
               <w:pBdr>
                 <w:top w:space="0" w:sz="0" w:val="nil"/>
@@ -5655,7 +5700,6 @@
             <w:pPr>
               <w:keepNext w:val="0"/>
               <w:keepLines w:val="0"/>
-              <w:pageBreakBefore w:val="0"/>
               <w:widowControl w:val="1"/>
               <w:pBdr>
                 <w:top w:space="0" w:sz="0" w:val="nil"/>
@@ -5730,7 +5774,6 @@
             <w:pPr>
               <w:keepNext w:val="0"/>
               <w:keepLines w:val="0"/>
-              <w:pageBreakBefore w:val="0"/>
               <w:widowControl w:val="1"/>
               <w:pBdr>
                 <w:top w:space="0" w:sz="0" w:val="nil"/>
@@ -9238,119 +9281,6 @@
     <w:pPr>
       <w:keepNext w:val="0"/>
       <w:keepLines w:val="0"/>
-      <w:pageBreakBefore w:val="0"/>
-      <w:widowControl w:val="1"/>
-      <w:pBdr>
-        <w:top w:space="0" w:sz="0" w:val="nil"/>
-        <w:left w:space="0" w:sz="0" w:val="nil"/>
-        <w:bottom w:space="0" w:sz="0" w:val="nil"/>
-        <w:right w:space="0" w:sz="0" w:val="nil"/>
-        <w:between w:space="0" w:sz="0" w:val="nil"/>
-      </w:pBdr>
-      <w:shd w:fill="auto" w:val="clear"/>
-      <w:tabs>
-        <w:tab w:val="center" w:leader="none" w:pos="4252"/>
-        <w:tab w:val="right" w:leader="none" w:pos="8504"/>
-      </w:tabs>
-      <w:spacing w:after="240" w:before="0" w:line="240" w:lineRule="auto"/>
-      <w:ind w:left="0" w:right="0" w:firstLine="0"/>
-      <w:jc w:val="right"/>
-      <w:rPr>
-        <w:rFonts w:ascii="Arial" w:cs="Arial" w:eastAsia="Arial" w:hAnsi="Arial"/>
-        <w:b w:val="0"/>
-        <w:bCs w:val="0"/>
-        <w:i w:val="0"/>
-        <w:iCs w:val="0"/>
-        <w:smallCaps w:val="0"/>
-        <w:strike w:val="0"/>
-        <w:color w:val="000000"/>
-        <w:sz w:val="20"/>
-        <w:szCs w:val="20"/>
-        <w:u w:val="none"/>
-        <w:shd w:fill="auto" w:val="clear"/>
-        <w:vertAlign w:val="baseline"/>
-      </w:rPr>
-    </w:pPr>
-    <w:r>
-      <w:rPr>
-        <w:rFonts w:ascii="Arial" w:cs="Arial" w:eastAsia="Arial" w:hAnsi="Arial"/>
-        <w:b w:val="0"/>
-        <w:bCs w:val="0"/>
-        <w:i w:val="0"/>
-        <w:iCs w:val="0"/>
-        <w:smallCaps w:val="0"/>
-        <w:strike w:val="0"/>
-        <w:color w:val="000000"/>
-        <w:sz w:val="20"/>
-        <w:szCs w:val="20"/>
-        <w:u w:val="none"/>
-        <w:shd w:fill="auto" w:val="clear"/>
-        <w:vertAlign w:val="baseline"/>
-      </w:rPr>
-      <w:fldChar w:fldCharType="begin"/>
-      <w:instrText xml:space="preserve">PAGE</w:instrText>
-      <w:fldChar w:fldCharType="separate"/>
-      <w:fldChar w:fldCharType="end"/>
-    </w:r>
-    <w:r>
-      <w:rPr>
-        <w:rtl w:val="0"/>
-      </w:rPr>
-    </w:r>
-  </w:p>
-  <w:p>
-    <w:pPr>
-      <w:keepNext w:val="0"/>
-      <w:keepLines w:val="0"/>
-      <w:pageBreakBefore w:val="0"/>
-      <w:widowControl w:val="1"/>
-      <w:pBdr>
-        <w:top w:space="0" w:sz="0" w:val="nil"/>
-        <w:left w:space="0" w:sz="0" w:val="nil"/>
-        <w:bottom w:space="0" w:sz="0" w:val="nil"/>
-        <w:right w:space="0" w:sz="0" w:val="nil"/>
-        <w:between w:space="0" w:sz="0" w:val="nil"/>
-      </w:pBdr>
-      <w:shd w:fill="auto" w:val="clear"/>
-      <w:tabs>
-        <w:tab w:val="center" w:leader="none" w:pos="4252"/>
-        <w:tab w:val="right" w:leader="none" w:pos="8504"/>
-      </w:tabs>
-      <w:spacing w:after="240" w:before="0" w:line="240" w:lineRule="auto"/>
-      <w:ind w:left="0" w:right="360" w:firstLine="0"/>
-      <w:jc w:val="both"/>
-      <w:rPr>
-        <w:rFonts w:ascii="Arial" w:cs="Arial" w:eastAsia="Arial" w:hAnsi="Arial"/>
-        <w:b w:val="0"/>
-        <w:bCs w:val="0"/>
-        <w:i w:val="0"/>
-        <w:iCs w:val="0"/>
-        <w:smallCaps w:val="0"/>
-        <w:strike w:val="0"/>
-        <w:color w:val="000000"/>
-        <w:sz w:val="20"/>
-        <w:szCs w:val="20"/>
-        <w:u w:val="none"/>
-        <w:shd w:fill="auto" w:val="clear"/>
-        <w:vertAlign w:val="baseline"/>
-      </w:rPr>
-    </w:pPr>
-    <w:r>
-      <w:rPr>
-        <w:rtl w:val="0"/>
-      </w:rPr>
-    </w:r>
-  </w:p>
-</w:ftr>
-</file>
-
-<file path=word/footer2.xml><?xml version="1.0" encoding="utf-8"?>
-<w:ftr xmlns:mc="http://schemas.openxmlformats.org/markup-compatibility/2006" xmlns:o="urn:schemas-microsoft-com:office:office" xmlns:r="http://schemas.openxmlformats.org/officeDocument/2006/relationships" xmlns:m="http://schemas.openxmlformats.org/officeDocument/2006/math" xmlns:v="urn:schemas-microsoft-com:vml" xmlns:wp="http://schemas.openxmlformats.org/drawingml/2006/wordprocessingDrawing" xmlns:w10="urn:schemas-microsoft-com:office:word" xmlns:w="http://schemas.openxmlformats.org/wordprocessingml/2006/main" xmlns:wne="http://schemas.microsoft.com/office/word/2006/wordml" xmlns:sl="http://schemas.openxmlformats.org/schemaLibrary/2006/main" xmlns:a="http://schemas.openxmlformats.org/drawingml/2006/main" xmlns:pic="http://schemas.openxmlformats.org/drawingml/2006/picture" xmlns:c="http://schemas.openxmlformats.org/drawingml/2006/chart" xmlns:lc="http://schemas.openxmlformats.org/drawingml/2006/lockedCanvas" xmlns:dgm="http://schemas.openxmlformats.org/drawingml/2006/diagram" xmlns:wps="http://schemas.microsoft.com/office/word/2010/wordprocessingShape" xmlns:wpg="http://schemas.microsoft.com/office/word/2010/wordprocessingGroup" xmlns:w14="http://schemas.microsoft.com/office/word/2010/wordml" xmlns:w15="http://schemas.microsoft.com/office/word/2012/wordml" xmlns:w16="http://schemas.microsoft.com/office/word/2018/wordml" xmlns:w16cex="http://schemas.microsoft.com/office/word/2018/wordml/cex" xmlns:w16cid="http://schemas.microsoft.com/office/word/2016/wordml/cid" xmlns="http://schemas.microsoft.com/office/tasks/2019/documenttasks" xmlns:cr="http://schemas.microsoft.com/office/comments/2020/reactions">
-  <w:p>
-    <w:pPr>
-      <w:keepNext w:val="0"/>
-      <w:keepLines w:val="0"/>
-      <w:pageBreakBefore w:val="0"/>
       <w:widowControl w:val="0"/>
       <w:pBdr>
         <w:top w:space="0" w:sz="0" w:val="nil"/>
@@ -9417,7 +9347,6 @@
           <w:pPr>
             <w:keepNext w:val="0"/>
             <w:keepLines w:val="0"/>
-            <w:pageBreakBefore w:val="0"/>
             <w:widowControl w:val="1"/>
             <w:pBdr>
               <w:top w:space="0" w:sz="0" w:val="nil"/>
@@ -9479,7 +9408,6 @@
           <w:pPr>
             <w:keepNext w:val="0"/>
             <w:keepLines w:val="0"/>
-            <w:pageBreakBefore w:val="0"/>
             <w:widowControl w:val="1"/>
             <w:pBdr>
               <w:top w:space="0" w:sz="0" w:val="nil"/>
@@ -9565,7 +9493,6 @@
     <w:pPr>
       <w:keepNext w:val="0"/>
       <w:keepLines w:val="0"/>
-      <w:pageBreakBefore w:val="0"/>
       <w:widowControl w:val="1"/>
       <w:pBdr>
         <w:top w:space="0" w:sz="0" w:val="nil"/>
@@ -9607,13 +9534,122 @@
 </w:ftr>
 </file>
 
+<file path=word/footer2.xml><?xml version="1.0" encoding="utf-8"?>
+<w:ftr xmlns:mc="http://schemas.openxmlformats.org/markup-compatibility/2006" xmlns:o="urn:schemas-microsoft-com:office:office" xmlns:r="http://schemas.openxmlformats.org/officeDocument/2006/relationships" xmlns:m="http://schemas.openxmlformats.org/officeDocument/2006/math" xmlns:v="urn:schemas-microsoft-com:vml" xmlns:wp="http://schemas.openxmlformats.org/drawingml/2006/wordprocessingDrawing" xmlns:w10="urn:schemas-microsoft-com:office:word" xmlns:w="http://schemas.openxmlformats.org/wordprocessingml/2006/main" xmlns:wne="http://schemas.microsoft.com/office/word/2006/wordml" xmlns:sl="http://schemas.openxmlformats.org/schemaLibrary/2006/main" xmlns:a="http://schemas.openxmlformats.org/drawingml/2006/main" xmlns:pic="http://schemas.openxmlformats.org/drawingml/2006/picture" xmlns:c="http://schemas.openxmlformats.org/drawingml/2006/chart" xmlns:lc="http://schemas.openxmlformats.org/drawingml/2006/lockedCanvas" xmlns:dgm="http://schemas.openxmlformats.org/drawingml/2006/diagram" xmlns:wps="http://schemas.microsoft.com/office/word/2010/wordprocessingShape" xmlns:wpg="http://schemas.microsoft.com/office/word/2010/wordprocessingGroup" xmlns:w14="http://schemas.microsoft.com/office/word/2010/wordml" xmlns:w15="http://schemas.microsoft.com/office/word/2012/wordml" xmlns:w16="http://schemas.microsoft.com/office/word/2018/wordml" xmlns:w16cex="http://schemas.microsoft.com/office/word/2018/wordml/cex" xmlns:w16cid="http://schemas.microsoft.com/office/word/2016/wordml/cid" xmlns="http://schemas.microsoft.com/office/tasks/2019/documenttasks" xmlns:cr="http://schemas.microsoft.com/office/comments/2020/reactions">
+  <w:p>
+    <w:pPr>
+      <w:keepNext w:val="0"/>
+      <w:keepLines w:val="0"/>
+      <w:widowControl w:val="1"/>
+      <w:pBdr>
+        <w:top w:space="0" w:sz="0" w:val="nil"/>
+        <w:left w:space="0" w:sz="0" w:val="nil"/>
+        <w:bottom w:space="0" w:sz="0" w:val="nil"/>
+        <w:right w:space="0" w:sz="0" w:val="nil"/>
+        <w:between w:space="0" w:sz="0" w:val="nil"/>
+      </w:pBdr>
+      <w:shd w:fill="auto" w:val="clear"/>
+      <w:tabs>
+        <w:tab w:val="center" w:leader="none" w:pos="4252"/>
+        <w:tab w:val="right" w:leader="none" w:pos="8504"/>
+      </w:tabs>
+      <w:spacing w:after="240" w:before="0" w:line="240" w:lineRule="auto"/>
+      <w:ind w:left="0" w:right="0" w:firstLine="0"/>
+      <w:jc w:val="right"/>
+      <w:rPr>
+        <w:rFonts w:ascii="Arial" w:cs="Arial" w:eastAsia="Arial" w:hAnsi="Arial"/>
+        <w:b w:val="0"/>
+        <w:bCs w:val="0"/>
+        <w:i w:val="0"/>
+        <w:iCs w:val="0"/>
+        <w:smallCaps w:val="0"/>
+        <w:strike w:val="0"/>
+        <w:color w:val="000000"/>
+        <w:sz w:val="20"/>
+        <w:szCs w:val="20"/>
+        <w:u w:val="none"/>
+        <w:shd w:fill="auto" w:val="clear"/>
+        <w:vertAlign w:val="baseline"/>
+      </w:rPr>
+    </w:pPr>
+    <w:r>
+      <w:rPr>
+        <w:rFonts w:ascii="Arial" w:cs="Arial" w:eastAsia="Arial" w:hAnsi="Arial"/>
+        <w:b w:val="0"/>
+        <w:bCs w:val="0"/>
+        <w:i w:val="0"/>
+        <w:iCs w:val="0"/>
+        <w:smallCaps w:val="0"/>
+        <w:strike w:val="0"/>
+        <w:color w:val="000000"/>
+        <w:sz w:val="20"/>
+        <w:szCs w:val="20"/>
+        <w:u w:val="none"/>
+        <w:shd w:fill="auto" w:val="clear"/>
+        <w:vertAlign w:val="baseline"/>
+      </w:rPr>
+      <w:fldChar w:fldCharType="begin"/>
+      <w:instrText xml:space="preserve">PAGE</w:instrText>
+      <w:fldChar w:fldCharType="separate"/>
+      <w:fldChar w:fldCharType="end"/>
+    </w:r>
+    <w:r>
+      <w:rPr>
+        <w:rtl w:val="0"/>
+      </w:rPr>
+    </w:r>
+  </w:p>
+  <w:p>
+    <w:pPr>
+      <w:keepNext w:val="0"/>
+      <w:keepLines w:val="0"/>
+      <w:widowControl w:val="1"/>
+      <w:pBdr>
+        <w:top w:space="0" w:sz="0" w:val="nil"/>
+        <w:left w:space="0" w:sz="0" w:val="nil"/>
+        <w:bottom w:space="0" w:sz="0" w:val="nil"/>
+        <w:right w:space="0" w:sz="0" w:val="nil"/>
+        <w:between w:space="0" w:sz="0" w:val="nil"/>
+      </w:pBdr>
+      <w:shd w:fill="auto" w:val="clear"/>
+      <w:tabs>
+        <w:tab w:val="center" w:leader="none" w:pos="4252"/>
+        <w:tab w:val="right" w:leader="none" w:pos="8504"/>
+      </w:tabs>
+      <w:spacing w:after="240" w:before="0" w:line="240" w:lineRule="auto"/>
+      <w:ind w:left="0" w:right="360" w:firstLine="0"/>
+      <w:jc w:val="both"/>
+      <w:rPr>
+        <w:rFonts w:ascii="Arial" w:cs="Arial" w:eastAsia="Arial" w:hAnsi="Arial"/>
+        <w:b w:val="0"/>
+        <w:bCs w:val="0"/>
+        <w:i w:val="0"/>
+        <w:iCs w:val="0"/>
+        <w:smallCaps w:val="0"/>
+        <w:strike w:val="0"/>
+        <w:color w:val="000000"/>
+        <w:sz w:val="20"/>
+        <w:szCs w:val="20"/>
+        <w:u w:val="none"/>
+        <w:shd w:fill="auto" w:val="clear"/>
+        <w:vertAlign w:val="baseline"/>
+      </w:rPr>
+    </w:pPr>
+    <w:r>
+      <w:rPr>
+        <w:rtl w:val="0"/>
+      </w:rPr>
+    </w:r>
+  </w:p>
+</w:ftr>
+</file>
+
 <file path=word/header1.xml><?xml version="1.0" encoding="utf-8"?>
 <w:hdr xmlns:mc="http://schemas.openxmlformats.org/markup-compatibility/2006" xmlns:o="urn:schemas-microsoft-com:office:office" xmlns:r="http://schemas.openxmlformats.org/officeDocument/2006/relationships" xmlns:m="http://schemas.openxmlformats.org/officeDocument/2006/math" xmlns:v="urn:schemas-microsoft-com:vml" xmlns:wp="http://schemas.openxmlformats.org/drawingml/2006/wordprocessingDrawing" xmlns:w10="urn:schemas-microsoft-com:office:word" xmlns:w="http://schemas.openxmlformats.org/wordprocessingml/2006/main" xmlns:wne="http://schemas.microsoft.com/office/word/2006/wordml" xmlns:sl="http://schemas.openxmlformats.org/schemaLibrary/2006/main" xmlns:a="http://schemas.openxmlformats.org/drawingml/2006/main" xmlns:pic="http://schemas.openxmlformats.org/drawingml/2006/picture" xmlns:c="http://schemas.openxmlformats.org/drawingml/2006/chart" xmlns:lc="http://schemas.openxmlformats.org/drawingml/2006/lockedCanvas" xmlns:dgm="http://schemas.openxmlformats.org/drawingml/2006/diagram" xmlns:wps="http://schemas.microsoft.com/office/word/2010/wordprocessingShape" xmlns:wpg="http://schemas.microsoft.com/office/word/2010/wordprocessingGroup" xmlns:w14="http://schemas.microsoft.com/office/word/2010/wordml" xmlns:w15="http://schemas.microsoft.com/office/word/2012/wordml" xmlns:w16="http://schemas.microsoft.com/office/word/2018/wordml" xmlns:w16cex="http://schemas.microsoft.com/office/word/2018/wordml/cex" xmlns:w16cid="http://schemas.microsoft.com/office/word/2016/wordml/cid" xmlns="http://schemas.microsoft.com/office/tasks/2019/documenttasks" xmlns:cr="http://schemas.microsoft.com/office/comments/2020/reactions">
   <w:p>
     <w:pPr>
       <w:keepNext w:val="0"/>
       <w:keepLines w:val="0"/>
-      <w:pageBreakBefore w:val="0"/>
       <w:widowControl w:val="1"/>
       <w:pBdr>
         <w:top w:space="0" w:sz="0" w:val="nil"/>

--- a/docs/Requirements.docx
+++ b/docs/Requirements.docx
@@ -192,7 +192,7 @@
                 <w:szCs w:val="24"/>
                 <w:rtl w:val="0"/>
               </w:rPr>
-              <w:t xml:space="preserve">Advait Dintakurti (2024111010)</w:t>
+              <w:t xml:space="preserve">Advait Dintakurti</w:t>
             </w:r>
           </w:p>
           <w:p>
@@ -228,7 +228,7 @@
                 <w:szCs w:val="24"/>
                 <w:rtl w:val="0"/>
               </w:rPr>
-              <w:t xml:space="preserve">Amish Goyal (2024101090)</w:t>
+              <w:t xml:space="preserve">Amish Goyal</w:t>
             </w:r>
           </w:p>
           <w:p>
@@ -402,7 +402,7 @@
           <w:szCs w:val="26"/>
         </w:rPr>
       </w:pPr>
-      <w:bookmarkStart w:colFirst="0" w:colLast="0" w:name="_mzwovczdxt2b" w:id="0"/>
+      <w:bookmarkStart w:colFirst="0" w:colLast="0" w:name="_kghoah4r77ug" w:id="0"/>
       <w:bookmarkEnd w:id="0"/>
       <w:r>
         <w:rPr>
@@ -420,7 +420,7 @@
           <w:ilvl w:val="0"/>
           <w:numId w:val="2"/>
         </w:numPr>
-        <w:spacing w:after="0" w:before="240" w:lineRule="auto"/>
+        <w:spacing w:after="0" w:afterAutospacing="0" w:before="240" w:lineRule="auto"/>
         <w:ind w:left="720" w:hanging="360"/>
         <w:jc w:val="left"/>
         <w:rPr>
@@ -440,11 +440,6 @@
         </w:rPr>
         <w:t xml:space="preserve">Server Environment:</w:t>
       </w:r>
-      <w:r>
-        <w:rPr>
-          <w:rtl w:val="0"/>
-        </w:rPr>
-      </w:r>
     </w:p>
     <w:p>
       <w:pPr>
@@ -452,7 +447,7 @@
           <w:ilvl w:val="1"/>
           <w:numId w:val="2"/>
         </w:numPr>
-        <w:spacing w:after="0" w:before="0" w:lineRule="auto"/>
+        <w:spacing w:after="0" w:afterAutospacing="0" w:before="0" w:beforeAutospacing="0" w:lineRule="auto"/>
         <w:ind w:left="1440" w:hanging="360"/>
         <w:jc w:val="left"/>
         <w:rPr>
@@ -488,7 +483,7 @@
           <w:ilvl w:val="1"/>
           <w:numId w:val="2"/>
         </w:numPr>
-        <w:spacing w:after="0" w:before="0" w:lineRule="auto"/>
+        <w:spacing w:after="0" w:afterAutospacing="0" w:before="0" w:beforeAutospacing="0" w:lineRule="auto"/>
         <w:ind w:left="1440" w:hanging="360"/>
         <w:jc w:val="left"/>
         <w:rPr>
@@ -524,7 +519,7 @@
           <w:ilvl w:val="1"/>
           <w:numId w:val="2"/>
         </w:numPr>
-        <w:spacing w:after="0" w:before="0" w:lineRule="auto"/>
+        <w:spacing w:after="0" w:afterAutospacing="0" w:before="0" w:beforeAutospacing="0" w:lineRule="auto"/>
         <w:ind w:left="1440" w:hanging="360"/>
         <w:jc w:val="left"/>
         <w:rPr>
@@ -560,7 +555,7 @@
           <w:ilvl w:val="0"/>
           <w:numId w:val="2"/>
         </w:numPr>
-        <w:spacing w:before="0" w:lineRule="auto"/>
+        <w:spacing w:before="0" w:beforeAutospacing="0" w:lineRule="auto"/>
         <w:ind w:left="720" w:hanging="360"/>
         <w:jc w:val="left"/>
         <w:rPr>
@@ -622,7 +617,7 @@
           <w:szCs w:val="26"/>
         </w:rPr>
       </w:pPr>
-      <w:bookmarkStart w:colFirst="0" w:colLast="0" w:name="_g1nalzozjuop" w:id="1"/>
+      <w:bookmarkStart w:colFirst="0" w:colLast="0" w:name="_71eoj4pbgv2p" w:id="1"/>
       <w:bookmarkEnd w:id="1"/>
       <w:r>
         <w:rPr>
@@ -646,7 +641,7 @@
           <w:szCs w:val="22"/>
         </w:rPr>
       </w:pPr>
-      <w:bookmarkStart w:colFirst="0" w:colLast="0" w:name="_trcvv9bgrnab" w:id="2"/>
+      <w:bookmarkStart w:colFirst="0" w:colLast="0" w:name="_dwhke3ghpq35" w:id="2"/>
       <w:bookmarkEnd w:id="2"/>
       <w:r>
         <w:rPr>
@@ -664,7 +659,7 @@
           <w:ilvl w:val="0"/>
           <w:numId w:val="8"/>
         </w:numPr>
-        <w:spacing w:after="0" w:before="240" w:lineRule="auto"/>
+        <w:spacing w:after="0" w:afterAutospacing="0" w:before="240" w:lineRule="auto"/>
         <w:ind w:left="720" w:hanging="360"/>
         <w:jc w:val="left"/>
         <w:rPr>
@@ -700,7 +695,7 @@
           <w:ilvl w:val="0"/>
           <w:numId w:val="8"/>
         </w:numPr>
-        <w:spacing w:after="0" w:before="0" w:lineRule="auto"/>
+        <w:spacing w:after="0" w:afterAutospacing="0" w:before="0" w:beforeAutospacing="0" w:lineRule="auto"/>
         <w:ind w:left="720" w:hanging="360"/>
         <w:jc w:val="left"/>
         <w:rPr>
@@ -736,7 +731,7 @@
           <w:ilvl w:val="0"/>
           <w:numId w:val="8"/>
         </w:numPr>
-        <w:spacing w:before="0" w:lineRule="auto"/>
+        <w:spacing w:before="0" w:beforeAutospacing="0" w:lineRule="auto"/>
         <w:ind w:left="720" w:hanging="360"/>
         <w:jc w:val="left"/>
         <w:rPr>
@@ -810,7 +805,7 @@
           <w:szCs w:val="22"/>
         </w:rPr>
       </w:pPr>
-      <w:bookmarkStart w:colFirst="0" w:colLast="0" w:name="_1uyi1i3x1ocj" w:id="3"/>
+      <w:bookmarkStart w:colFirst="0" w:colLast="0" w:name="_sdvd77gb5mvb" w:id="3"/>
       <w:bookmarkEnd w:id="3"/>
       <w:r>
         <w:rPr>
@@ -828,7 +823,7 @@
           <w:ilvl w:val="0"/>
           <w:numId w:val="7"/>
         </w:numPr>
-        <w:spacing w:after="0" w:before="240" w:lineRule="auto"/>
+        <w:spacing w:after="0" w:afterAutospacing="0" w:before="240" w:lineRule="auto"/>
         <w:ind w:left="720" w:hanging="360"/>
         <w:jc w:val="left"/>
         <w:rPr>
@@ -864,7 +859,7 @@
           <w:ilvl w:val="0"/>
           <w:numId w:val="7"/>
         </w:numPr>
-        <w:spacing w:after="0" w:before="0" w:lineRule="auto"/>
+        <w:spacing w:after="0" w:afterAutospacing="0" w:before="0" w:beforeAutospacing="0" w:lineRule="auto"/>
         <w:ind w:left="720" w:hanging="360"/>
         <w:jc w:val="left"/>
         <w:rPr>
@@ -920,7 +915,7 @@
           <w:ilvl w:val="0"/>
           <w:numId w:val="7"/>
         </w:numPr>
-        <w:spacing w:after="0" w:before="0" w:lineRule="auto"/>
+        <w:spacing w:after="0" w:afterAutospacing="0" w:before="0" w:beforeAutospacing="0" w:lineRule="auto"/>
         <w:ind w:left="720" w:hanging="360"/>
         <w:jc w:val="left"/>
         <w:rPr>
@@ -996,7 +991,7 @@
           <w:ilvl w:val="0"/>
           <w:numId w:val="7"/>
         </w:numPr>
-        <w:spacing w:before="0" w:lineRule="auto"/>
+        <w:spacing w:before="0" w:beforeAutospacing="0" w:lineRule="auto"/>
         <w:ind w:left="720" w:hanging="360"/>
         <w:jc w:val="left"/>
         <w:rPr>
@@ -1038,7 +1033,7 @@
           <w:szCs w:val="22"/>
         </w:rPr>
       </w:pPr>
-      <w:bookmarkStart w:colFirst="0" w:colLast="0" w:name="_iw2byxywaxl1" w:id="4"/>
+      <w:bookmarkStart w:colFirst="0" w:colLast="0" w:name="_r4ua0ggi2g36" w:id="4"/>
       <w:bookmarkEnd w:id="4"/>
       <w:r>
         <w:rPr>
@@ -1056,7 +1051,7 @@
           <w:ilvl w:val="0"/>
           <w:numId w:val="5"/>
         </w:numPr>
-        <w:spacing w:after="0" w:before="240" w:lineRule="auto"/>
+        <w:spacing w:after="0" w:afterAutospacing="0" w:before="240" w:lineRule="auto"/>
         <w:ind w:left="720" w:hanging="360"/>
         <w:jc w:val="left"/>
         <w:rPr>
@@ -1111,7 +1106,7 @@
           <w:ilvl w:val="0"/>
           <w:numId w:val="5"/>
         </w:numPr>
-        <w:spacing w:after="0" w:before="0" w:lineRule="auto"/>
+        <w:spacing w:after="0" w:afterAutospacing="0" w:before="0" w:beforeAutospacing="0" w:lineRule="auto"/>
         <w:ind w:left="720" w:hanging="360"/>
         <w:jc w:val="left"/>
         <w:rPr>
@@ -1167,7 +1162,7 @@
           <w:ilvl w:val="0"/>
           <w:numId w:val="5"/>
         </w:numPr>
-        <w:spacing w:after="0" w:before="0" w:lineRule="auto"/>
+        <w:spacing w:after="0" w:afterAutospacing="0" w:before="0" w:beforeAutospacing="0" w:lineRule="auto"/>
         <w:ind w:left="720" w:hanging="360"/>
         <w:jc w:val="left"/>
         <w:rPr>
@@ -1223,7 +1218,7 @@
           <w:ilvl w:val="0"/>
           <w:numId w:val="5"/>
         </w:numPr>
-        <w:spacing w:before="0" w:lineRule="auto"/>
+        <w:spacing w:before="0" w:beforeAutospacing="0" w:lineRule="auto"/>
         <w:ind w:left="720" w:hanging="360"/>
         <w:jc w:val="left"/>
         <w:rPr>
@@ -1305,7 +1300,7 @@
           <w:szCs w:val="22"/>
         </w:rPr>
       </w:pPr>
-      <w:bookmarkStart w:colFirst="0" w:colLast="0" w:name="_obubwf3oum0s" w:id="5"/>
+      <w:bookmarkStart w:colFirst="0" w:colLast="0" w:name="_nfjgkfsylrmj" w:id="5"/>
       <w:bookmarkEnd w:id="5"/>
       <w:r>
         <w:rPr>
@@ -1323,7 +1318,7 @@
           <w:ilvl w:val="0"/>
           <w:numId w:val="4"/>
         </w:numPr>
-        <w:spacing w:after="0" w:before="240" w:lineRule="auto"/>
+        <w:spacing w:after="0" w:afterAutospacing="0" w:before="240" w:lineRule="auto"/>
         <w:ind w:left="720" w:hanging="360"/>
         <w:jc w:val="left"/>
         <w:rPr>
@@ -1379,7 +1374,7 @@
           <w:ilvl w:val="0"/>
           <w:numId w:val="4"/>
         </w:numPr>
-        <w:spacing w:before="0" w:lineRule="auto"/>
+        <w:spacing w:before="0" w:beforeAutospacing="0" w:lineRule="auto"/>
         <w:ind w:left="720" w:hanging="360"/>
         <w:jc w:val="left"/>
         <w:rPr>
@@ -1421,7 +1416,7 @@
           <w:szCs w:val="22"/>
         </w:rPr>
       </w:pPr>
-      <w:bookmarkStart w:colFirst="0" w:colLast="0" w:name="_n11qybcsmxlw" w:id="6"/>
+      <w:bookmarkStart w:colFirst="0" w:colLast="0" w:name="_q0p84a8671j0" w:id="6"/>
       <w:bookmarkEnd w:id="6"/>
       <w:r>
         <w:rPr>
@@ -1439,7 +1434,7 @@
           <w:ilvl w:val="0"/>
           <w:numId w:val="1"/>
         </w:numPr>
-        <w:spacing w:after="0" w:before="240" w:lineRule="auto"/>
+        <w:spacing w:after="0" w:afterAutospacing="0" w:before="240" w:lineRule="auto"/>
         <w:ind w:left="720" w:hanging="360"/>
         <w:jc w:val="left"/>
         <w:rPr>
@@ -1475,7 +1470,7 @@
           <w:ilvl w:val="0"/>
           <w:numId w:val="1"/>
         </w:numPr>
-        <w:spacing w:before="0" w:lineRule="auto"/>
+        <w:spacing w:before="0" w:beforeAutospacing="0" w:lineRule="auto"/>
         <w:ind w:left="720" w:hanging="360"/>
         <w:jc w:val="left"/>
         <w:rPr>
@@ -1510,7 +1505,7 @@
         <w:pStyle w:val="Heading1"/>
         <w:rPr/>
       </w:pPr>
-      <w:bookmarkStart w:colFirst="0" w:colLast="0" w:name="_uwyionrpxwh8" w:id="7"/>
+      <w:bookmarkStart w:colFirst="0" w:colLast="0" w:name="_x2wpkjez8oa6" w:id="7"/>
       <w:bookmarkEnd w:id="7"/>
       <w:r>
         <w:rPr>
@@ -1545,13 +1540,14 @@
           <w:ilvl w:val="0"/>
           <w:numId w:val="9"/>
         </w:numPr>
-        <w:spacing w:after="0" w:lineRule="auto"/>
+        <w:spacing w:after="0" w:afterAutospacing="0" w:lineRule="auto"/>
         <w:ind w:left="720" w:hanging="360"/>
         <w:jc w:val="left"/>
         <w:rPr>
           <w:rFonts w:ascii="Times New Roman" w:cs="Times New Roman" w:eastAsia="Times New Roman" w:hAnsi="Times New Roman"/>
           <w:sz w:val="22"/>
           <w:szCs w:val="22"/>
+          <w:u w:val="none"/>
         </w:rPr>
       </w:pPr>
       <w:r>
@@ -1562,11 +1558,6 @@
           <w:rtl w:val="0"/>
         </w:rPr>
         <w:t xml:space="preserve">Role: Seeks personalized health insights, uploads new reports, and interacts with the chatbot for symptom checking or history clarification.</w:t>
-      </w:r>
-      <w:r>
-        <w:rPr>
-          <w:rtl w:val="0"/>
-        </w:rPr>
       </w:r>
     </w:p>
     <w:p>
@@ -1575,13 +1566,14 @@
           <w:ilvl w:val="0"/>
           <w:numId w:val="9"/>
         </w:numPr>
-        <w:spacing w:after="0" w:lineRule="auto"/>
+        <w:spacing w:after="0" w:afterAutospacing="0" w:lineRule="auto"/>
         <w:ind w:left="720" w:hanging="360"/>
         <w:jc w:val="left"/>
         <w:rPr>
           <w:rFonts w:ascii="Times New Roman" w:cs="Times New Roman" w:eastAsia="Times New Roman" w:hAnsi="Times New Roman"/>
           <w:sz w:val="22"/>
           <w:szCs w:val="22"/>
+          <w:u w:val="none"/>
         </w:rPr>
       </w:pPr>
       <w:r>
@@ -1592,11 +1584,6 @@
           <w:rtl w:val="0"/>
         </w:rPr>
         <w:t xml:space="preserve">Technical Profile: Low to Moderate. May not be familiar with medical jargon or complex software.</w:t>
-      </w:r>
-      <w:r>
-        <w:rPr>
-          <w:rtl w:val="0"/>
-        </w:rPr>
       </w:r>
     </w:p>
     <w:p>
@@ -1605,13 +1592,14 @@
           <w:ilvl w:val="0"/>
           <w:numId w:val="9"/>
         </w:numPr>
-        <w:spacing w:after="0" w:lineRule="auto"/>
+        <w:spacing w:after="0" w:afterAutospacing="0" w:lineRule="auto"/>
         <w:ind w:left="720" w:hanging="360"/>
         <w:jc w:val="left"/>
         <w:rPr>
           <w:rFonts w:ascii="Times New Roman" w:cs="Times New Roman" w:eastAsia="Times New Roman" w:hAnsi="Times New Roman"/>
           <w:sz w:val="22"/>
           <w:szCs w:val="22"/>
+          <w:u w:val="none"/>
         </w:rPr>
       </w:pPr>
       <w:r>
@@ -1622,11 +1610,6 @@
           <w:rtl w:val="0"/>
         </w:rPr>
         <w:t xml:space="preserve">Needs: </w:t>
-      </w:r>
-      <w:r>
-        <w:rPr>
-          <w:rtl w:val="0"/>
-        </w:rPr>
       </w:r>
     </w:p>
     <w:p>
@@ -1635,13 +1618,14 @@
           <w:ilvl w:val="1"/>
           <w:numId w:val="9"/>
         </w:numPr>
-        <w:spacing w:after="0" w:lineRule="auto"/>
+        <w:spacing w:after="0" w:afterAutospacing="0" w:lineRule="auto"/>
         <w:ind w:left="1440" w:hanging="360"/>
         <w:jc w:val="left"/>
         <w:rPr>
           <w:rFonts w:ascii="Times New Roman" w:cs="Times New Roman" w:eastAsia="Times New Roman" w:hAnsi="Times New Roman"/>
           <w:sz w:val="22"/>
           <w:szCs w:val="22"/>
+          <w:u w:val="none"/>
         </w:rPr>
       </w:pPr>
       <w:r>
@@ -1652,11 +1636,6 @@
           <w:rtl w:val="0"/>
         </w:rPr>
         <w:t xml:space="preserve">Accessibility: Relies on the Sarvam AI multilingual and TTS features to overcome language or literacy barriers.</w:t>
-      </w:r>
-      <w:r>
-        <w:rPr>
-          <w:rtl w:val="0"/>
-        </w:rPr>
       </w:r>
     </w:p>
     <w:p>
@@ -1665,13 +1644,14 @@
           <w:ilvl w:val="1"/>
           <w:numId w:val="9"/>
         </w:numPr>
-        <w:spacing w:after="0" w:lineRule="auto"/>
+        <w:spacing w:after="0" w:afterAutospacing="0" w:lineRule="auto"/>
         <w:ind w:left="1440" w:hanging="360"/>
         <w:jc w:val="left"/>
         <w:rPr>
           <w:rFonts w:ascii="Times New Roman" w:cs="Times New Roman" w:eastAsia="Times New Roman" w:hAnsi="Times New Roman"/>
           <w:sz w:val="22"/>
           <w:szCs w:val="22"/>
+          <w:u w:val="none"/>
         </w:rPr>
       </w:pPr>
       <w:r>
@@ -1682,11 +1662,6 @@
           <w:rtl w:val="0"/>
         </w:rPr>
         <w:t xml:space="preserve">Trust: Requires clear "Evidence Citations" to know the advice comes from their actual records, not a "hallucination."</w:t>
-      </w:r>
-      <w:r>
-        <w:rPr>
-          <w:rtl w:val="0"/>
-        </w:rPr>
       </w:r>
     </w:p>
     <w:p>
@@ -1702,6 +1677,7 @@
           <w:rFonts w:ascii="Times New Roman" w:cs="Times New Roman" w:eastAsia="Times New Roman" w:hAnsi="Times New Roman"/>
           <w:sz w:val="22"/>
           <w:szCs w:val="22"/>
+          <w:u w:val="none"/>
         </w:rPr>
       </w:pPr>
       <w:r>
@@ -1712,11 +1688,6 @@
           <w:rtl w:val="0"/>
         </w:rPr>
         <w:t xml:space="preserve">Privacy: Needs assurance that their PII (name, address, ID numbers) is protected via the anonymization layer.</w:t>
-      </w:r>
-      <w:r>
-        <w:rPr>
-          <w:rtl w:val="0"/>
-        </w:rPr>
       </w:r>
     </w:p>
     <w:p>
@@ -1780,13 +1751,14 @@
           <w:ilvl w:val="0"/>
           <w:numId w:val="6"/>
         </w:numPr>
-        <w:spacing w:after="0" w:lineRule="auto"/>
+        <w:spacing w:after="0" w:afterAutospacing="0" w:lineRule="auto"/>
         <w:ind w:left="720" w:hanging="360"/>
         <w:jc w:val="left"/>
         <w:rPr>
           <w:rFonts w:ascii="Times New Roman" w:cs="Times New Roman" w:eastAsia="Times New Roman" w:hAnsi="Times New Roman"/>
           <w:sz w:val="22"/>
           <w:szCs w:val="22"/>
+          <w:u w:val="none"/>
         </w:rPr>
       </w:pPr>
       <w:r>
@@ -1797,11 +1769,6 @@
           <w:rtl w:val="0"/>
         </w:rPr>
         <w:t xml:space="preserve">Role: Uses the chatbot as a "Clinical Decision Support" (CDS) tool to quickly synthesize a patient's long-term history.</w:t>
-      </w:r>
-      <w:r>
-        <w:rPr>
-          <w:rtl w:val="0"/>
-        </w:rPr>
       </w:r>
     </w:p>
     <w:p>
@@ -1810,13 +1777,14 @@
           <w:ilvl w:val="0"/>
           <w:numId w:val="6"/>
         </w:numPr>
-        <w:spacing w:after="0" w:lineRule="auto"/>
+        <w:spacing w:after="0" w:afterAutospacing="0" w:lineRule="auto"/>
         <w:ind w:left="720" w:hanging="360"/>
         <w:jc w:val="left"/>
         <w:rPr>
           <w:rFonts w:ascii="Times New Roman" w:cs="Times New Roman" w:eastAsia="Times New Roman" w:hAnsi="Times New Roman"/>
           <w:sz w:val="22"/>
           <w:szCs w:val="22"/>
+          <w:u w:val="none"/>
         </w:rPr>
       </w:pPr>
       <w:r>
@@ -1827,11 +1795,6 @@
           <w:rtl w:val="0"/>
         </w:rPr>
         <w:t xml:space="preserve">Technical Profile: Moderate to High. Familiar with EMR systems but has very little time for manual data review.</w:t>
-      </w:r>
-      <w:r>
-        <w:rPr>
-          <w:rtl w:val="0"/>
-        </w:rPr>
       </w:r>
     </w:p>
     <w:p>
@@ -1840,13 +1803,14 @@
           <w:ilvl w:val="0"/>
           <w:numId w:val="6"/>
         </w:numPr>
-        <w:spacing w:after="0" w:lineRule="auto"/>
+        <w:spacing w:after="0" w:afterAutospacing="0" w:lineRule="auto"/>
         <w:ind w:left="720" w:hanging="360"/>
         <w:jc w:val="left"/>
         <w:rPr>
           <w:rFonts w:ascii="Times New Roman" w:cs="Times New Roman" w:eastAsia="Times New Roman" w:hAnsi="Times New Roman"/>
           <w:sz w:val="22"/>
           <w:szCs w:val="22"/>
+          <w:u w:val="none"/>
         </w:rPr>
       </w:pPr>
       <w:r>
@@ -1857,11 +1821,6 @@
           <w:rtl w:val="0"/>
         </w:rPr>
         <w:t xml:space="preserve">Needs:</w:t>
-      </w:r>
-      <w:r>
-        <w:rPr>
-          <w:rtl w:val="0"/>
-        </w:rPr>
       </w:r>
     </w:p>
     <w:p>
@@ -1870,13 +1829,14 @@
           <w:ilvl w:val="1"/>
           <w:numId w:val="6"/>
         </w:numPr>
-        <w:spacing w:after="0" w:lineRule="auto"/>
+        <w:spacing w:after="0" w:afterAutospacing="0" w:lineRule="auto"/>
         <w:ind w:left="1440" w:hanging="360"/>
         <w:jc w:val="left"/>
         <w:rPr>
           <w:rFonts w:ascii="Times New Roman" w:cs="Times New Roman" w:eastAsia="Times New Roman" w:hAnsi="Times New Roman"/>
           <w:sz w:val="22"/>
           <w:szCs w:val="22"/>
+          <w:u w:val="none"/>
         </w:rPr>
       </w:pPr>
       <w:r>
@@ -1887,11 +1847,6 @@
           <w:rtl w:val="0"/>
         </w:rPr>
         <w:t xml:space="preserve">Precision: Requires the Knowledge Graph (UMLS/SNOMED) validation to ensure the bot doesn't suggest a drug that contradicts the patient's existing history.</w:t>
-      </w:r>
-      <w:r>
-        <w:rPr>
-          <w:rtl w:val="0"/>
-        </w:rPr>
       </w:r>
     </w:p>
     <w:p>
@@ -1900,13 +1855,14 @@
           <w:ilvl w:val="1"/>
           <w:numId w:val="6"/>
         </w:numPr>
-        <w:spacing w:after="0" w:lineRule="auto"/>
+        <w:spacing w:after="0" w:afterAutospacing="0" w:lineRule="auto"/>
         <w:ind w:left="1440" w:hanging="360"/>
         <w:jc w:val="left"/>
         <w:rPr>
           <w:rFonts w:ascii="Times New Roman" w:cs="Times New Roman" w:eastAsia="Times New Roman" w:hAnsi="Times New Roman"/>
           <w:sz w:val="22"/>
           <w:szCs w:val="22"/>
+          <w:u w:val="none"/>
         </w:rPr>
       </w:pPr>
       <w:r>
@@ -1917,11 +1873,6 @@
           <w:rtl w:val="0"/>
         </w:rPr>
         <w:t xml:space="preserve">Efficiency: Uses the "Summarization" feature to see 5 years of lab results in 5 seconds.</w:t>
-      </w:r>
-      <w:r>
-        <w:rPr>
-          <w:rtl w:val="0"/>
-        </w:rPr>
       </w:r>
     </w:p>
     <w:p>
@@ -1937,6 +1888,7 @@
           <w:rFonts w:ascii="Times New Roman" w:cs="Times New Roman" w:eastAsia="Times New Roman" w:hAnsi="Times New Roman"/>
           <w:sz w:val="22"/>
           <w:szCs w:val="22"/>
+          <w:u w:val="none"/>
         </w:rPr>
       </w:pPr>
       <w:r>
@@ -1965,11 +1917,6 @@
           <w:rtl w:val="0"/>
         </w:rPr>
         <w:t xml:space="preserve"> value from 2024).</w:t>
-      </w:r>
-      <w:r>
-        <w:rPr>
-          <w:rtl w:val="0"/>
-        </w:rPr>
       </w:r>
     </w:p>
     <w:p>
@@ -1999,13 +1946,14 @@
           <w:ilvl w:val="0"/>
           <w:numId w:val="3"/>
         </w:numPr>
-        <w:spacing w:after="0" w:lineRule="auto"/>
+        <w:spacing w:after="0" w:afterAutospacing="0" w:lineRule="auto"/>
         <w:ind w:left="720" w:hanging="360"/>
         <w:jc w:val="left"/>
         <w:rPr>
           <w:rFonts w:ascii="Times New Roman" w:cs="Times New Roman" w:eastAsia="Times New Roman" w:hAnsi="Times New Roman"/>
           <w:sz w:val="22"/>
           <w:szCs w:val="22"/>
+          <w:u w:val="none"/>
         </w:rPr>
       </w:pPr>
       <w:r>
@@ -2016,11 +1964,6 @@
           <w:rtl w:val="0"/>
         </w:rPr>
         <w:t xml:space="preserve">Role: Manages the EMR JSON ingestion, monitors API usage (Gemini/Sarvam), and ensures system uptime.</w:t>
-      </w:r>
-      <w:r>
-        <w:rPr>
-          <w:rtl w:val="0"/>
-        </w:rPr>
       </w:r>
     </w:p>
     <w:p>
@@ -2029,13 +1972,14 @@
           <w:ilvl w:val="0"/>
           <w:numId w:val="3"/>
         </w:numPr>
-        <w:spacing w:after="0" w:lineRule="auto"/>
+        <w:spacing w:after="0" w:afterAutospacing="0" w:lineRule="auto"/>
         <w:ind w:left="720" w:hanging="360"/>
         <w:jc w:val="left"/>
         <w:rPr>
           <w:rFonts w:ascii="Times New Roman" w:cs="Times New Roman" w:eastAsia="Times New Roman" w:hAnsi="Times New Roman"/>
           <w:sz w:val="22"/>
           <w:szCs w:val="22"/>
+          <w:u w:val="none"/>
         </w:rPr>
       </w:pPr>
       <w:r>
@@ -2046,11 +1990,6 @@
           <w:rtl w:val="0"/>
         </w:rPr>
         <w:t xml:space="preserve">Technical Profile: High. Likely a developer or data manager at NanoCare Health Services.</w:t>
-      </w:r>
-      <w:r>
-        <w:rPr>
-          <w:rtl w:val="0"/>
-        </w:rPr>
       </w:r>
     </w:p>
     <w:p>
@@ -2059,13 +1998,14 @@
           <w:ilvl w:val="0"/>
           <w:numId w:val="3"/>
         </w:numPr>
-        <w:spacing w:after="0" w:lineRule="auto"/>
+        <w:spacing w:after="0" w:afterAutospacing="0" w:lineRule="auto"/>
         <w:ind w:left="720" w:hanging="360"/>
         <w:jc w:val="left"/>
         <w:rPr>
           <w:rFonts w:ascii="Times New Roman" w:cs="Times New Roman" w:eastAsia="Times New Roman" w:hAnsi="Times New Roman"/>
           <w:sz w:val="22"/>
           <w:szCs w:val="22"/>
+          <w:u w:val="none"/>
         </w:rPr>
       </w:pPr>
       <w:r>
@@ -2076,11 +2016,6 @@
           <w:rtl w:val="0"/>
         </w:rPr>
         <w:t xml:space="preserve">Needs:</w:t>
-      </w:r>
-      <w:r>
-        <w:rPr>
-          <w:rtl w:val="0"/>
-        </w:rPr>
       </w:r>
     </w:p>
     <w:p>
@@ -2089,13 +2024,14 @@
           <w:ilvl w:val="1"/>
           <w:numId w:val="3"/>
         </w:numPr>
-        <w:spacing w:after="0" w:lineRule="auto"/>
+        <w:spacing w:after="0" w:afterAutospacing="0" w:lineRule="auto"/>
         <w:ind w:left="1440" w:hanging="360"/>
         <w:jc w:val="left"/>
         <w:rPr>
           <w:rFonts w:ascii="Times New Roman" w:cs="Times New Roman" w:eastAsia="Times New Roman" w:hAnsi="Times New Roman"/>
           <w:sz w:val="22"/>
           <w:szCs w:val="22"/>
+          <w:u w:val="none"/>
         </w:rPr>
       </w:pPr>
       <w:r>
@@ -2106,11 +2042,6 @@
           <w:rtl w:val="0"/>
         </w:rPr>
         <w:t xml:space="preserve">Scalability: Monitors the FAISS vector database performance as more patient records are added.</w:t>
-      </w:r>
-      <w:r>
-        <w:rPr>
-          <w:rtl w:val="0"/>
-        </w:rPr>
       </w:r>
     </w:p>
     <w:p>
@@ -2119,13 +2050,14 @@
           <w:ilvl w:val="1"/>
           <w:numId w:val="3"/>
         </w:numPr>
-        <w:spacing w:after="0" w:lineRule="auto"/>
+        <w:spacing w:after="0" w:afterAutospacing="0" w:lineRule="auto"/>
         <w:ind w:left="1440" w:hanging="360"/>
         <w:jc w:val="left"/>
         <w:rPr>
           <w:rFonts w:ascii="Times New Roman" w:cs="Times New Roman" w:eastAsia="Times New Roman" w:hAnsi="Times New Roman"/>
           <w:sz w:val="22"/>
           <w:szCs w:val="22"/>
+          <w:u w:val="none"/>
         </w:rPr>
       </w:pPr>
       <w:r>
@@ -2136,11 +2068,6 @@
           <w:rtl w:val="0"/>
         </w:rPr>
         <w:t xml:space="preserve">Security: Oversees the "Relative Time Encoding" process to ensure medical data remains useful but anonymized.</w:t>
-      </w:r>
-      <w:r>
-        <w:rPr>
-          <w:rtl w:val="0"/>
-        </w:rPr>
       </w:r>
     </w:p>
     <w:p>
@@ -2156,6 +2083,7 @@
           <w:rFonts w:ascii="Times New Roman" w:cs="Times New Roman" w:eastAsia="Times New Roman" w:hAnsi="Times New Roman"/>
           <w:sz w:val="22"/>
           <w:szCs w:val="22"/>
+          <w:u w:val="none"/>
         </w:rPr>
       </w:pPr>
       <w:r>
@@ -2166,11 +2094,6 @@
           <w:rtl w:val="0"/>
         </w:rPr>
         <w:t xml:space="preserve">Modularity: Responsible for the eventual migration from Cloud APIs to a self-hosted local LLM.</w:t>
-      </w:r>
-      <w:r>
-        <w:rPr>
-          <w:rtl w:val="0"/>
-        </w:rPr>
       </w:r>
     </w:p>
     <w:p>
@@ -2241,12 +2164,21 @@
         </w:rPr>
       </w:r>
     </w:p>
+    <w:p>
+      <w:pPr>
+        <w:rPr/>
+      </w:pPr>
+      <w:r>
+        <w:rPr>
+          <w:rtl w:val="0"/>
+        </w:rPr>
+      </w:r>
+    </w:p>
     <w:tbl>
       <w:tblPr>
         <w:tblStyle w:val="Table2"/>
         <w:tblW w:w="10380.0" w:type="dxa"/>
         <w:jc w:val="left"/>
-        <w:tblInd w:w="-615.0" w:type="dxa"/>
         <w:tblLayout w:type="fixed"/>
         <w:tblLook w:val="0600"/>
       </w:tblPr>
@@ -2278,13 +2210,6 @@
               <w:bottom w:color="000000" w:space="0" w:sz="6" w:val="single"/>
               <w:right w:color="000000" w:space="0" w:sz="6" w:val="single"/>
             </w:tcBorders>
-            <w:tcMar>
-              <w:top w:w="100.0" w:type="dxa"/>
-              <w:left w:w="100.0" w:type="dxa"/>
-              <w:bottom w:w="100.0" w:type="dxa"/>
-              <w:right w:w="100.0" w:type="dxa"/>
-            </w:tcMar>
-            <w:vAlign w:val="top"/>
           </w:tcPr>
           <w:p>
             <w:pPr>
@@ -2315,13 +2240,6 @@
               <w:bottom w:color="000000" w:space="0" w:sz="6" w:val="single"/>
               <w:right w:color="000000" w:space="0" w:sz="6" w:val="single"/>
             </w:tcBorders>
-            <w:tcMar>
-              <w:top w:w="100.0" w:type="dxa"/>
-              <w:left w:w="100.0" w:type="dxa"/>
-              <w:bottom w:w="100.0" w:type="dxa"/>
-              <w:right w:w="100.0" w:type="dxa"/>
-            </w:tcMar>
-            <w:vAlign w:val="top"/>
           </w:tcPr>
           <w:p>
             <w:pPr>
@@ -2352,13 +2270,6 @@
               <w:bottom w:color="000000" w:space="0" w:sz="6" w:val="single"/>
               <w:right w:color="000000" w:space="0" w:sz="6" w:val="single"/>
             </w:tcBorders>
-            <w:tcMar>
-              <w:top w:w="100.0" w:type="dxa"/>
-              <w:left w:w="100.0" w:type="dxa"/>
-              <w:bottom w:w="100.0" w:type="dxa"/>
-              <w:right w:w="100.0" w:type="dxa"/>
-            </w:tcMar>
-            <w:vAlign w:val="top"/>
           </w:tcPr>
           <w:p>
             <w:pPr>
@@ -2389,13 +2300,6 @@
               <w:bottom w:color="000000" w:space="0" w:sz="6" w:val="single"/>
               <w:right w:color="000000" w:space="0" w:sz="6" w:val="single"/>
             </w:tcBorders>
-            <w:tcMar>
-              <w:top w:w="100.0" w:type="dxa"/>
-              <w:left w:w="100.0" w:type="dxa"/>
-              <w:bottom w:w="100.0" w:type="dxa"/>
-              <w:right w:w="100.0" w:type="dxa"/>
-            </w:tcMar>
-            <w:vAlign w:val="top"/>
           </w:tcPr>
           <w:p>
             <w:pPr>
@@ -2433,13 +2337,6 @@
               <w:bottom w:color="000000" w:space="0" w:sz="6" w:val="single"/>
               <w:right w:color="000000" w:space="0" w:sz="6" w:val="single"/>
             </w:tcBorders>
-            <w:tcMar>
-              <w:top w:w="100.0" w:type="dxa"/>
-              <w:left w:w="100.0" w:type="dxa"/>
-              <w:bottom w:w="100.0" w:type="dxa"/>
-              <w:right w:w="100.0" w:type="dxa"/>
-            </w:tcMar>
-            <w:vAlign w:val="top"/>
           </w:tcPr>
           <w:p>
             <w:pPr>
@@ -2470,13 +2367,6 @@
               <w:bottom w:color="000000" w:space="0" w:sz="6" w:val="single"/>
               <w:right w:color="000000" w:space="0" w:sz="6" w:val="single"/>
             </w:tcBorders>
-            <w:tcMar>
-              <w:top w:w="100.0" w:type="dxa"/>
-              <w:left w:w="100.0" w:type="dxa"/>
-              <w:bottom w:w="100.0" w:type="dxa"/>
-              <w:right w:w="100.0" w:type="dxa"/>
-            </w:tcMar>
-            <w:vAlign w:val="top"/>
           </w:tcPr>
           <w:p>
             <w:pPr>
@@ -2507,13 +2397,6 @@
               <w:bottom w:color="000000" w:space="0" w:sz="6" w:val="single"/>
               <w:right w:color="000000" w:space="0" w:sz="6" w:val="single"/>
             </w:tcBorders>
-            <w:tcMar>
-              <w:top w:w="100.0" w:type="dxa"/>
-              <w:left w:w="100.0" w:type="dxa"/>
-              <w:bottom w:w="100.0" w:type="dxa"/>
-              <w:right w:w="100.0" w:type="dxa"/>
-            </w:tcMar>
-            <w:vAlign w:val="top"/>
           </w:tcPr>
           <w:p>
             <w:pPr>
@@ -2537,13 +2420,6 @@
               <w:bottom w:color="000000" w:space="0" w:sz="6" w:val="single"/>
               <w:right w:color="000000" w:space="0" w:sz="6" w:val="single"/>
             </w:tcBorders>
-            <w:tcMar>
-              <w:top w:w="100.0" w:type="dxa"/>
-              <w:left w:w="100.0" w:type="dxa"/>
-              <w:bottom w:w="100.0" w:type="dxa"/>
-              <w:right w:w="100.0" w:type="dxa"/>
-            </w:tcMar>
-            <w:vAlign w:val="top"/>
           </w:tcPr>
           <w:p>
             <w:pPr>
@@ -2574,13 +2450,6 @@
               <w:bottom w:color="000000" w:space="0" w:sz="6" w:val="single"/>
               <w:right w:color="000000" w:space="0" w:sz="6" w:val="single"/>
             </w:tcBorders>
-            <w:tcMar>
-              <w:top w:w="100.0" w:type="dxa"/>
-              <w:left w:w="100.0" w:type="dxa"/>
-              <w:bottom w:w="100.0" w:type="dxa"/>
-              <w:right w:w="100.0" w:type="dxa"/>
-            </w:tcMar>
-            <w:vAlign w:val="top"/>
           </w:tcPr>
           <w:p>
             <w:pPr>
@@ -2611,13 +2480,6 @@
               <w:bottom w:color="000000" w:space="0" w:sz="6" w:val="single"/>
               <w:right w:color="000000" w:space="0" w:sz="6" w:val="single"/>
             </w:tcBorders>
-            <w:tcMar>
-              <w:top w:w="100.0" w:type="dxa"/>
-              <w:left w:w="100.0" w:type="dxa"/>
-              <w:bottom w:w="100.0" w:type="dxa"/>
-              <w:right w:w="100.0" w:type="dxa"/>
-            </w:tcMar>
-            <w:vAlign w:val="top"/>
           </w:tcPr>
           <w:p>
             <w:pPr>
@@ -2648,13 +2510,6 @@
               <w:bottom w:color="000000" w:space="0" w:sz="6" w:val="single"/>
               <w:right w:color="000000" w:space="0" w:sz="6" w:val="single"/>
             </w:tcBorders>
-            <w:tcMar>
-              <w:top w:w="100.0" w:type="dxa"/>
-              <w:left w:w="100.0" w:type="dxa"/>
-              <w:bottom w:w="100.0" w:type="dxa"/>
-              <w:right w:w="100.0" w:type="dxa"/>
-            </w:tcMar>
-            <w:vAlign w:val="top"/>
           </w:tcPr>
           <w:p>
             <w:pPr>
@@ -2678,13 +2533,6 @@
               <w:bottom w:color="000000" w:space="0" w:sz="6" w:val="single"/>
               <w:right w:color="000000" w:space="0" w:sz="6" w:val="single"/>
             </w:tcBorders>
-            <w:tcMar>
-              <w:top w:w="100.0" w:type="dxa"/>
-              <w:left w:w="100.0" w:type="dxa"/>
-              <w:bottom w:w="100.0" w:type="dxa"/>
-              <w:right w:w="100.0" w:type="dxa"/>
-            </w:tcMar>
-            <w:vAlign w:val="top"/>
           </w:tcPr>
           <w:p>
             <w:pPr>
@@ -2715,13 +2563,6 @@
               <w:bottom w:color="000000" w:space="0" w:sz="6" w:val="single"/>
               <w:right w:color="000000" w:space="0" w:sz="6" w:val="single"/>
             </w:tcBorders>
-            <w:tcMar>
-              <w:top w:w="100.0" w:type="dxa"/>
-              <w:left w:w="100.0" w:type="dxa"/>
-              <w:bottom w:w="100.0" w:type="dxa"/>
-              <w:right w:w="100.0" w:type="dxa"/>
-            </w:tcMar>
-            <w:vAlign w:val="top"/>
           </w:tcPr>
           <w:p>
             <w:pPr>
@@ -2752,13 +2593,6 @@
               <w:bottom w:color="000000" w:space="0" w:sz="6" w:val="single"/>
               <w:right w:color="000000" w:space="0" w:sz="6" w:val="single"/>
             </w:tcBorders>
-            <w:tcMar>
-              <w:top w:w="100.0" w:type="dxa"/>
-              <w:left w:w="100.0" w:type="dxa"/>
-              <w:bottom w:w="100.0" w:type="dxa"/>
-              <w:right w:w="100.0" w:type="dxa"/>
-            </w:tcMar>
-            <w:vAlign w:val="top"/>
           </w:tcPr>
           <w:p>
             <w:pPr>
@@ -2789,13 +2623,6 @@
               <w:bottom w:color="000000" w:space="0" w:sz="6" w:val="single"/>
               <w:right w:color="000000" w:space="0" w:sz="6" w:val="single"/>
             </w:tcBorders>
-            <w:tcMar>
-              <w:top w:w="100.0" w:type="dxa"/>
-              <w:left w:w="100.0" w:type="dxa"/>
-              <w:bottom w:w="100.0" w:type="dxa"/>
-              <w:right w:w="100.0" w:type="dxa"/>
-            </w:tcMar>
-            <w:vAlign w:val="top"/>
           </w:tcPr>
           <w:p>
             <w:pPr>
@@ -2819,13 +2646,6 @@
               <w:bottom w:color="000000" w:space="0" w:sz="6" w:val="single"/>
               <w:right w:color="000000" w:space="0" w:sz="6" w:val="single"/>
             </w:tcBorders>
-            <w:tcMar>
-              <w:top w:w="100.0" w:type="dxa"/>
-              <w:left w:w="100.0" w:type="dxa"/>
-              <w:bottom w:w="100.0" w:type="dxa"/>
-              <w:right w:w="100.0" w:type="dxa"/>
-            </w:tcMar>
-            <w:vAlign w:val="top"/>
           </w:tcPr>
           <w:p>
             <w:pPr>
@@ -2856,13 +2676,6 @@
               <w:bottom w:color="000000" w:space="0" w:sz="6" w:val="single"/>
               <w:right w:color="000000" w:space="0" w:sz="6" w:val="single"/>
             </w:tcBorders>
-            <w:tcMar>
-              <w:top w:w="100.0" w:type="dxa"/>
-              <w:left w:w="100.0" w:type="dxa"/>
-              <w:bottom w:w="100.0" w:type="dxa"/>
-              <w:right w:w="100.0" w:type="dxa"/>
-            </w:tcMar>
-            <w:vAlign w:val="top"/>
           </w:tcPr>
           <w:p>
             <w:pPr>
@@ -2893,13 +2706,6 @@
               <w:bottom w:color="000000" w:space="0" w:sz="6" w:val="single"/>
               <w:right w:color="000000" w:space="0" w:sz="6" w:val="single"/>
             </w:tcBorders>
-            <w:tcMar>
-              <w:top w:w="100.0" w:type="dxa"/>
-              <w:left w:w="100.0" w:type="dxa"/>
-              <w:bottom w:w="100.0" w:type="dxa"/>
-              <w:right w:w="100.0" w:type="dxa"/>
-            </w:tcMar>
-            <w:vAlign w:val="top"/>
           </w:tcPr>
           <w:p>
             <w:pPr>
@@ -2930,13 +2736,6 @@
               <w:bottom w:color="000000" w:space="0" w:sz="6" w:val="single"/>
               <w:right w:color="000000" w:space="0" w:sz="6" w:val="single"/>
             </w:tcBorders>
-            <w:tcMar>
-              <w:top w:w="100.0" w:type="dxa"/>
-              <w:left w:w="100.0" w:type="dxa"/>
-              <w:bottom w:w="100.0" w:type="dxa"/>
-              <w:right w:w="100.0" w:type="dxa"/>
-            </w:tcMar>
-            <w:vAlign w:val="top"/>
           </w:tcPr>
           <w:p>
             <w:pPr>
@@ -2960,13 +2759,6 @@
               <w:bottom w:color="000000" w:space="0" w:sz="6" w:val="single"/>
               <w:right w:color="000000" w:space="0" w:sz="6" w:val="single"/>
             </w:tcBorders>
-            <w:tcMar>
-              <w:top w:w="100.0" w:type="dxa"/>
-              <w:left w:w="100.0" w:type="dxa"/>
-              <w:bottom w:w="100.0" w:type="dxa"/>
-              <w:right w:w="100.0" w:type="dxa"/>
-            </w:tcMar>
-            <w:vAlign w:val="top"/>
           </w:tcPr>
           <w:p>
             <w:pPr>
@@ -2997,13 +2789,6 @@
               <w:bottom w:color="000000" w:space="0" w:sz="6" w:val="single"/>
               <w:right w:color="000000" w:space="0" w:sz="6" w:val="single"/>
             </w:tcBorders>
-            <w:tcMar>
-              <w:top w:w="100.0" w:type="dxa"/>
-              <w:left w:w="100.0" w:type="dxa"/>
-              <w:bottom w:w="100.0" w:type="dxa"/>
-              <w:right w:w="100.0" w:type="dxa"/>
-            </w:tcMar>
-            <w:vAlign w:val="top"/>
           </w:tcPr>
           <w:p>
             <w:pPr>
@@ -3034,13 +2819,6 @@
               <w:bottom w:color="000000" w:space="0" w:sz="6" w:val="single"/>
               <w:right w:color="000000" w:space="0" w:sz="6" w:val="single"/>
             </w:tcBorders>
-            <w:tcMar>
-              <w:top w:w="100.0" w:type="dxa"/>
-              <w:left w:w="100.0" w:type="dxa"/>
-              <w:bottom w:w="100.0" w:type="dxa"/>
-              <w:right w:w="100.0" w:type="dxa"/>
-            </w:tcMar>
-            <w:vAlign w:val="top"/>
           </w:tcPr>
           <w:p>
             <w:pPr>
@@ -3071,13 +2849,6 @@
               <w:bottom w:color="000000" w:space="0" w:sz="6" w:val="single"/>
               <w:right w:color="000000" w:space="0" w:sz="6" w:val="single"/>
             </w:tcBorders>
-            <w:tcMar>
-              <w:top w:w="100.0" w:type="dxa"/>
-              <w:left w:w="100.0" w:type="dxa"/>
-              <w:bottom w:w="100.0" w:type="dxa"/>
-              <w:right w:w="100.0" w:type="dxa"/>
-            </w:tcMar>
-            <w:vAlign w:val="top"/>
           </w:tcPr>
           <w:p>
             <w:pPr>
@@ -3101,13 +2872,6 @@
               <w:bottom w:color="000000" w:space="0" w:sz="6" w:val="single"/>
               <w:right w:color="000000" w:space="0" w:sz="6" w:val="single"/>
             </w:tcBorders>
-            <w:tcMar>
-              <w:top w:w="100.0" w:type="dxa"/>
-              <w:left w:w="100.0" w:type="dxa"/>
-              <w:bottom w:w="100.0" w:type="dxa"/>
-              <w:right w:w="100.0" w:type="dxa"/>
-            </w:tcMar>
-            <w:vAlign w:val="top"/>
           </w:tcPr>
           <w:p>
             <w:pPr>
@@ -3138,13 +2902,6 @@
               <w:bottom w:color="000000" w:space="0" w:sz="6" w:val="single"/>
               <w:right w:color="000000" w:space="0" w:sz="6" w:val="single"/>
             </w:tcBorders>
-            <w:tcMar>
-              <w:top w:w="100.0" w:type="dxa"/>
-              <w:left w:w="100.0" w:type="dxa"/>
-              <w:bottom w:w="100.0" w:type="dxa"/>
-              <w:right w:w="100.0" w:type="dxa"/>
-            </w:tcMar>
-            <w:vAlign w:val="top"/>
           </w:tcPr>
           <w:p>
             <w:pPr>
@@ -3175,13 +2932,6 @@
               <w:bottom w:color="000000" w:space="0" w:sz="6" w:val="single"/>
               <w:right w:color="000000" w:space="0" w:sz="6" w:val="single"/>
             </w:tcBorders>
-            <w:tcMar>
-              <w:top w:w="100.0" w:type="dxa"/>
-              <w:left w:w="100.0" w:type="dxa"/>
-              <w:bottom w:w="100.0" w:type="dxa"/>
-              <w:right w:w="100.0" w:type="dxa"/>
-            </w:tcMar>
-            <w:vAlign w:val="top"/>
           </w:tcPr>
           <w:p>
             <w:pPr>
@@ -3212,13 +2962,6 @@
               <w:bottom w:color="000000" w:space="0" w:sz="6" w:val="single"/>
               <w:right w:color="000000" w:space="0" w:sz="6" w:val="single"/>
             </w:tcBorders>
-            <w:tcMar>
-              <w:top w:w="100.0" w:type="dxa"/>
-              <w:left w:w="100.0" w:type="dxa"/>
-              <w:bottom w:w="100.0" w:type="dxa"/>
-              <w:right w:w="100.0" w:type="dxa"/>
-            </w:tcMar>
-            <w:vAlign w:val="top"/>
           </w:tcPr>
           <w:p>
             <w:pPr>
@@ -3242,13 +2985,6 @@
               <w:bottom w:color="000000" w:space="0" w:sz="6" w:val="single"/>
               <w:right w:color="000000" w:space="0" w:sz="6" w:val="single"/>
             </w:tcBorders>
-            <w:tcMar>
-              <w:top w:w="100.0" w:type="dxa"/>
-              <w:left w:w="100.0" w:type="dxa"/>
-              <w:bottom w:w="100.0" w:type="dxa"/>
-              <w:right w:w="100.0" w:type="dxa"/>
-            </w:tcMar>
-            <w:vAlign w:val="top"/>
           </w:tcPr>
           <w:p>
             <w:pPr>
@@ -3279,13 +3015,6 @@
               <w:bottom w:color="000000" w:space="0" w:sz="6" w:val="single"/>
               <w:right w:color="000000" w:space="0" w:sz="6" w:val="single"/>
             </w:tcBorders>
-            <w:tcMar>
-              <w:top w:w="100.0" w:type="dxa"/>
-              <w:left w:w="100.0" w:type="dxa"/>
-              <w:bottom w:w="100.0" w:type="dxa"/>
-              <w:right w:w="100.0" w:type="dxa"/>
-            </w:tcMar>
-            <w:vAlign w:val="top"/>
           </w:tcPr>
           <w:p>
             <w:pPr>
@@ -3316,13 +3045,6 @@
               <w:bottom w:color="000000" w:space="0" w:sz="6" w:val="single"/>
               <w:right w:color="000000" w:space="0" w:sz="6" w:val="single"/>
             </w:tcBorders>
-            <w:tcMar>
-              <w:top w:w="100.0" w:type="dxa"/>
-              <w:left w:w="100.0" w:type="dxa"/>
-              <w:bottom w:w="100.0" w:type="dxa"/>
-              <w:right w:w="100.0" w:type="dxa"/>
-            </w:tcMar>
-            <w:vAlign w:val="top"/>
           </w:tcPr>
           <w:p>
             <w:pPr>
@@ -3353,13 +3075,6 @@
               <w:bottom w:color="000000" w:space="0" w:sz="6" w:val="single"/>
               <w:right w:color="000000" w:space="0" w:sz="6" w:val="single"/>
             </w:tcBorders>
-            <w:tcMar>
-              <w:top w:w="100.0" w:type="dxa"/>
-              <w:left w:w="100.0" w:type="dxa"/>
-              <w:bottom w:w="100.0" w:type="dxa"/>
-              <w:right w:w="100.0" w:type="dxa"/>
-            </w:tcMar>
-            <w:vAlign w:val="top"/>
           </w:tcPr>
           <w:p>
             <w:pPr>
@@ -3397,13 +3112,6 @@
               <w:bottom w:color="000000" w:space="0" w:sz="6" w:val="single"/>
               <w:right w:color="000000" w:space="0" w:sz="6" w:val="single"/>
             </w:tcBorders>
-            <w:tcMar>
-              <w:top w:w="100.0" w:type="dxa"/>
-              <w:left w:w="100.0" w:type="dxa"/>
-              <w:bottom w:w="100.0" w:type="dxa"/>
-              <w:right w:w="100.0" w:type="dxa"/>
-            </w:tcMar>
-            <w:vAlign w:val="top"/>
           </w:tcPr>
           <w:p>
             <w:pPr>
@@ -3415,7 +3123,7 @@
               <w:rPr>
                 <w:rtl w:val="0"/>
               </w:rPr>
-              <w:t xml:space="preserve">R2</w:t>
+              <w:t xml:space="preserve">R1</w:t>
             </w:r>
           </w:p>
         </w:tc>
@@ -3434,13 +3142,6 @@
               <w:bottom w:color="000000" w:space="0" w:sz="6" w:val="single"/>
               <w:right w:color="000000" w:space="0" w:sz="6" w:val="single"/>
             </w:tcBorders>
-            <w:tcMar>
-              <w:top w:w="100.0" w:type="dxa"/>
-              <w:left w:w="100.0" w:type="dxa"/>
-              <w:bottom w:w="100.0" w:type="dxa"/>
-              <w:right w:w="100.0" w:type="dxa"/>
-            </w:tcMar>
-            <w:vAlign w:val="top"/>
           </w:tcPr>
           <w:p>
             <w:pPr>
@@ -3471,13 +3172,6 @@
               <w:bottom w:color="000000" w:space="0" w:sz="6" w:val="single"/>
               <w:right w:color="000000" w:space="0" w:sz="6" w:val="single"/>
             </w:tcBorders>
-            <w:tcMar>
-              <w:top w:w="100.0" w:type="dxa"/>
-              <w:left w:w="100.0" w:type="dxa"/>
-              <w:bottom w:w="100.0" w:type="dxa"/>
-              <w:right w:w="100.0" w:type="dxa"/>
-            </w:tcMar>
-            <w:vAlign w:val="top"/>
           </w:tcPr>
           <w:p>
             <w:pPr>
@@ -3508,13 +3202,6 @@
               <w:bottom w:color="000000" w:space="0" w:sz="6" w:val="single"/>
               <w:right w:color="000000" w:space="0" w:sz="6" w:val="single"/>
             </w:tcBorders>
-            <w:tcMar>
-              <w:top w:w="100.0" w:type="dxa"/>
-              <w:left w:w="100.0" w:type="dxa"/>
-              <w:bottom w:w="100.0" w:type="dxa"/>
-              <w:right w:w="100.0" w:type="dxa"/>
-            </w:tcMar>
-            <w:vAlign w:val="top"/>
           </w:tcPr>
           <w:p>
             <w:pPr>
@@ -3552,13 +3239,6 @@
               <w:bottom w:color="000000" w:space="0" w:sz="6" w:val="single"/>
               <w:right w:color="000000" w:space="0" w:sz="6" w:val="single"/>
             </w:tcBorders>
-            <w:tcMar>
-              <w:top w:w="100.0" w:type="dxa"/>
-              <w:left w:w="100.0" w:type="dxa"/>
-              <w:bottom w:w="100.0" w:type="dxa"/>
-              <w:right w:w="100.0" w:type="dxa"/>
-            </w:tcMar>
-            <w:vAlign w:val="top"/>
           </w:tcPr>
           <w:p>
             <w:pPr>
@@ -3570,7 +3250,7 @@
               <w:rPr>
                 <w:rtl w:val="0"/>
               </w:rPr>
-              <w:t xml:space="preserve">R2</w:t>
+              <w:t xml:space="preserve">R1</w:t>
             </w:r>
           </w:p>
         </w:tc>
@@ -3589,13 +3269,6 @@
               <w:bottom w:color="000000" w:space="0" w:sz="6" w:val="single"/>
               <w:right w:color="000000" w:space="0" w:sz="6" w:val="single"/>
             </w:tcBorders>
-            <w:tcMar>
-              <w:top w:w="100.0" w:type="dxa"/>
-              <w:left w:w="100.0" w:type="dxa"/>
-              <w:bottom w:w="100.0" w:type="dxa"/>
-              <w:right w:w="100.0" w:type="dxa"/>
-            </w:tcMar>
-            <w:vAlign w:val="top"/>
           </w:tcPr>
           <w:p>
             <w:pPr>
@@ -3626,13 +3299,6 @@
               <w:bottom w:color="000000" w:space="0" w:sz="6" w:val="single"/>
               <w:right w:color="000000" w:space="0" w:sz="6" w:val="single"/>
             </w:tcBorders>
-            <w:tcMar>
-              <w:top w:w="100.0" w:type="dxa"/>
-              <w:left w:w="100.0" w:type="dxa"/>
-              <w:bottom w:w="100.0" w:type="dxa"/>
-              <w:right w:w="100.0" w:type="dxa"/>
-            </w:tcMar>
-            <w:vAlign w:val="top"/>
           </w:tcPr>
           <w:p>
             <w:pPr>
@@ -3663,13 +3329,6 @@
               <w:bottom w:color="000000" w:space="0" w:sz="6" w:val="single"/>
               <w:right w:color="000000" w:space="0" w:sz="6" w:val="single"/>
             </w:tcBorders>
-            <w:tcMar>
-              <w:top w:w="100.0" w:type="dxa"/>
-              <w:left w:w="100.0" w:type="dxa"/>
-              <w:bottom w:w="100.0" w:type="dxa"/>
-              <w:right w:w="100.0" w:type="dxa"/>
-            </w:tcMar>
-            <w:vAlign w:val="top"/>
           </w:tcPr>
           <w:p>
             <w:pPr>
@@ -3693,13 +3352,6 @@
               <w:bottom w:color="000000" w:space="0" w:sz="6" w:val="single"/>
               <w:right w:color="000000" w:space="0" w:sz="6" w:val="single"/>
             </w:tcBorders>
-            <w:tcMar>
-              <w:top w:w="100.0" w:type="dxa"/>
-              <w:left w:w="100.0" w:type="dxa"/>
-              <w:bottom w:w="100.0" w:type="dxa"/>
-              <w:right w:w="100.0" w:type="dxa"/>
-            </w:tcMar>
-            <w:vAlign w:val="top"/>
           </w:tcPr>
           <w:p>
             <w:pPr>
@@ -3730,13 +3382,6 @@
               <w:bottom w:color="000000" w:space="0" w:sz="6" w:val="single"/>
               <w:right w:color="000000" w:space="0" w:sz="6" w:val="single"/>
             </w:tcBorders>
-            <w:tcMar>
-              <w:top w:w="100.0" w:type="dxa"/>
-              <w:left w:w="100.0" w:type="dxa"/>
-              <w:bottom w:w="100.0" w:type="dxa"/>
-              <w:right w:w="100.0" w:type="dxa"/>
-            </w:tcMar>
-            <w:vAlign w:val="top"/>
           </w:tcPr>
           <w:p>
             <w:pPr>
@@ -3767,13 +3412,6 @@
               <w:bottom w:color="000000" w:space="0" w:sz="6" w:val="single"/>
               <w:right w:color="000000" w:space="0" w:sz="6" w:val="single"/>
             </w:tcBorders>
-            <w:tcMar>
-              <w:top w:w="100.0" w:type="dxa"/>
-              <w:left w:w="100.0" w:type="dxa"/>
-              <w:bottom w:w="100.0" w:type="dxa"/>
-              <w:right w:w="100.0" w:type="dxa"/>
-            </w:tcMar>
-            <w:vAlign w:val="top"/>
           </w:tcPr>
           <w:p>
             <w:pPr>
@@ -3804,13 +3442,6 @@
               <w:bottom w:color="000000" w:space="0" w:sz="6" w:val="single"/>
               <w:right w:color="000000" w:space="0" w:sz="6" w:val="single"/>
             </w:tcBorders>
-            <w:tcMar>
-              <w:top w:w="100.0" w:type="dxa"/>
-              <w:left w:w="100.0" w:type="dxa"/>
-              <w:bottom w:w="100.0" w:type="dxa"/>
-              <w:right w:w="100.0" w:type="dxa"/>
-            </w:tcMar>
-            <w:vAlign w:val="top"/>
           </w:tcPr>
           <w:p>
             <w:pPr>
@@ -3834,13 +3465,6 @@
               <w:bottom w:color="000000" w:space="0" w:sz="6" w:val="single"/>
               <w:right w:color="000000" w:space="0" w:sz="6" w:val="single"/>
             </w:tcBorders>
-            <w:tcMar>
-              <w:top w:w="100.0" w:type="dxa"/>
-              <w:left w:w="100.0" w:type="dxa"/>
-              <w:bottom w:w="100.0" w:type="dxa"/>
-              <w:right w:w="100.0" w:type="dxa"/>
-            </w:tcMar>
-            <w:vAlign w:val="top"/>
           </w:tcPr>
           <w:p>
             <w:pPr>
@@ -3852,7 +3476,7 @@
               <w:rPr>
                 <w:rtl w:val="0"/>
               </w:rPr>
-              <w:t xml:space="preserve">R2</w:t>
+              <w:t xml:space="preserve">R1</w:t>
             </w:r>
           </w:p>
         </w:tc>
@@ -3871,13 +3495,6 @@
               <w:bottom w:color="000000" w:space="0" w:sz="6" w:val="single"/>
               <w:right w:color="000000" w:space="0" w:sz="6" w:val="single"/>
             </w:tcBorders>
-            <w:tcMar>
-              <w:top w:w="100.0" w:type="dxa"/>
-              <w:left w:w="100.0" w:type="dxa"/>
-              <w:bottom w:w="100.0" w:type="dxa"/>
-              <w:right w:w="100.0" w:type="dxa"/>
-            </w:tcMar>
-            <w:vAlign w:val="top"/>
           </w:tcPr>
           <w:p>
             <w:pPr>
@@ -3908,13 +3525,6 @@
               <w:bottom w:color="000000" w:space="0" w:sz="6" w:val="single"/>
               <w:right w:color="000000" w:space="0" w:sz="6" w:val="single"/>
             </w:tcBorders>
-            <w:tcMar>
-              <w:top w:w="100.0" w:type="dxa"/>
-              <w:left w:w="100.0" w:type="dxa"/>
-              <w:bottom w:w="100.0" w:type="dxa"/>
-              <w:right w:w="100.0" w:type="dxa"/>
-            </w:tcMar>
-            <w:vAlign w:val="top"/>
           </w:tcPr>
           <w:p>
             <w:pPr>
@@ -3945,13 +3555,6 @@
               <w:bottom w:color="000000" w:space="0" w:sz="6" w:val="single"/>
               <w:right w:color="000000" w:space="0" w:sz="6" w:val="single"/>
             </w:tcBorders>
-            <w:tcMar>
-              <w:top w:w="100.0" w:type="dxa"/>
-              <w:left w:w="100.0" w:type="dxa"/>
-              <w:bottom w:w="100.0" w:type="dxa"/>
-              <w:right w:w="100.0" w:type="dxa"/>
-            </w:tcMar>
-            <w:vAlign w:val="top"/>
           </w:tcPr>
           <w:p>
             <w:pPr>
@@ -3963,7 +3566,7 @@
               <w:rPr>
                 <w:rtl w:val="0"/>
               </w:rPr>
-              <w:t xml:space="preserve">The system consults the Medical Knowledge Graph to check for contraindications or logical medical errors in the LLM's suggested advice.</w:t>
+              <w:t xml:space="preserve">The system consults the Medical Knowledge Graph to check for contradications or logical medical errors in the LLM's suggested advice.</w:t>
             </w:r>
           </w:p>
         </w:tc>
@@ -3975,13 +3578,6 @@
               <w:bottom w:color="000000" w:space="0" w:sz="6" w:val="single"/>
               <w:right w:color="000000" w:space="0" w:sz="6" w:val="single"/>
             </w:tcBorders>
-            <w:tcMar>
-              <w:top w:w="100.0" w:type="dxa"/>
-              <w:left w:w="100.0" w:type="dxa"/>
-              <w:bottom w:w="100.0" w:type="dxa"/>
-              <w:right w:w="100.0" w:type="dxa"/>
-            </w:tcMar>
-            <w:vAlign w:val="top"/>
           </w:tcPr>
           <w:p>
             <w:pPr>
@@ -3993,7 +3589,7 @@
               <w:rPr>
                 <w:rtl w:val="0"/>
               </w:rPr>
-              <w:t xml:space="preserve">R2</w:t>
+              <w:t xml:space="preserve">R1</w:t>
             </w:r>
           </w:p>
         </w:tc>
@@ -4012,13 +3608,6 @@
               <w:bottom w:color="000000" w:space="0" w:sz="6" w:val="single"/>
               <w:right w:color="000000" w:space="0" w:sz="6" w:val="single"/>
             </w:tcBorders>
-            <w:tcMar>
-              <w:top w:w="100.0" w:type="dxa"/>
-              <w:left w:w="100.0" w:type="dxa"/>
-              <w:bottom w:w="100.0" w:type="dxa"/>
-              <w:right w:w="100.0" w:type="dxa"/>
-            </w:tcMar>
-            <w:vAlign w:val="top"/>
           </w:tcPr>
           <w:p>
             <w:pPr>
@@ -4049,13 +3638,6 @@
               <w:bottom w:color="000000" w:space="0" w:sz="6" w:val="single"/>
               <w:right w:color="000000" w:space="0" w:sz="6" w:val="single"/>
             </w:tcBorders>
-            <w:tcMar>
-              <w:top w:w="100.0" w:type="dxa"/>
-              <w:left w:w="100.0" w:type="dxa"/>
-              <w:bottom w:w="100.0" w:type="dxa"/>
-              <w:right w:w="100.0" w:type="dxa"/>
-            </w:tcMar>
-            <w:vAlign w:val="top"/>
           </w:tcPr>
           <w:p>
             <w:pPr>
@@ -4086,13 +3668,6 @@
               <w:bottom w:color="000000" w:space="0" w:sz="6" w:val="single"/>
               <w:right w:color="000000" w:space="0" w:sz="6" w:val="single"/>
             </w:tcBorders>
-            <w:tcMar>
-              <w:top w:w="100.0" w:type="dxa"/>
-              <w:left w:w="100.0" w:type="dxa"/>
-              <w:bottom w:w="100.0" w:type="dxa"/>
-              <w:right w:w="100.0" w:type="dxa"/>
-            </w:tcMar>
-            <w:vAlign w:val="top"/>
           </w:tcPr>
           <w:p>
             <w:pPr>
@@ -4116,13 +3691,6 @@
               <w:bottom w:color="000000" w:space="0" w:sz="6" w:val="single"/>
               <w:right w:color="000000" w:space="0" w:sz="6" w:val="single"/>
             </w:tcBorders>
-            <w:tcMar>
-              <w:top w:w="100.0" w:type="dxa"/>
-              <w:left w:w="100.0" w:type="dxa"/>
-              <w:bottom w:w="100.0" w:type="dxa"/>
-              <w:right w:w="100.0" w:type="dxa"/>
-            </w:tcMar>
-            <w:vAlign w:val="top"/>
           </w:tcPr>
           <w:p>
             <w:pPr>
@@ -4153,13 +3721,6 @@
               <w:bottom w:color="000000" w:space="0" w:sz="6" w:val="single"/>
               <w:right w:color="000000" w:space="0" w:sz="6" w:val="single"/>
             </w:tcBorders>
-            <w:tcMar>
-              <w:top w:w="100.0" w:type="dxa"/>
-              <w:left w:w="100.0" w:type="dxa"/>
-              <w:bottom w:w="100.0" w:type="dxa"/>
-              <w:right w:w="100.0" w:type="dxa"/>
-            </w:tcMar>
-            <w:vAlign w:val="top"/>
           </w:tcPr>
           <w:p>
             <w:pPr>
@@ -4190,13 +3751,6 @@
               <w:bottom w:color="000000" w:space="0" w:sz="6" w:val="single"/>
               <w:right w:color="000000" w:space="0" w:sz="6" w:val="single"/>
             </w:tcBorders>
-            <w:tcMar>
-              <w:top w:w="100.0" w:type="dxa"/>
-              <w:left w:w="100.0" w:type="dxa"/>
-              <w:bottom w:w="100.0" w:type="dxa"/>
-              <w:right w:w="100.0" w:type="dxa"/>
-            </w:tcMar>
-            <w:vAlign w:val="top"/>
           </w:tcPr>
           <w:p>
             <w:pPr>
@@ -4227,13 +3781,6 @@
               <w:bottom w:color="000000" w:space="0" w:sz="6" w:val="single"/>
               <w:right w:color="000000" w:space="0" w:sz="6" w:val="single"/>
             </w:tcBorders>
-            <w:tcMar>
-              <w:top w:w="100.0" w:type="dxa"/>
-              <w:left w:w="100.0" w:type="dxa"/>
-              <w:bottom w:w="100.0" w:type="dxa"/>
-              <w:right w:w="100.0" w:type="dxa"/>
-            </w:tcMar>
-            <w:vAlign w:val="top"/>
           </w:tcPr>
           <w:p>
             <w:pPr>
@@ -4257,13 +3804,6 @@
               <w:bottom w:color="000000" w:space="0" w:sz="6" w:val="single"/>
               <w:right w:color="000000" w:space="0" w:sz="6" w:val="single"/>
             </w:tcBorders>
-            <w:tcMar>
-              <w:top w:w="100.0" w:type="dxa"/>
-              <w:left w:w="100.0" w:type="dxa"/>
-              <w:bottom w:w="100.0" w:type="dxa"/>
-              <w:right w:w="100.0" w:type="dxa"/>
-            </w:tcMar>
-            <w:vAlign w:val="top"/>
           </w:tcPr>
           <w:p>
             <w:pPr>
@@ -4280,7 +3820,696 @@
           </w:p>
         </w:tc>
       </w:tr>
+      <w:tr>
+        <w:trPr>
+          <w:cantSplit w:val="0"/>
+          <w:trHeight w:val="1355" w:hRule="atLeast"/>
+          <w:tblHeader w:val="0"/>
+        </w:trPr>
+        <w:tc>
+          <w:tcPr>
+            <w:tcBorders>
+              <w:top w:color="000000" w:space="0" w:sz="6" w:val="single"/>
+              <w:left w:color="000000" w:space="0" w:sz="6" w:val="single"/>
+              <w:bottom w:color="000000" w:space="0" w:sz="6" w:val="single"/>
+              <w:right w:color="000000" w:space="0" w:sz="6" w:val="single"/>
+            </w:tcBorders>
+          </w:tcPr>
+          <w:p>
+            <w:pPr>
+              <w:spacing w:after="480" w:line="330" w:lineRule="auto"/>
+              <w:jc w:val="left"/>
+              <w:rPr/>
+            </w:pPr>
+            <w:r>
+              <w:rPr>
+                <w:b w:val="1"/>
+                <w:bCs w:val="1"/>
+                <w:rtl w:val="0"/>
+              </w:rPr>
+              <w:t xml:space="preserve">UC-10</w:t>
+            </w:r>
+            <w:r>
+              <w:rPr>
+                <w:rtl w:val="0"/>
+              </w:rPr>
+            </w:r>
+          </w:p>
+        </w:tc>
+        <w:tc>
+          <w:tcPr>
+            <w:tcBorders>
+              <w:top w:color="000000" w:space="0" w:sz="6" w:val="single"/>
+              <w:left w:color="000000" w:space="0" w:sz="6" w:val="single"/>
+              <w:bottom w:color="000000" w:space="0" w:sz="6" w:val="single"/>
+              <w:right w:color="000000" w:space="0" w:sz="6" w:val="single"/>
+            </w:tcBorders>
+          </w:tcPr>
+          <w:p>
+            <w:pPr>
+              <w:spacing w:after="480" w:line="330" w:lineRule="auto"/>
+              <w:jc w:val="left"/>
+              <w:rPr>
+                <w:b w:val="1"/>
+                <w:bCs w:val="1"/>
+              </w:rPr>
+            </w:pPr>
+            <w:r>
+              <w:rPr>
+                <w:b w:val="1"/>
+                <w:bCs w:val="1"/>
+                <w:rtl w:val="0"/>
+              </w:rPr>
+              <w:t xml:space="preserve">GDPR Consent Management</w:t>
+            </w:r>
+          </w:p>
+        </w:tc>
+        <w:tc>
+          <w:tcPr>
+            <w:tcBorders>
+              <w:top w:color="000000" w:space="0" w:sz="6" w:val="single"/>
+              <w:left w:color="000000" w:space="0" w:sz="6" w:val="single"/>
+              <w:bottom w:color="000000" w:space="0" w:sz="6" w:val="single"/>
+              <w:right w:color="000000" w:space="0" w:sz="6" w:val="single"/>
+            </w:tcBorders>
+          </w:tcPr>
+          <w:p>
+            <w:pPr>
+              <w:spacing w:after="480" w:line="330" w:lineRule="auto"/>
+              <w:jc w:val="left"/>
+              <w:rPr/>
+            </w:pPr>
+            <w:r>
+              <w:rPr>
+                <w:rtl w:val="0"/>
+              </w:rPr>
+              <w:t xml:space="preserve">Before any data access, the system presents a consent modal allowing the patient to opt in/out of EMR access (Art. 5(1)(a)) and conversation storage (Art. 5(1)(e)). Consent can be updated mid-session; revoking storage immediately purges messages (Art. 17).</w:t>
+            </w:r>
+          </w:p>
+        </w:tc>
+        <w:tc>
+          <w:tcPr>
+            <w:tcBorders>
+              <w:top w:color="000000" w:space="0" w:sz="6" w:val="single"/>
+              <w:left w:color="000000" w:space="0" w:sz="6" w:val="single"/>
+              <w:bottom w:color="000000" w:space="0" w:sz="6" w:val="single"/>
+              <w:right w:color="000000" w:space="0" w:sz="6" w:val="single"/>
+            </w:tcBorders>
+          </w:tcPr>
+          <w:p>
+            <w:pPr>
+              <w:spacing w:after="480" w:line="330" w:lineRule="auto"/>
+              <w:jc w:val="left"/>
+              <w:rPr/>
+            </w:pPr>
+            <w:r>
+              <w:rPr>
+                <w:rtl w:val="0"/>
+              </w:rPr>
+              <w:t xml:space="preserve">R1</w:t>
+            </w:r>
+          </w:p>
+        </w:tc>
+      </w:tr>
+      <w:tr>
+        <w:trPr>
+          <w:cantSplit w:val="0"/>
+          <w:trHeight w:val="1355" w:hRule="atLeast"/>
+          <w:tblHeader w:val="0"/>
+        </w:trPr>
+        <w:tc>
+          <w:tcPr>
+            <w:tcBorders>
+              <w:top w:color="000000" w:space="0" w:sz="6" w:val="single"/>
+              <w:left w:color="000000" w:space="0" w:sz="6" w:val="single"/>
+              <w:bottom w:color="000000" w:space="0" w:sz="6" w:val="single"/>
+              <w:right w:color="000000" w:space="0" w:sz="6" w:val="single"/>
+            </w:tcBorders>
+          </w:tcPr>
+          <w:p>
+            <w:pPr>
+              <w:spacing w:after="480" w:line="330" w:lineRule="auto"/>
+              <w:jc w:val="left"/>
+              <w:rPr/>
+            </w:pPr>
+            <w:r>
+              <w:rPr>
+                <w:b w:val="1"/>
+                <w:bCs w:val="1"/>
+                <w:rtl w:val="0"/>
+              </w:rPr>
+              <w:t xml:space="preserve">UC-11</w:t>
+            </w:r>
+            <w:r>
+              <w:rPr>
+                <w:rtl w:val="0"/>
+              </w:rPr>
+            </w:r>
+          </w:p>
+        </w:tc>
+        <w:tc>
+          <w:tcPr>
+            <w:tcBorders>
+              <w:top w:color="000000" w:space="0" w:sz="6" w:val="single"/>
+              <w:left w:color="000000" w:space="0" w:sz="6" w:val="single"/>
+              <w:bottom w:color="000000" w:space="0" w:sz="6" w:val="single"/>
+              <w:right w:color="000000" w:space="0" w:sz="6" w:val="single"/>
+            </w:tcBorders>
+          </w:tcPr>
+          <w:p>
+            <w:pPr>
+              <w:spacing w:after="480" w:line="330" w:lineRule="auto"/>
+              <w:jc w:val="left"/>
+              <w:rPr>
+                <w:b w:val="1"/>
+                <w:bCs w:val="1"/>
+              </w:rPr>
+            </w:pPr>
+            <w:r>
+              <w:rPr>
+                <w:b w:val="1"/>
+                <w:bCs w:val="1"/>
+                <w:rtl w:val="0"/>
+              </w:rPr>
+              <w:t xml:space="preserve">Session Management &amp; Retention</w:t>
+            </w:r>
+          </w:p>
+        </w:tc>
+        <w:tc>
+          <w:tcPr>
+            <w:tcBorders>
+              <w:top w:color="000000" w:space="0" w:sz="6" w:val="single"/>
+              <w:left w:color="000000" w:space="0" w:sz="6" w:val="single"/>
+              <w:bottom w:color="000000" w:space="0" w:sz="6" w:val="single"/>
+              <w:right w:color="000000" w:space="0" w:sz="6" w:val="single"/>
+            </w:tcBorders>
+          </w:tcPr>
+          <w:p>
+            <w:pPr>
+              <w:spacing w:after="480" w:line="330" w:lineRule="auto"/>
+              <w:jc w:val="left"/>
+              <w:rPr/>
+            </w:pPr>
+            <w:r>
+              <w:rPr>
+                <w:rtl w:val="0"/>
+              </w:rPr>
+              <w:t xml:space="preserve">The system manages persistent chat sessions with UUID identifiers and a 30-day TTL. Expired sessions are automatically deleted at server startup, ensuring GDPR Art. 5(1)(e) Storage Limitation compliance.</w:t>
+            </w:r>
+          </w:p>
+        </w:tc>
+        <w:tc>
+          <w:tcPr>
+            <w:tcBorders>
+              <w:top w:color="000000" w:space="0" w:sz="6" w:val="single"/>
+              <w:left w:color="000000" w:space="0" w:sz="6" w:val="single"/>
+              <w:bottom w:color="000000" w:space="0" w:sz="6" w:val="single"/>
+              <w:right w:color="000000" w:space="0" w:sz="6" w:val="single"/>
+            </w:tcBorders>
+          </w:tcPr>
+          <w:p>
+            <w:pPr>
+              <w:spacing w:after="480" w:line="330" w:lineRule="auto"/>
+              <w:jc w:val="left"/>
+              <w:rPr/>
+            </w:pPr>
+            <w:r>
+              <w:rPr>
+                <w:rtl w:val="0"/>
+              </w:rPr>
+              <w:t xml:space="preserve">R1</w:t>
+            </w:r>
+          </w:p>
+        </w:tc>
+      </w:tr>
+      <w:tr>
+        <w:trPr>
+          <w:cantSplit w:val="0"/>
+          <w:trHeight w:val="1355" w:hRule="atLeast"/>
+          <w:tblHeader w:val="0"/>
+        </w:trPr>
+        <w:tc>
+          <w:tcPr>
+            <w:tcBorders>
+              <w:top w:color="000000" w:space="0" w:sz="6" w:val="single"/>
+              <w:left w:color="000000" w:space="0" w:sz="6" w:val="single"/>
+              <w:bottom w:color="000000" w:space="0" w:sz="6" w:val="single"/>
+              <w:right w:color="000000" w:space="0" w:sz="6" w:val="single"/>
+            </w:tcBorders>
+          </w:tcPr>
+          <w:p>
+            <w:pPr>
+              <w:spacing w:after="480" w:line="330" w:lineRule="auto"/>
+              <w:jc w:val="left"/>
+              <w:rPr/>
+            </w:pPr>
+            <w:r>
+              <w:rPr>
+                <w:b w:val="1"/>
+                <w:bCs w:val="1"/>
+                <w:rtl w:val="0"/>
+              </w:rPr>
+              <w:t xml:space="preserve">UC-12</w:t>
+            </w:r>
+            <w:r>
+              <w:rPr>
+                <w:rtl w:val="0"/>
+              </w:rPr>
+            </w:r>
+          </w:p>
+        </w:tc>
+        <w:tc>
+          <w:tcPr>
+            <w:tcBorders>
+              <w:top w:color="000000" w:space="0" w:sz="6" w:val="single"/>
+              <w:left w:color="000000" w:space="0" w:sz="6" w:val="single"/>
+              <w:bottom w:color="000000" w:space="0" w:sz="6" w:val="single"/>
+              <w:right w:color="000000" w:space="0" w:sz="6" w:val="single"/>
+            </w:tcBorders>
+          </w:tcPr>
+          <w:p>
+            <w:pPr>
+              <w:spacing w:after="480" w:line="330" w:lineRule="auto"/>
+              <w:jc w:val="left"/>
+              <w:rPr>
+                <w:b w:val="1"/>
+                <w:bCs w:val="1"/>
+              </w:rPr>
+            </w:pPr>
+            <w:r>
+              <w:rPr>
+                <w:b w:val="1"/>
+                <w:bCs w:val="1"/>
+                <w:rtl w:val="0"/>
+              </w:rPr>
+              <w:t xml:space="preserve">Right to Erasure (Art. 17)</w:t>
+            </w:r>
+          </w:p>
+        </w:tc>
+        <w:tc>
+          <w:tcPr>
+            <w:tcBorders>
+              <w:top w:color="000000" w:space="0" w:sz="6" w:val="single"/>
+              <w:left w:color="000000" w:space="0" w:sz="6" w:val="single"/>
+              <w:bottom w:color="000000" w:space="0" w:sz="6" w:val="single"/>
+              <w:right w:color="000000" w:space="0" w:sz="6" w:val="single"/>
+            </w:tcBorders>
+          </w:tcPr>
+          <w:p>
+            <w:pPr>
+              <w:spacing w:after="480" w:line="330" w:lineRule="auto"/>
+              <w:jc w:val="left"/>
+              <w:rPr/>
+            </w:pPr>
+            <w:r>
+              <w:rPr>
+                <w:rtl w:val="0"/>
+              </w:rPr>
+              <w:t xml:space="preserve">Patients can permanently delete individual sessions or all sessions for their patient ID. The system physically removes files from disk and returns a compliance receipt with the GDPR article reference and deletion timestamp.</w:t>
+            </w:r>
+          </w:p>
+        </w:tc>
+        <w:tc>
+          <w:tcPr>
+            <w:tcBorders>
+              <w:top w:color="000000" w:space="0" w:sz="6" w:val="single"/>
+              <w:left w:color="000000" w:space="0" w:sz="6" w:val="single"/>
+              <w:bottom w:color="000000" w:space="0" w:sz="6" w:val="single"/>
+              <w:right w:color="000000" w:space="0" w:sz="6" w:val="single"/>
+            </w:tcBorders>
+          </w:tcPr>
+          <w:p>
+            <w:pPr>
+              <w:spacing w:after="480" w:line="330" w:lineRule="auto"/>
+              <w:jc w:val="left"/>
+              <w:rPr/>
+            </w:pPr>
+            <w:r>
+              <w:rPr>
+                <w:rtl w:val="0"/>
+              </w:rPr>
+              <w:t xml:space="preserve">R1</w:t>
+            </w:r>
+          </w:p>
+        </w:tc>
+      </w:tr>
+      <w:tr>
+        <w:trPr>
+          <w:cantSplit w:val="0"/>
+          <w:trHeight w:val="1355" w:hRule="atLeast"/>
+          <w:tblHeader w:val="0"/>
+        </w:trPr>
+        <w:tc>
+          <w:tcPr>
+            <w:tcBorders>
+              <w:top w:color="000000" w:space="0" w:sz="6" w:val="single"/>
+              <w:left w:color="000000" w:space="0" w:sz="6" w:val="single"/>
+              <w:bottom w:color="000000" w:space="0" w:sz="6" w:val="single"/>
+              <w:right w:color="000000" w:space="0" w:sz="6" w:val="single"/>
+            </w:tcBorders>
+          </w:tcPr>
+          <w:p>
+            <w:pPr>
+              <w:spacing w:after="480" w:line="330" w:lineRule="auto"/>
+              <w:jc w:val="left"/>
+              <w:rPr/>
+            </w:pPr>
+            <w:r>
+              <w:rPr>
+                <w:b w:val="1"/>
+                <w:bCs w:val="1"/>
+                <w:rtl w:val="0"/>
+              </w:rPr>
+              <w:t xml:space="preserve">UC-13</w:t>
+            </w:r>
+            <w:r>
+              <w:rPr>
+                <w:rtl w:val="0"/>
+              </w:rPr>
+            </w:r>
+          </w:p>
+        </w:tc>
+        <w:tc>
+          <w:tcPr>
+            <w:tcBorders>
+              <w:top w:color="000000" w:space="0" w:sz="6" w:val="single"/>
+              <w:left w:color="000000" w:space="0" w:sz="6" w:val="single"/>
+              <w:bottom w:color="000000" w:space="0" w:sz="6" w:val="single"/>
+              <w:right w:color="000000" w:space="0" w:sz="6" w:val="single"/>
+            </w:tcBorders>
+          </w:tcPr>
+          <w:p>
+            <w:pPr>
+              <w:spacing w:after="480" w:line="330" w:lineRule="auto"/>
+              <w:jc w:val="left"/>
+              <w:rPr/>
+            </w:pPr>
+            <w:r>
+              <w:rPr>
+                <w:b w:val="1"/>
+                <w:bCs w:val="1"/>
+                <w:rtl w:val="0"/>
+              </w:rPr>
+              <w:t xml:space="preserve">Context Compaction</w:t>
+            </w:r>
+            <w:r>
+              <w:rPr>
+                <w:rtl w:val="0"/>
+              </w:rPr>
+            </w:r>
+          </w:p>
+        </w:tc>
+        <w:tc>
+          <w:tcPr>
+            <w:tcBorders>
+              <w:top w:color="000000" w:space="0" w:sz="6" w:val="single"/>
+              <w:left w:color="000000" w:space="0" w:sz="6" w:val="single"/>
+              <w:bottom w:color="000000" w:space="0" w:sz="6" w:val="single"/>
+              <w:right w:color="000000" w:space="0" w:sz="6" w:val="single"/>
+            </w:tcBorders>
+          </w:tcPr>
+          <w:p>
+            <w:pPr>
+              <w:spacing w:after="480" w:line="330" w:lineRule="auto"/>
+              <w:jc w:val="left"/>
+              <w:rPr/>
+            </w:pPr>
+            <w:r>
+              <w:rPr>
+                <w:rtl w:val="0"/>
+              </w:rPr>
+              <w:t xml:space="preserve">When conversations exceed 3,000 tokens and 6 messages, the system automatically summarises older turns using LLM-based (Gemini) or deterministic (regex) compaction, fulfilling GDPR Art. 5(1)(c) Data Minimisation. EMR data is never stored in summaries.</w:t>
+            </w:r>
+          </w:p>
+        </w:tc>
+        <w:tc>
+          <w:tcPr>
+            <w:tcBorders>
+              <w:top w:color="000000" w:space="0" w:sz="6" w:val="single"/>
+              <w:left w:color="000000" w:space="0" w:sz="6" w:val="single"/>
+              <w:bottom w:color="000000" w:space="0" w:sz="6" w:val="single"/>
+              <w:right w:color="000000" w:space="0" w:sz="6" w:val="single"/>
+            </w:tcBorders>
+          </w:tcPr>
+          <w:p>
+            <w:pPr>
+              <w:spacing w:after="480" w:line="330" w:lineRule="auto"/>
+              <w:jc w:val="left"/>
+              <w:rPr/>
+            </w:pPr>
+            <w:r>
+              <w:rPr>
+                <w:rtl w:val="0"/>
+              </w:rPr>
+              <w:t xml:space="preserve">R1</w:t>
+            </w:r>
+          </w:p>
+        </w:tc>
+      </w:tr>
+      <w:tr>
+        <w:trPr>
+          <w:cantSplit w:val="0"/>
+          <w:trHeight w:val="1355" w:hRule="atLeast"/>
+          <w:tblHeader w:val="0"/>
+        </w:trPr>
+        <w:tc>
+          <w:tcPr>
+            <w:tcBorders>
+              <w:top w:color="000000" w:space="0" w:sz="6" w:val="single"/>
+              <w:left w:color="000000" w:space="0" w:sz="6" w:val="single"/>
+              <w:bottom w:color="000000" w:space="0" w:sz="6" w:val="single"/>
+              <w:right w:color="000000" w:space="0" w:sz="6" w:val="single"/>
+            </w:tcBorders>
+          </w:tcPr>
+          <w:p>
+            <w:pPr>
+              <w:spacing w:after="480" w:line="330" w:lineRule="auto"/>
+              <w:jc w:val="left"/>
+              <w:rPr/>
+            </w:pPr>
+            <w:r>
+              <w:rPr>
+                <w:b w:val="1"/>
+                <w:bCs w:val="1"/>
+                <w:rtl w:val="0"/>
+              </w:rPr>
+              <w:t xml:space="preserve">UC-14</w:t>
+            </w:r>
+            <w:r>
+              <w:rPr>
+                <w:rtl w:val="0"/>
+              </w:rPr>
+            </w:r>
+          </w:p>
+        </w:tc>
+        <w:tc>
+          <w:tcPr>
+            <w:tcBorders>
+              <w:top w:color="000000" w:space="0" w:sz="6" w:val="single"/>
+              <w:left w:color="000000" w:space="0" w:sz="6" w:val="single"/>
+              <w:bottom w:color="000000" w:space="0" w:sz="6" w:val="single"/>
+              <w:right w:color="000000" w:space="0" w:sz="6" w:val="single"/>
+            </w:tcBorders>
+          </w:tcPr>
+          <w:p>
+            <w:pPr>
+              <w:spacing w:after="480" w:line="330" w:lineRule="auto"/>
+              <w:jc w:val="left"/>
+              <w:rPr/>
+            </w:pPr>
+            <w:r>
+              <w:rPr>
+                <w:b w:val="1"/>
+                <w:bCs w:val="1"/>
+                <w:rtl w:val="0"/>
+              </w:rPr>
+              <w:t xml:space="preserve">Voice Input (Speech-to-Text)</w:t>
+            </w:r>
+            <w:r>
+              <w:rPr>
+                <w:rtl w:val="0"/>
+              </w:rPr>
+            </w:r>
+          </w:p>
+        </w:tc>
+        <w:tc>
+          <w:tcPr>
+            <w:tcBorders>
+              <w:top w:color="000000" w:space="0" w:sz="6" w:val="single"/>
+              <w:left w:color="000000" w:space="0" w:sz="6" w:val="single"/>
+              <w:bottom w:color="000000" w:space="0" w:sz="6" w:val="single"/>
+              <w:right w:color="000000" w:space="0" w:sz="6" w:val="single"/>
+            </w:tcBorders>
+          </w:tcPr>
+          <w:p>
+            <w:pPr>
+              <w:spacing w:after="480" w:line="330" w:lineRule="auto"/>
+              <w:jc w:val="left"/>
+              <w:rPr/>
+            </w:pPr>
+            <w:r>
+              <w:rPr>
+                <w:rtl w:val="0"/>
+              </w:rPr>
+              <w:t xml:space="preserve">The patient speaks a query via the microphone; the browser records audio and sends it to the backend, which transcribes it via Sarvam AI STT. The transcribed text is populated in the input field for review before sending.</w:t>
+            </w:r>
+          </w:p>
+        </w:tc>
+        <w:tc>
+          <w:tcPr>
+            <w:tcBorders>
+              <w:top w:color="000000" w:space="0" w:sz="6" w:val="single"/>
+              <w:left w:color="000000" w:space="0" w:sz="6" w:val="single"/>
+              <w:bottom w:color="000000" w:space="0" w:sz="6" w:val="single"/>
+              <w:right w:color="000000" w:space="0" w:sz="6" w:val="single"/>
+            </w:tcBorders>
+          </w:tcPr>
+          <w:p>
+            <w:pPr>
+              <w:spacing w:after="480" w:line="330" w:lineRule="auto"/>
+              <w:jc w:val="left"/>
+              <w:rPr/>
+            </w:pPr>
+            <w:r>
+              <w:rPr>
+                <w:rtl w:val="0"/>
+              </w:rPr>
+              <w:t xml:space="preserve">R2</w:t>
+            </w:r>
+          </w:p>
+        </w:tc>
+      </w:tr>
+      <w:tr>
+        <w:trPr>
+          <w:cantSplit w:val="0"/>
+          <w:trHeight w:val="1355" w:hRule="atLeast"/>
+          <w:tblHeader w:val="0"/>
+        </w:trPr>
+        <w:tc>
+          <w:tcPr>
+            <w:tcBorders>
+              <w:top w:color="000000" w:space="0" w:sz="6" w:val="single"/>
+              <w:left w:color="000000" w:space="0" w:sz="6" w:val="single"/>
+              <w:bottom w:color="000000" w:space="0" w:sz="6" w:val="single"/>
+              <w:right w:color="000000" w:space="0" w:sz="6" w:val="single"/>
+            </w:tcBorders>
+          </w:tcPr>
+          <w:p>
+            <w:pPr>
+              <w:spacing w:after="480" w:line="330" w:lineRule="auto"/>
+              <w:jc w:val="left"/>
+              <w:rPr/>
+            </w:pPr>
+            <w:r>
+              <w:rPr>
+                <w:b w:val="1"/>
+                <w:bCs w:val="1"/>
+                <w:rtl w:val="0"/>
+              </w:rPr>
+              <w:t xml:space="preserve">UC-15</w:t>
+            </w:r>
+            <w:r>
+              <w:rPr>
+                <w:rtl w:val="0"/>
+              </w:rPr>
+            </w:r>
+          </w:p>
+        </w:tc>
+        <w:tc>
+          <w:tcPr>
+            <w:tcBorders>
+              <w:top w:color="000000" w:space="0" w:sz="6" w:val="single"/>
+              <w:left w:color="000000" w:space="0" w:sz="6" w:val="single"/>
+              <w:bottom w:color="000000" w:space="0" w:sz="6" w:val="single"/>
+              <w:right w:color="000000" w:space="0" w:sz="6" w:val="single"/>
+            </w:tcBorders>
+          </w:tcPr>
+          <w:p>
+            <w:pPr>
+              <w:spacing w:after="480" w:line="330" w:lineRule="auto"/>
+              <w:jc w:val="left"/>
+              <w:rPr/>
+            </w:pPr>
+            <w:r>
+              <w:rPr>
+                <w:b w:val="1"/>
+                <w:bCs w:val="1"/>
+                <w:rtl w:val="0"/>
+              </w:rPr>
+              <w:t xml:space="preserve">Multi-Model LLM Selection</w:t>
+            </w:r>
+            <w:r>
+              <w:rPr>
+                <w:rtl w:val="0"/>
+              </w:rPr>
+            </w:r>
+          </w:p>
+        </w:tc>
+        <w:tc>
+          <w:tcPr>
+            <w:tcBorders>
+              <w:top w:color="000000" w:space="0" w:sz="6" w:val="single"/>
+              <w:left w:color="000000" w:space="0" w:sz="6" w:val="single"/>
+              <w:bottom w:color="000000" w:space="0" w:sz="6" w:val="single"/>
+              <w:right w:color="000000" w:space="0" w:sz="6" w:val="single"/>
+            </w:tcBorders>
+          </w:tcPr>
+          <w:p>
+            <w:pPr>
+              <w:spacing w:after="480" w:line="330" w:lineRule="auto"/>
+              <w:jc w:val="left"/>
+              <w:rPr/>
+            </w:pPr>
+            <w:r>
+              <w:rPr>
+                <w:rtl w:val="0"/>
+              </w:rPr>
+              <w:t xml:space="preserve">The patient selects an LLM backend (Gemini, HuggingFace Qwen, or MedGemma) from a dropdown. The model choice is passed per-request, allowing runtime switching without creating a new session.</w:t>
+            </w:r>
+          </w:p>
+        </w:tc>
+        <w:tc>
+          <w:tcPr>
+            <w:tcBorders>
+              <w:top w:color="000000" w:space="0" w:sz="6" w:val="single"/>
+              <w:left w:color="000000" w:space="0" w:sz="6" w:val="single"/>
+              <w:bottom w:color="000000" w:space="0" w:sz="6" w:val="single"/>
+              <w:right w:color="000000" w:space="0" w:sz="6" w:val="single"/>
+            </w:tcBorders>
+          </w:tcPr>
+          <w:p>
+            <w:pPr>
+              <w:spacing w:after="480" w:line="276" w:lineRule="auto"/>
+              <w:jc w:val="left"/>
+              <w:rPr/>
+            </w:pPr>
+            <w:r>
+              <w:rPr>
+                <w:rtl w:val="0"/>
+              </w:rPr>
+              <w:t xml:space="preserve">R1</w:t>
+            </w:r>
+          </w:p>
+        </w:tc>
+      </w:tr>
     </w:tbl>
+    <w:p>
+      <w:pPr>
+        <w:spacing w:after="120" w:lineRule="auto"/>
+        <w:jc w:val="left"/>
+        <w:rPr>
+          <w:rFonts w:ascii="Times New Roman" w:cs="Times New Roman" w:eastAsia="Times New Roman" w:hAnsi="Times New Roman"/>
+          <w:color w:val="070fa9"/>
+          <w:sz w:val="22"/>
+          <w:szCs w:val="22"/>
+        </w:rPr>
+      </w:pPr>
+      <w:r>
+        <w:rPr>
+          <w:rtl w:val="0"/>
+        </w:rPr>
+      </w:r>
+    </w:p>
     <w:p>
       <w:pPr>
         <w:keepNext w:val="0"/>
@@ -4299,12 +4528,40 @@
         <w:ind w:left="0" w:right="0" w:firstLine="0"/>
         <w:jc w:val="left"/>
         <w:rPr>
-          <w:rFonts w:ascii="Times New Roman" w:cs="Times New Roman" w:eastAsia="Times New Roman" w:hAnsi="Times New Roman"/>
+          <w:rFonts w:ascii="Arial" w:cs="Arial" w:eastAsia="Arial" w:hAnsi="Arial"/>
+          <w:b w:val="0"/>
+          <w:bCs w:val="0"/>
+          <w:i w:val="0"/>
+          <w:iCs w:val="0"/>
+          <w:smallCaps w:val="0"/>
+          <w:strike w:val="0"/>
           <w:color w:val="070fa9"/>
-          <w:sz w:val="22"/>
-          <w:szCs w:val="22"/>
-        </w:rPr>
-      </w:pPr>
+          <w:sz w:val="20"/>
+          <w:szCs w:val="20"/>
+          <w:u w:val="none"/>
+          <w:shd w:fill="auto" w:val="clear"/>
+          <w:vertAlign w:val="baseline"/>
+        </w:rPr>
+      </w:pPr>
+      <w:r>
+        <w:rPr>
+          <w:rFonts w:ascii="Arial" w:cs="Arial" w:eastAsia="Arial" w:hAnsi="Arial"/>
+          <w:b w:val="1"/>
+          <w:bCs w:val="1"/>
+          <w:i w:val="0"/>
+          <w:iCs w:val="0"/>
+          <w:smallCaps w:val="0"/>
+          <w:strike w:val="0"/>
+          <w:color w:val="000000"/>
+          <w:sz w:val="24"/>
+          <w:szCs w:val="24"/>
+          <w:u w:val="none"/>
+          <w:shd w:fill="auto" w:val="clear"/>
+          <w:vertAlign w:val="baseline"/>
+          <w:rtl w:val="0"/>
+        </w:rPr>
+        <w:t xml:space="preserve">Use case diagram</w:t>
+      </w:r>
       <w:r>
         <w:rPr>
           <w:rtl w:val="0"/>
@@ -4332,64 +4589,6 @@
           <w:rFonts w:ascii="Arial" w:cs="Arial" w:eastAsia="Arial" w:hAnsi="Arial"/>
           <w:b w:val="0"/>
           <w:bCs w:val="0"/>
-          <w:i w:val="0"/>
-          <w:iCs w:val="0"/>
-          <w:smallCaps w:val="0"/>
-          <w:strike w:val="0"/>
-          <w:color w:val="070fa9"/>
-          <w:sz w:val="20"/>
-          <w:szCs w:val="20"/>
-          <w:u w:val="none"/>
-          <w:shd w:fill="auto" w:val="clear"/>
-          <w:vertAlign w:val="baseline"/>
-        </w:rPr>
-      </w:pPr>
-      <w:r>
-        <w:rPr>
-          <w:rFonts w:ascii="Arial" w:cs="Arial" w:eastAsia="Arial" w:hAnsi="Arial"/>
-          <w:b w:val="1"/>
-          <w:bCs w:val="1"/>
-          <w:i w:val="0"/>
-          <w:iCs w:val="0"/>
-          <w:smallCaps w:val="0"/>
-          <w:strike w:val="0"/>
-          <w:color w:val="000000"/>
-          <w:sz w:val="24"/>
-          <w:szCs w:val="24"/>
-          <w:u w:val="none"/>
-          <w:shd w:fill="auto" w:val="clear"/>
-          <w:vertAlign w:val="baseline"/>
-          <w:rtl w:val="0"/>
-        </w:rPr>
-        <w:t xml:space="preserve">Use case diagram</w:t>
-      </w:r>
-      <w:r>
-        <w:rPr>
-          <w:rtl w:val="0"/>
-        </w:rPr>
-      </w:r>
-    </w:p>
-    <w:p>
-      <w:pPr>
-        <w:keepNext w:val="0"/>
-        <w:keepLines w:val="0"/>
-        <w:pageBreakBefore w:val="0"/>
-        <w:widowControl w:val="1"/>
-        <w:pBdr>
-          <w:top w:space="0" w:sz="0" w:val="nil"/>
-          <w:left w:space="0" w:sz="0" w:val="nil"/>
-          <w:bottom w:space="0" w:sz="0" w:val="nil"/>
-          <w:right w:space="0" w:sz="0" w:val="nil"/>
-          <w:between w:space="0" w:sz="0" w:val="nil"/>
-        </w:pBdr>
-        <w:shd w:fill="auto" w:val="clear"/>
-        <w:spacing w:after="120" w:before="0" w:line="240" w:lineRule="auto"/>
-        <w:ind w:left="0" w:right="0" w:firstLine="0"/>
-        <w:jc w:val="left"/>
-        <w:rPr>
-          <w:rFonts w:ascii="Arial" w:cs="Arial" w:eastAsia="Arial" w:hAnsi="Arial"/>
-          <w:b w:val="0"/>
-          <w:bCs w:val="0"/>
           <w:i w:val="1"/>
           <w:iCs w:val="1"/>
           <w:smallCaps w:val="0"/>
@@ -4410,7 +4609,7 @@
         </w:rPr>
         <w:drawing>
           <wp:inline distB="114300" distT="114300" distL="114300" distR="114300">
-            <wp:extent cx="5612130" cy="3086100"/>
+            <wp:extent cx="4544378" cy="5886431"/>
             <wp:effectExtent b="0" l="0" r="0" t="0"/>
             <wp:docPr id="1" name="image1.png"/>
             <a:graphic>
@@ -4430,7 +4629,7 @@
                   <pic:spPr>
                     <a:xfrm>
                       <a:off x="0" y="0"/>
-                      <a:ext cx="5612130" cy="3086100"/>
+                      <a:ext cx="4544378" cy="5886431"/>
                     </a:xfrm>
                     <a:prstGeom prst="rect"/>
                     <a:ln/>
@@ -4441,181 +4640,6 @@
           </wp:inline>
         </w:drawing>
       </w:r>
-      <w:r>
-        <w:rPr>
-          <w:rtl w:val="0"/>
-        </w:rPr>
-      </w:r>
-    </w:p>
-    <w:p>
-      <w:pPr>
-        <w:keepNext w:val="0"/>
-        <w:keepLines w:val="0"/>
-        <w:pageBreakBefore w:val="0"/>
-        <w:widowControl w:val="1"/>
-        <w:pBdr>
-          <w:top w:space="0" w:sz="0" w:val="nil"/>
-          <w:left w:space="0" w:sz="0" w:val="nil"/>
-          <w:bottom w:space="0" w:sz="0" w:val="nil"/>
-          <w:right w:space="0" w:sz="0" w:val="nil"/>
-          <w:between w:space="0" w:sz="0" w:val="nil"/>
-        </w:pBdr>
-        <w:shd w:fill="auto" w:val="clear"/>
-        <w:spacing w:after="120" w:before="0" w:line="240" w:lineRule="auto"/>
-        <w:ind w:left="0" w:right="0" w:firstLine="0"/>
-        <w:jc w:val="left"/>
-        <w:rPr>
-          <w:i w:val="1"/>
-          <w:iCs w:val="1"/>
-          <w:color w:val="070fa9"/>
-        </w:rPr>
-      </w:pPr>
-      <w:r>
-        <w:rPr>
-          <w:rtl w:val="0"/>
-        </w:rPr>
-      </w:r>
-    </w:p>
-    <w:p>
-      <w:pPr>
-        <w:keepNext w:val="0"/>
-        <w:keepLines w:val="0"/>
-        <w:pageBreakBefore w:val="0"/>
-        <w:widowControl w:val="1"/>
-        <w:pBdr>
-          <w:top w:space="0" w:sz="0" w:val="nil"/>
-          <w:left w:space="0" w:sz="0" w:val="nil"/>
-          <w:bottom w:space="0" w:sz="0" w:val="nil"/>
-          <w:right w:space="0" w:sz="0" w:val="nil"/>
-          <w:between w:space="0" w:sz="0" w:val="nil"/>
-        </w:pBdr>
-        <w:shd w:fill="auto" w:val="clear"/>
-        <w:spacing w:after="120" w:before="0" w:line="240" w:lineRule="auto"/>
-        <w:ind w:left="0" w:right="0" w:firstLine="0"/>
-        <w:jc w:val="left"/>
-        <w:rPr>
-          <w:i w:val="1"/>
-          <w:iCs w:val="1"/>
-          <w:color w:val="070fa9"/>
-        </w:rPr>
-      </w:pPr>
-      <w:r>
-        <w:rPr>
-          <w:rtl w:val="0"/>
-        </w:rPr>
-      </w:r>
-    </w:p>
-    <w:p>
-      <w:pPr>
-        <w:keepNext w:val="0"/>
-        <w:keepLines w:val="0"/>
-        <w:pageBreakBefore w:val="0"/>
-        <w:widowControl w:val="1"/>
-        <w:pBdr>
-          <w:top w:space="0" w:sz="0" w:val="nil"/>
-          <w:left w:space="0" w:sz="0" w:val="nil"/>
-          <w:bottom w:space="0" w:sz="0" w:val="nil"/>
-          <w:right w:space="0" w:sz="0" w:val="nil"/>
-          <w:between w:space="0" w:sz="0" w:val="nil"/>
-        </w:pBdr>
-        <w:shd w:fill="auto" w:val="clear"/>
-        <w:spacing w:after="120" w:before="0" w:line="240" w:lineRule="auto"/>
-        <w:ind w:left="0" w:right="0" w:firstLine="0"/>
-        <w:jc w:val="left"/>
-        <w:rPr>
-          <w:i w:val="1"/>
-          <w:iCs w:val="1"/>
-          <w:color w:val="070fa9"/>
-        </w:rPr>
-      </w:pPr>
-      <w:r>
-        <w:rPr>
-          <w:rtl w:val="0"/>
-        </w:rPr>
-      </w:r>
-    </w:p>
-    <w:p>
-      <w:pPr>
-        <w:keepNext w:val="0"/>
-        <w:keepLines w:val="0"/>
-        <w:pageBreakBefore w:val="0"/>
-        <w:widowControl w:val="1"/>
-        <w:pBdr>
-          <w:top w:space="0" w:sz="0" w:val="nil"/>
-          <w:left w:space="0" w:sz="0" w:val="nil"/>
-          <w:bottom w:space="0" w:sz="0" w:val="nil"/>
-          <w:right w:space="0" w:sz="0" w:val="nil"/>
-          <w:between w:space="0" w:sz="0" w:val="nil"/>
-        </w:pBdr>
-        <w:shd w:fill="auto" w:val="clear"/>
-        <w:spacing w:after="120" w:before="0" w:line="240" w:lineRule="auto"/>
-        <w:ind w:left="0" w:right="0" w:firstLine="0"/>
-        <w:jc w:val="left"/>
-        <w:rPr>
-          <w:i w:val="1"/>
-          <w:iCs w:val="1"/>
-          <w:color w:val="070fa9"/>
-        </w:rPr>
-      </w:pPr>
-      <w:r>
-        <w:rPr>
-          <w:rtl w:val="0"/>
-        </w:rPr>
-      </w:r>
-    </w:p>
-    <w:p>
-      <w:pPr>
-        <w:keepNext w:val="0"/>
-        <w:keepLines w:val="0"/>
-        <w:pageBreakBefore w:val="0"/>
-        <w:widowControl w:val="1"/>
-        <w:pBdr>
-          <w:top w:space="0" w:sz="0" w:val="nil"/>
-          <w:left w:space="0" w:sz="0" w:val="nil"/>
-          <w:bottom w:space="0" w:sz="0" w:val="nil"/>
-          <w:right w:space="0" w:sz="0" w:val="nil"/>
-          <w:between w:space="0" w:sz="0" w:val="nil"/>
-        </w:pBdr>
-        <w:shd w:fill="auto" w:val="clear"/>
-        <w:spacing w:after="120" w:before="0" w:line="240" w:lineRule="auto"/>
-        <w:ind w:left="0" w:right="0" w:firstLine="0"/>
-        <w:jc w:val="left"/>
-        <w:rPr>
-          <w:i w:val="1"/>
-          <w:iCs w:val="1"/>
-          <w:color w:val="070fa9"/>
-        </w:rPr>
-      </w:pPr>
-      <w:r>
-        <w:rPr>
-          <w:rtl w:val="0"/>
-        </w:rPr>
-      </w:r>
-    </w:p>
-    <w:p>
-      <w:pPr>
-        <w:keepNext w:val="0"/>
-        <w:keepLines w:val="0"/>
-        <w:pageBreakBefore w:val="0"/>
-        <w:widowControl w:val="1"/>
-        <w:pBdr>
-          <w:top w:space="0" w:sz="0" w:val="nil"/>
-          <w:left w:space="0" w:sz="0" w:val="nil"/>
-          <w:bottom w:space="0" w:sz="0" w:val="nil"/>
-          <w:right w:space="0" w:sz="0" w:val="nil"/>
-          <w:between w:space="0" w:sz="0" w:val="nil"/>
-        </w:pBdr>
-        <w:shd w:fill="auto" w:val="clear"/>
-        <w:spacing w:after="120" w:before="0" w:line="240" w:lineRule="auto"/>
-        <w:ind w:left="0" w:right="0" w:firstLine="0"/>
-        <w:jc w:val="left"/>
-        <w:rPr>
-          <w:b w:val="1"/>
-          <w:bCs w:val="1"/>
-          <w:sz w:val="24"/>
-          <w:szCs w:val="24"/>
-        </w:rPr>
-      </w:pPr>
       <w:r>
         <w:rPr>
           <w:rtl w:val="0"/>
@@ -4768,6 +4792,7 @@
             <w:pPr>
               <w:keepNext w:val="0"/>
               <w:keepLines w:val="0"/>
+              <w:pageBreakBefore w:val="0"/>
               <w:widowControl w:val="1"/>
               <w:pBdr>
                 <w:top w:space="0" w:sz="0" w:val="nil"/>
@@ -4830,6 +4855,7 @@
             <w:pPr>
               <w:keepNext w:val="0"/>
               <w:keepLines w:val="0"/>
+              <w:pageBreakBefore w:val="0"/>
               <w:widowControl w:val="1"/>
               <w:pBdr>
                 <w:top w:space="0" w:sz="0" w:val="nil"/>
@@ -4884,6 +4910,7 @@
             <w:pPr>
               <w:keepNext w:val="0"/>
               <w:keepLines w:val="0"/>
+              <w:pageBreakBefore w:val="0"/>
               <w:widowControl w:val="1"/>
               <w:pBdr>
                 <w:top w:space="0" w:sz="0" w:val="nil"/>
@@ -4946,6 +4973,7 @@
             <w:pPr>
               <w:keepNext w:val="0"/>
               <w:keepLines w:val="0"/>
+              <w:pageBreakBefore w:val="0"/>
               <w:widowControl w:val="1"/>
               <w:pBdr>
                 <w:top w:space="0" w:sz="0" w:val="nil"/>
@@ -5000,6 +5028,7 @@
             <w:pPr>
               <w:keepNext w:val="0"/>
               <w:keepLines w:val="0"/>
+              <w:pageBreakBefore w:val="0"/>
               <w:widowControl w:val="1"/>
               <w:pBdr>
                 <w:top w:space="0" w:sz="0" w:val="nil"/>
@@ -5062,6 +5091,7 @@
             <w:pPr>
               <w:keepNext w:val="0"/>
               <w:keepLines w:val="0"/>
+              <w:pageBreakBefore w:val="0"/>
               <w:widowControl w:val="1"/>
               <w:pBdr>
                 <w:top w:space="0" w:sz="0" w:val="nil"/>
@@ -5129,6 +5159,7 @@
             <w:pPr>
               <w:keepNext w:val="0"/>
               <w:keepLines w:val="0"/>
+              <w:pageBreakBefore w:val="0"/>
               <w:widowControl w:val="1"/>
               <w:pBdr>
                 <w:top w:space="0" w:sz="0" w:val="nil"/>
@@ -5191,6 +5222,7 @@
             <w:pPr>
               <w:keepNext w:val="0"/>
               <w:keepLines w:val="0"/>
+              <w:pageBreakBefore w:val="0"/>
               <w:widowControl w:val="1"/>
               <w:pBdr>
                 <w:top w:space="0" w:sz="0" w:val="nil"/>
@@ -5258,6 +5290,7 @@
             <w:pPr>
               <w:keepNext w:val="0"/>
               <w:keepLines w:val="0"/>
+              <w:pageBreakBefore w:val="0"/>
               <w:widowControl w:val="1"/>
               <w:pBdr>
                 <w:top w:space="0" w:sz="0" w:val="nil"/>
@@ -5320,6 +5353,7 @@
             <w:pPr>
               <w:keepNext w:val="0"/>
               <w:keepLines w:val="0"/>
+              <w:pageBreakBefore w:val="0"/>
               <w:widowControl w:val="1"/>
               <w:pBdr>
                 <w:top w:space="0" w:sz="0" w:val="nil"/>
@@ -5374,6 +5408,7 @@
             <w:pPr>
               <w:keepNext w:val="0"/>
               <w:keepLines w:val="0"/>
+              <w:pageBreakBefore w:val="0"/>
               <w:widowControl w:val="1"/>
               <w:pBdr>
                 <w:top w:space="0" w:sz="0" w:val="nil"/>
@@ -5436,6 +5471,7 @@
             <w:pPr>
               <w:keepNext w:val="0"/>
               <w:keepLines w:val="0"/>
+              <w:pageBreakBefore w:val="0"/>
               <w:widowControl w:val="1"/>
               <w:pBdr>
                 <w:top w:space="0" w:sz="0" w:val="nil"/>
@@ -5488,6 +5524,7 @@
             <w:pPr>
               <w:keepNext w:val="0"/>
               <w:keepLines w:val="0"/>
+              <w:pageBreakBefore w:val="0"/>
               <w:widowControl w:val="1"/>
               <w:pBdr>
                 <w:top w:space="0" w:sz="0" w:val="nil"/>
@@ -5513,6 +5550,7 @@
             <w:pPr>
               <w:keepNext w:val="0"/>
               <w:keepLines w:val="0"/>
+              <w:pageBreakBefore w:val="0"/>
               <w:widowControl w:val="1"/>
               <w:pBdr>
                 <w:top w:space="0" w:sz="0" w:val="nil"/>
@@ -5531,13 +5569,26 @@
               <w:rPr>
                 <w:rtl w:val="0"/>
               </w:rPr>
-              <w:t xml:space="preserve">2. The system triggers a Hybrid Retrieval search, querying both the semantic (vector) and structural (keyword) indexes of the patient's Medical ID. </w:t>
+              <w:t xml:space="preserve">2. The system triggers a</w:t>
+            </w:r>
+            <w:r>
+              <w:rPr>
+                <w:rtl w:val="0"/>
+              </w:rPr>
+              <w:t xml:space="preserve"> Hybrid Retrieval</w:t>
+            </w:r>
+            <w:r>
+              <w:rPr>
+                <w:rtl w:val="0"/>
+              </w:rPr>
+              <w:t xml:space="preserve"> search, querying both the semantic (vector) and structural (keyword) indexes of the patient's Medical ID. </w:t>
             </w:r>
           </w:p>
           <w:p>
             <w:pPr>
               <w:keepNext w:val="0"/>
               <w:keepLines w:val="0"/>
+              <w:pageBreakBefore w:val="0"/>
               <w:widowControl w:val="1"/>
               <w:pBdr>
                 <w:top w:space="0" w:sz="0" w:val="nil"/>
@@ -5563,6 +5614,7 @@
             <w:pPr>
               <w:keepNext w:val="0"/>
               <w:keepLines w:val="0"/>
+              <w:pageBreakBefore w:val="0"/>
               <w:widowControl w:val="1"/>
               <w:pBdr>
                 <w:top w:space="0" w:sz="0" w:val="nil"/>
@@ -5588,6 +5640,7 @@
             <w:pPr>
               <w:keepNext w:val="0"/>
               <w:keepLines w:val="0"/>
+              <w:pageBreakBefore w:val="0"/>
               <w:widowControl w:val="1"/>
               <w:pBdr>
                 <w:top w:space="0" w:sz="0" w:val="nil"/>
@@ -5613,6 +5666,7 @@
             <w:pPr>
               <w:keepNext w:val="0"/>
               <w:keepLines w:val="0"/>
+              <w:pageBreakBefore w:val="0"/>
               <w:widowControl w:val="1"/>
               <w:pBdr>
                 <w:top w:space="0" w:sz="0" w:val="nil"/>
@@ -5638,6 +5692,7 @@
             <w:pPr>
               <w:keepNext w:val="0"/>
               <w:keepLines w:val="0"/>
+              <w:pageBreakBefore w:val="0"/>
               <w:widowControl w:val="1"/>
               <w:pBdr>
                 <w:top w:space="0" w:sz="0" w:val="nil"/>
@@ -5663,6 +5718,7 @@
             <w:pPr>
               <w:keepNext w:val="0"/>
               <w:keepLines w:val="0"/>
+              <w:pageBreakBefore w:val="0"/>
               <w:widowControl w:val="1"/>
               <w:pBdr>
                 <w:top w:space="0" w:sz="0" w:val="nil"/>
@@ -5700,6 +5756,7 @@
             <w:pPr>
               <w:keepNext w:val="0"/>
               <w:keepLines w:val="0"/>
+              <w:pageBreakBefore w:val="0"/>
               <w:widowControl w:val="1"/>
               <w:pBdr>
                 <w:top w:space="0" w:sz="0" w:val="nil"/>
@@ -5774,6 +5831,7 @@
             <w:pPr>
               <w:keepNext w:val="0"/>
               <w:keepLines w:val="0"/>
+              <w:pageBreakBefore w:val="0"/>
               <w:widowControl w:val="1"/>
               <w:pBdr>
                 <w:top w:space="0" w:sz="0" w:val="nil"/>
@@ -9252,6 +9310,2736 @@
     </w:tbl>
     <w:p>
       <w:pPr>
+        <w:rPr/>
+      </w:pPr>
+      <w:r>
+        <w:rPr>
+          <w:rtl w:val="0"/>
+        </w:rPr>
+      </w:r>
+    </w:p>
+    <w:tbl>
+      <w:tblPr>
+        <w:tblStyle w:val="Table12"/>
+        <w:tblW w:w="10000.0" w:type="dxa"/>
+        <w:jc w:val="left"/>
+        <w:tblBorders>
+          <w:top w:color="000000" w:space="0" w:sz="8" w:val="single"/>
+          <w:left w:color="000000" w:space="0" w:sz="8" w:val="single"/>
+          <w:bottom w:color="000000" w:space="0" w:sz="8" w:val="single"/>
+          <w:right w:color="000000" w:space="0" w:sz="8" w:val="single"/>
+          <w:insideH w:color="000000" w:space="0" w:sz="8" w:val="single"/>
+          <w:insideV w:color="000000" w:space="0" w:sz="8" w:val="single"/>
+        </w:tblBorders>
+        <w:tblLayout w:type="fixed"/>
+        <w:tblLook w:val="0600"/>
+      </w:tblPr>
+      <w:tblGrid>
+        <w:gridCol w:w="5000"/>
+        <w:gridCol w:w="5000"/>
+        <w:tblGridChange w:id="0">
+          <w:tblGrid>
+            <w:gridCol w:w="5000"/>
+            <w:gridCol w:w="5000"/>
+          </w:tblGrid>
+        </w:tblGridChange>
+      </w:tblGrid>
+      <w:tr>
+        <w:trPr>
+          <w:cantSplit w:val="0"/>
+          <w:tblHeader w:val="0"/>
+        </w:trPr>
+        <w:tc>
+          <w:tcPr/>
+          <w:p>
+            <w:pPr>
+              <w:rPr/>
+            </w:pPr>
+            <w:r>
+              <w:rPr>
+                <w:b w:val="1"/>
+                <w:bCs w:val="1"/>
+                <w:rtl w:val="0"/>
+              </w:rPr>
+              <w:t xml:space="preserve">Use Case Number:</w:t>
+            </w:r>
+            <w:r>
+              <w:rPr>
+                <w:rtl w:val="0"/>
+              </w:rPr>
+            </w:r>
+          </w:p>
+        </w:tc>
+        <w:tc>
+          <w:tcPr/>
+          <w:p>
+            <w:pPr>
+              <w:rPr/>
+            </w:pPr>
+            <w:r>
+              <w:rPr>
+                <w:rtl w:val="0"/>
+              </w:rPr>
+              <w:t xml:space="preserve">UC-10</w:t>
+            </w:r>
+          </w:p>
+        </w:tc>
+      </w:tr>
+      <w:tr>
+        <w:trPr>
+          <w:cantSplit w:val="0"/>
+          <w:tblHeader w:val="0"/>
+        </w:trPr>
+        <w:tc>
+          <w:tcPr/>
+          <w:p>
+            <w:pPr>
+              <w:rPr/>
+            </w:pPr>
+            <w:r>
+              <w:rPr>
+                <w:b w:val="1"/>
+                <w:bCs w:val="1"/>
+                <w:rtl w:val="0"/>
+              </w:rPr>
+              <w:t xml:space="preserve">Use Case Name:</w:t>
+            </w:r>
+            <w:r>
+              <w:rPr>
+                <w:rtl w:val="0"/>
+              </w:rPr>
+            </w:r>
+          </w:p>
+        </w:tc>
+        <w:tc>
+          <w:tcPr/>
+          <w:p>
+            <w:pPr>
+              <w:rPr/>
+            </w:pPr>
+            <w:r>
+              <w:rPr>
+                <w:rtl w:val="0"/>
+              </w:rPr>
+              <w:t xml:space="preserve">GDPR Consent Management</w:t>
+            </w:r>
+          </w:p>
+        </w:tc>
+      </w:tr>
+      <w:tr>
+        <w:trPr>
+          <w:cantSplit w:val="0"/>
+          <w:tblHeader w:val="0"/>
+        </w:trPr>
+        <w:tc>
+          <w:tcPr/>
+          <w:p>
+            <w:pPr>
+              <w:rPr/>
+            </w:pPr>
+            <w:r>
+              <w:rPr>
+                <w:b w:val="1"/>
+                <w:bCs w:val="1"/>
+                <w:rtl w:val="0"/>
+              </w:rPr>
+              <w:t xml:space="preserve">Overview:</w:t>
+            </w:r>
+            <w:r>
+              <w:rPr>
+                <w:rtl w:val="0"/>
+              </w:rPr>
+            </w:r>
+          </w:p>
+        </w:tc>
+        <w:tc>
+          <w:tcPr/>
+          <w:p>
+            <w:pPr>
+              <w:rPr/>
+            </w:pPr>
+            <w:r>
+              <w:rPr>
+                <w:rtl w:val="0"/>
+              </w:rPr>
+              <w:t xml:space="preserve">Before any medical data is accessed or stored, the system presents a GDPR-compliant consent modal allowing the patient to explicitly opt in or out of (a) EMR record access and (b) conversation history storage. Consent can be granted at session start and updated at any time during the session, fulfilling GDPR Art. 5(1)(a) (Lawfulness &amp; Transparency) and Art. 7 (Conditions for Consent).</w:t>
+            </w:r>
+          </w:p>
+        </w:tc>
+      </w:tr>
+      <w:tr>
+        <w:trPr>
+          <w:cantSplit w:val="0"/>
+          <w:tblHeader w:val="0"/>
+        </w:trPr>
+        <w:tc>
+          <w:tcPr/>
+          <w:p>
+            <w:pPr>
+              <w:rPr/>
+            </w:pPr>
+            <w:r>
+              <w:rPr>
+                <w:b w:val="1"/>
+                <w:bCs w:val="1"/>
+                <w:rtl w:val="0"/>
+              </w:rPr>
+              <w:t xml:space="preserve">Actors:</w:t>
+            </w:r>
+            <w:r>
+              <w:rPr>
+                <w:rtl w:val="0"/>
+              </w:rPr>
+            </w:r>
+          </w:p>
+        </w:tc>
+        <w:tc>
+          <w:tcPr/>
+          <w:p>
+            <w:pPr>
+              <w:rPr/>
+            </w:pPr>
+            <w:r>
+              <w:rPr>
+                <w:rtl w:val="0"/>
+              </w:rPr>
+              <w:t xml:space="preserve">Patient</w:t>
+            </w:r>
+          </w:p>
+        </w:tc>
+      </w:tr>
+      <w:tr>
+        <w:trPr>
+          <w:cantSplit w:val="0"/>
+          <w:tblHeader w:val="0"/>
+        </w:trPr>
+        <w:tc>
+          <w:tcPr/>
+          <w:p>
+            <w:pPr>
+              <w:rPr/>
+            </w:pPr>
+            <w:r>
+              <w:rPr>
+                <w:b w:val="1"/>
+                <w:bCs w:val="1"/>
+                <w:rtl w:val="0"/>
+              </w:rPr>
+              <w:t xml:space="preserve">Pre condition:</w:t>
+            </w:r>
+            <w:r>
+              <w:rPr>
+                <w:rtl w:val="0"/>
+              </w:rPr>
+            </w:r>
+          </w:p>
+        </w:tc>
+        <w:tc>
+          <w:tcPr/>
+          <w:p>
+            <w:pPr>
+              <w:rPr/>
+            </w:pPr>
+            <w:r>
+              <w:rPr>
+                <w:rtl w:val="0"/>
+              </w:rPr>
+              <w:t xml:space="preserve">The patient must navigate to the /chat page. A new session must be created or an existing session must be active.</w:t>
+            </w:r>
+          </w:p>
+        </w:tc>
+      </w:tr>
+      <w:tr>
+        <w:trPr>
+          <w:cantSplit w:val="0"/>
+          <w:tblHeader w:val="0"/>
+        </w:trPr>
+        <w:tc>
+          <w:tcPr/>
+          <w:p>
+            <w:pPr>
+              <w:rPr/>
+            </w:pPr>
+            <w:r>
+              <w:rPr>
+                <w:b w:val="1"/>
+                <w:bCs w:val="1"/>
+                <w:rtl w:val="0"/>
+              </w:rPr>
+              <w:t xml:space="preserve">Flow:</w:t>
+            </w:r>
+            <w:r>
+              <w:rPr>
+                <w:rtl w:val="0"/>
+              </w:rPr>
+            </w:r>
+          </w:p>
+        </w:tc>
+        <w:tc>
+          <w:tcPr/>
+          <w:p>
+            <w:pPr>
+              <w:rPr/>
+            </w:pPr>
+            <w:r>
+              <w:rPr>
+                <w:rtl w:val="0"/>
+              </w:rPr>
+              <w:t xml:space="preserve">Main (success) Flow:</w:t>
+            </w:r>
+          </w:p>
+          <w:p>
+            <w:pPr>
+              <w:rPr/>
+            </w:pPr>
+            <w:r>
+              <w:rPr>
+                <w:rtl w:val="0"/>
+              </w:rPr>
+              <w:t xml:space="preserve">1. The patient navigates to the chat page.</w:t>
+            </w:r>
+          </w:p>
+          <w:p>
+            <w:pPr>
+              <w:rPr/>
+            </w:pPr>
+            <w:r>
+              <w:rPr>
+                <w:rtl w:val="0"/>
+              </w:rPr>
+              <w:t xml:space="preserve">2. The system detects no active session and displays the GDPR Consent Modal (ConsentModal component).</w:t>
+            </w:r>
+          </w:p>
+          <w:p>
+            <w:pPr>
+              <w:rPr/>
+            </w:pPr>
+            <w:r>
+              <w:rPr>
+                <w:rtl w:val="0"/>
+              </w:rPr>
+              <w:t xml:space="preserve">3. The modal presents:</w:t>
+            </w:r>
+          </w:p>
+          <w:p>
+            <w:pPr>
+              <w:rPr/>
+            </w:pPr>
+            <w:r>
+              <w:rPr>
+                <w:rtl w:val="0"/>
+              </w:rPr>
+              <w:t xml:space="preserve">a. An AI disclaimer — "Robert is an AI assistant, not a licensed physician" (GDPR Art. 22).</w:t>
+            </w:r>
+          </w:p>
+          <w:p>
+            <w:pPr>
+              <w:rPr/>
+            </w:pPr>
+            <w:r>
+              <w:rPr>
+                <w:rtl w:val="0"/>
+              </w:rPr>
+              <w:t xml:space="preserve">b. EMR Consent checkbox — "Allow access to my Electronic Medical Records" (Art. 5(1)(a)).</w:t>
+            </w:r>
+          </w:p>
+          <w:p>
+            <w:pPr>
+              <w:rPr/>
+            </w:pPr>
+            <w:r>
+              <w:rPr>
+                <w:rtl w:val="0"/>
+              </w:rPr>
+              <w:t xml:space="preserve">c. History Storage checkbox — "Store this conversation for future reference" (Art. 5(1)(e)).</w:t>
+            </w:r>
+          </w:p>
+          <w:p>
+            <w:pPr>
+              <w:rPr/>
+            </w:pPr>
+            <w:r>
+              <w:rPr>
+                <w:rtl w:val="0"/>
+              </w:rPr>
+              <w:t xml:space="preserve">d. Data rights notice — right to delete via sidebar, no data used for AI training.</w:t>
+            </w:r>
+          </w:p>
+          <w:p>
+            <w:pPr>
+              <w:rPr/>
+            </w:pPr>
+            <w:r>
+              <w:rPr>
+                <w:rtl w:val="0"/>
+              </w:rPr>
+              <w:t xml:space="preserve">4. The patient checks/unchecks preferences and clicks "Continue."</w:t>
+            </w:r>
+          </w:p>
+          <w:p>
+            <w:pPr>
+              <w:rPr/>
+            </w:pPr>
+            <w:r>
+              <w:rPr>
+                <w:rtl w:val="0"/>
+              </w:rPr>
+              <w:t xml:space="preserve">5. The system creates a new session (POST /sessions/{patient_id}) with the selected consent flags and a 30-day expiry.</w:t>
+            </w:r>
+          </w:p>
+          <w:p>
+            <w:pPr>
+              <w:rPr/>
+            </w:pPr>
+            <w:r>
+              <w:rPr>
+                <w:rtl w:val="0"/>
+              </w:rPr>
+              <w:t xml:space="preserve">6. The chat interface loads with the chosen permissions.</w:t>
+            </w:r>
+          </w:p>
+          <w:p>
+            <w:pPr>
+              <w:rPr/>
+            </w:pPr>
+            <w:r>
+              <w:rPr>
+                <w:rtl w:val="0"/>
+              </w:rPr>
+              <w:t xml:space="preserve">Alternate Flow:</w:t>
+            </w:r>
+          </w:p>
+          <w:p>
+            <w:pPr>
+              <w:rPr/>
+            </w:pPr>
+            <w:r>
+              <w:rPr>
+                <w:rtl w:val="0"/>
+              </w:rPr>
+              <w:t xml:space="preserve">4a. If the patient clicks "Continue without data sharing," the session is created with both consent flags set to false. The chatbot provides only general medical advice (no EMR access) and messages are ephemeral (lost on refresh).</w:t>
+            </w:r>
+          </w:p>
+          <w:p>
+            <w:pPr>
+              <w:rPr/>
+            </w:pPr>
+            <w:r>
+              <w:rPr>
+                <w:rtl w:val="0"/>
+              </w:rPr>
+              <w:t xml:space="preserve">Update Flow (mid-session):</w:t>
+            </w:r>
+          </w:p>
+          <w:p>
+            <w:pPr>
+              <w:rPr/>
+            </w:pPr>
+            <w:r>
+              <w:rPr>
+                <w:rtl w:val="0"/>
+              </w:rPr>
+              <w:t xml:space="preserve">1. The system sends PUT /gdpr/consent/{session_id} with updated flags.</w:t>
+            </w:r>
+          </w:p>
+          <w:p>
+            <w:pPr>
+              <w:rPr/>
+            </w:pPr>
+            <w:r>
+              <w:rPr>
+                <w:rtl w:val="0"/>
+              </w:rPr>
+              <w:t xml:space="preserve">2. If store_history_consent is revoked, all stored messages in the session are immediately purged (GDPR Art. 17).</w:t>
+            </w:r>
+          </w:p>
+        </w:tc>
+      </w:tr>
+      <w:tr>
+        <w:trPr>
+          <w:cantSplit w:val="0"/>
+          <w:tblHeader w:val="0"/>
+        </w:trPr>
+        <w:tc>
+          <w:tcPr/>
+          <w:p>
+            <w:pPr>
+              <w:rPr/>
+            </w:pPr>
+            <w:r>
+              <w:rPr>
+                <w:b w:val="1"/>
+                <w:bCs w:val="1"/>
+                <w:rtl w:val="0"/>
+              </w:rPr>
+              <w:t xml:space="preserve">Post Condition:</w:t>
+            </w:r>
+            <w:r>
+              <w:rPr>
+                <w:rtl w:val="0"/>
+              </w:rPr>
+            </w:r>
+          </w:p>
+        </w:tc>
+        <w:tc>
+          <w:tcPr/>
+          <w:p>
+            <w:pPr>
+              <w:rPr/>
+            </w:pPr>
+            <w:r>
+              <w:rPr>
+                <w:rtl w:val="0"/>
+              </w:rPr>
+              <w:t xml:space="preserve">The session is created with explicit consent preferences recorded. All subsequent processing respects these flags — no EMR data is accessed without emr_consent=true, no messages are persisted without store_history_consent=true.</w:t>
+            </w:r>
+          </w:p>
+        </w:tc>
+      </w:tr>
+    </w:tbl>
+    <w:p>
+      <w:pPr>
+        <w:rPr/>
+      </w:pPr>
+      <w:r>
+        <w:rPr>
+          <w:rtl w:val="0"/>
+        </w:rPr>
+      </w:r>
+    </w:p>
+    <w:tbl>
+      <w:tblPr>
+        <w:tblStyle w:val="Table13"/>
+        <w:tblW w:w="10000.0" w:type="dxa"/>
+        <w:jc w:val="left"/>
+        <w:tblBorders>
+          <w:top w:color="000000" w:space="0" w:sz="8" w:val="single"/>
+          <w:left w:color="000000" w:space="0" w:sz="8" w:val="single"/>
+          <w:bottom w:color="000000" w:space="0" w:sz="8" w:val="single"/>
+          <w:right w:color="000000" w:space="0" w:sz="8" w:val="single"/>
+          <w:insideH w:color="000000" w:space="0" w:sz="8" w:val="single"/>
+          <w:insideV w:color="000000" w:space="0" w:sz="8" w:val="single"/>
+        </w:tblBorders>
+        <w:tblLayout w:type="fixed"/>
+        <w:tblLook w:val="0600"/>
+      </w:tblPr>
+      <w:tblGrid>
+        <w:gridCol w:w="5000"/>
+        <w:gridCol w:w="5000"/>
+        <w:tblGridChange w:id="0">
+          <w:tblGrid>
+            <w:gridCol w:w="5000"/>
+            <w:gridCol w:w="5000"/>
+          </w:tblGrid>
+        </w:tblGridChange>
+      </w:tblGrid>
+      <w:tr>
+        <w:trPr>
+          <w:cantSplit w:val="0"/>
+          <w:tblHeader w:val="0"/>
+        </w:trPr>
+        <w:tc>
+          <w:tcPr/>
+          <w:p>
+            <w:pPr>
+              <w:rPr/>
+            </w:pPr>
+            <w:r>
+              <w:rPr>
+                <w:b w:val="1"/>
+                <w:bCs w:val="1"/>
+                <w:rtl w:val="0"/>
+              </w:rPr>
+              <w:t xml:space="preserve">Use Case Number:</w:t>
+            </w:r>
+            <w:r>
+              <w:rPr>
+                <w:rtl w:val="0"/>
+              </w:rPr>
+            </w:r>
+          </w:p>
+        </w:tc>
+        <w:tc>
+          <w:tcPr/>
+          <w:p>
+            <w:pPr>
+              <w:rPr/>
+            </w:pPr>
+            <w:r>
+              <w:rPr>
+                <w:rtl w:val="0"/>
+              </w:rPr>
+              <w:t xml:space="preserve">UC-11</w:t>
+            </w:r>
+          </w:p>
+        </w:tc>
+      </w:tr>
+      <w:tr>
+        <w:trPr>
+          <w:cantSplit w:val="0"/>
+          <w:tblHeader w:val="0"/>
+        </w:trPr>
+        <w:tc>
+          <w:tcPr/>
+          <w:p>
+            <w:pPr>
+              <w:rPr/>
+            </w:pPr>
+            <w:r>
+              <w:rPr>
+                <w:b w:val="1"/>
+                <w:bCs w:val="1"/>
+                <w:rtl w:val="0"/>
+              </w:rPr>
+              <w:t xml:space="preserve">Use Case Name:</w:t>
+            </w:r>
+            <w:r>
+              <w:rPr>
+                <w:rtl w:val="0"/>
+              </w:rPr>
+            </w:r>
+          </w:p>
+        </w:tc>
+        <w:tc>
+          <w:tcPr/>
+          <w:p>
+            <w:pPr>
+              <w:rPr/>
+            </w:pPr>
+            <w:r>
+              <w:rPr>
+                <w:rtl w:val="0"/>
+              </w:rPr>
+              <w:t xml:space="preserve">Session Management &amp; Retention</w:t>
+            </w:r>
+          </w:p>
+        </w:tc>
+      </w:tr>
+      <w:tr>
+        <w:trPr>
+          <w:cantSplit w:val="0"/>
+          <w:tblHeader w:val="0"/>
+        </w:trPr>
+        <w:tc>
+          <w:tcPr/>
+          <w:p>
+            <w:pPr>
+              <w:rPr/>
+            </w:pPr>
+            <w:r>
+              <w:rPr>
+                <w:b w:val="1"/>
+                <w:bCs w:val="1"/>
+                <w:rtl w:val="0"/>
+              </w:rPr>
+              <w:t xml:space="preserve">Overview:</w:t>
+            </w:r>
+            <w:r>
+              <w:rPr>
+                <w:rtl w:val="0"/>
+              </w:rPr>
+            </w:r>
+          </w:p>
+        </w:tc>
+        <w:tc>
+          <w:tcPr/>
+          <w:p>
+            <w:pPr>
+              <w:rPr/>
+            </w:pPr>
+            <w:r>
+              <w:rPr>
+                <w:rtl w:val="0"/>
+              </w:rPr>
+              <w:t xml:space="preserve">The system manages persistent chat sessions with automatic retention policies. Each session has a 30-day time-to-live (TTL) after which it is automatically deleted, ensuring compliance with GDPR Art. 5(1)(e) — Storage Limitation. Patients can create, list, switch between, and resume previous conversations.</w:t>
+            </w:r>
+          </w:p>
+        </w:tc>
+      </w:tr>
+      <w:tr>
+        <w:trPr>
+          <w:cantSplit w:val="0"/>
+          <w:tblHeader w:val="0"/>
+        </w:trPr>
+        <w:tc>
+          <w:tcPr/>
+          <w:p>
+            <w:pPr>
+              <w:rPr/>
+            </w:pPr>
+            <w:r>
+              <w:rPr>
+                <w:b w:val="1"/>
+                <w:bCs w:val="1"/>
+                <w:rtl w:val="0"/>
+              </w:rPr>
+              <w:t xml:space="preserve">Actors:</w:t>
+            </w:r>
+            <w:r>
+              <w:rPr>
+                <w:rtl w:val="0"/>
+              </w:rPr>
+            </w:r>
+          </w:p>
+        </w:tc>
+        <w:tc>
+          <w:tcPr/>
+          <w:p>
+            <w:pPr>
+              <w:rPr/>
+            </w:pPr>
+            <w:r>
+              <w:rPr>
+                <w:rtl w:val="0"/>
+              </w:rPr>
+              <w:t xml:space="preserve">Patient, System (automatic cleanup)</w:t>
+            </w:r>
+          </w:p>
+        </w:tc>
+      </w:tr>
+      <w:tr>
+        <w:trPr>
+          <w:cantSplit w:val="0"/>
+          <w:tblHeader w:val="0"/>
+        </w:trPr>
+        <w:tc>
+          <w:tcPr/>
+          <w:p>
+            <w:pPr>
+              <w:rPr/>
+            </w:pPr>
+            <w:r>
+              <w:rPr>
+                <w:b w:val="1"/>
+                <w:bCs w:val="1"/>
+                <w:rtl w:val="0"/>
+              </w:rPr>
+              <w:t xml:space="preserve">Pre condition:</w:t>
+            </w:r>
+            <w:r>
+              <w:rPr>
+                <w:rtl w:val="0"/>
+              </w:rPr>
+            </w:r>
+          </w:p>
+        </w:tc>
+        <w:tc>
+          <w:tcPr/>
+          <w:p>
+            <w:pPr>
+              <w:rPr/>
+            </w:pPr>
+            <w:r>
+              <w:rPr>
+                <w:rtl w:val="0"/>
+              </w:rPr>
+              <w:t xml:space="preserve">The patient must have completed GDPR consent (UC-10) at least once. The backend must be running (retention cleanup executes at startup).</w:t>
+            </w:r>
+          </w:p>
+        </w:tc>
+      </w:tr>
+      <w:tr>
+        <w:trPr>
+          <w:cantSplit w:val="0"/>
+          <w:tblHeader w:val="0"/>
+        </w:trPr>
+        <w:tc>
+          <w:tcPr/>
+          <w:p>
+            <w:pPr>
+              <w:rPr/>
+            </w:pPr>
+            <w:r>
+              <w:rPr>
+                <w:b w:val="1"/>
+                <w:bCs w:val="1"/>
+                <w:rtl w:val="0"/>
+              </w:rPr>
+              <w:t xml:space="preserve">Flow:</w:t>
+            </w:r>
+            <w:r>
+              <w:rPr>
+                <w:rtl w:val="0"/>
+              </w:rPr>
+            </w:r>
+          </w:p>
+        </w:tc>
+        <w:tc>
+          <w:tcPr/>
+          <w:p>
+            <w:pPr>
+              <w:rPr/>
+            </w:pPr>
+            <w:r>
+              <w:rPr>
+                <w:rtl w:val="0"/>
+              </w:rPr>
+              <w:t xml:space="preserve">Main (success) Flow — Create Session:</w:t>
+            </w:r>
+          </w:p>
+          <w:p>
+            <w:pPr>
+              <w:rPr/>
+            </w:pPr>
+            <w:r>
+              <w:rPr>
+                <w:rtl w:val="0"/>
+              </w:rPr>
+              <w:t xml:space="preserve">1. The patient opens the chat page and completes consent (UC-10).</w:t>
+            </w:r>
+          </w:p>
+          <w:p>
+            <w:pPr>
+              <w:rPr/>
+            </w:pPr>
+            <w:r>
+              <w:rPr>
+                <w:rtl w:val="0"/>
+              </w:rPr>
+              <w:t xml:space="preserve">2. The system generates a UUID, sets created_at and expires_at (now + 30 days), and saves the session as a JSON file.</w:t>
+            </w:r>
+          </w:p>
+          <w:p>
+            <w:pPr>
+              <w:rPr/>
+            </w:pPr>
+            <w:r>
+              <w:rPr>
+                <w:rtl w:val="0"/>
+              </w:rPr>
+              <w:t xml:space="preserve">3. The session appears in the sidebar.</w:t>
+            </w:r>
+          </w:p>
+          <w:p>
+            <w:pPr>
+              <w:rPr/>
+            </w:pPr>
+            <w:r>
+              <w:rPr>
+                <w:rtl w:val="0"/>
+              </w:rPr>
+              <w:t xml:space="preserve">Main (success) Flow — List &amp; Switch Sessions:</w:t>
+            </w:r>
+          </w:p>
+          <w:p>
+            <w:pPr>
+              <w:rPr/>
+            </w:pPr>
+            <w:r>
+              <w:rPr>
+                <w:rtl w:val="0"/>
+              </w:rPr>
+              <w:t xml:space="preserve">1. The patient clicks on a previous session in the sidebar.</w:t>
+            </w:r>
+          </w:p>
+          <w:p>
+            <w:pPr>
+              <w:rPr/>
+            </w:pPr>
+            <w:r>
+              <w:rPr>
+                <w:rtl w:val="0"/>
+              </w:rPr>
+              <w:t xml:space="preserve">2. The system loads GET /sessions/{session_id} and displays the stored conversation history.</w:t>
+            </w:r>
+          </w:p>
+          <w:p>
+            <w:pPr>
+              <w:rPr/>
+            </w:pPr>
+            <w:r>
+              <w:rPr>
+                <w:rtl w:val="0"/>
+              </w:rPr>
+              <w:t xml:space="preserve">3. The patient can continue the conversation from where they left off.</w:t>
+            </w:r>
+          </w:p>
+          <w:p>
+            <w:pPr>
+              <w:rPr/>
+            </w:pPr>
+            <w:r>
+              <w:rPr>
+                <w:rtl w:val="0"/>
+              </w:rPr>
+              <w:t xml:space="preserve">Automatic Retention Cleanup:</w:t>
+            </w:r>
+          </w:p>
+          <w:p>
+            <w:pPr>
+              <w:rPr/>
+            </w:pPr>
+            <w:r>
+              <w:rPr>
+                <w:rtl w:val="0"/>
+              </w:rPr>
+              <w:t xml:space="preserve">1. At server startup, the system calls run_retention_cleanup().</w:t>
+            </w:r>
+          </w:p>
+          <w:p>
+            <w:pPr>
+              <w:rPr/>
+            </w:pPr>
+            <w:r>
+              <w:rPr>
+                <w:rtl w:val="0"/>
+              </w:rPr>
+              <w:t xml:space="preserve">2. All sessions where expires_at &lt; current time are permanently deleted from disk.</w:t>
+            </w:r>
+          </w:p>
+          <w:p>
+            <w:pPr>
+              <w:rPr/>
+            </w:pPr>
+            <w:r>
+              <w:rPr>
+                <w:rtl w:val="0"/>
+              </w:rPr>
+              <w:t xml:space="preserve">3. This runs once per application lifecycle (server restart).</w:t>
+            </w:r>
+          </w:p>
+        </w:tc>
+      </w:tr>
+      <w:tr>
+        <w:trPr>
+          <w:cantSplit w:val="0"/>
+          <w:tblHeader w:val="0"/>
+        </w:trPr>
+        <w:tc>
+          <w:tcPr/>
+          <w:p>
+            <w:pPr>
+              <w:rPr/>
+            </w:pPr>
+            <w:r>
+              <w:rPr>
+                <w:b w:val="1"/>
+                <w:bCs w:val="1"/>
+                <w:rtl w:val="0"/>
+              </w:rPr>
+              <w:t xml:space="preserve">Post Condition:</w:t>
+            </w:r>
+            <w:r>
+              <w:rPr>
+                <w:rtl w:val="0"/>
+              </w:rPr>
+            </w:r>
+          </w:p>
+        </w:tc>
+        <w:tc>
+          <w:tcPr/>
+          <w:p>
+            <w:pPr>
+              <w:rPr/>
+            </w:pPr>
+            <w:r>
+              <w:rPr>
+                <w:rtl w:val="0"/>
+              </w:rPr>
+              <w:t xml:space="preserve">Active sessions are available for up to 30 days. Expired sessions are automatically purged without user intervention. Session files are stored as JSON on disk at data/sessions/{uuid}.json.</w:t>
+            </w:r>
+          </w:p>
+        </w:tc>
+      </w:tr>
+    </w:tbl>
+    <w:p>
+      <w:pPr>
+        <w:rPr/>
+      </w:pPr>
+      <w:r>
+        <w:rPr>
+          <w:rtl w:val="0"/>
+        </w:rPr>
+      </w:r>
+    </w:p>
+    <w:tbl>
+      <w:tblPr>
+        <w:tblStyle w:val="Table14"/>
+        <w:tblW w:w="10000.0" w:type="dxa"/>
+        <w:jc w:val="left"/>
+        <w:tblBorders>
+          <w:top w:color="000000" w:space="0" w:sz="8" w:val="single"/>
+          <w:left w:color="000000" w:space="0" w:sz="8" w:val="single"/>
+          <w:bottom w:color="000000" w:space="0" w:sz="8" w:val="single"/>
+          <w:right w:color="000000" w:space="0" w:sz="8" w:val="single"/>
+          <w:insideH w:color="000000" w:space="0" w:sz="8" w:val="single"/>
+          <w:insideV w:color="000000" w:space="0" w:sz="8" w:val="single"/>
+        </w:tblBorders>
+        <w:tblLayout w:type="fixed"/>
+        <w:tblLook w:val="0600"/>
+      </w:tblPr>
+      <w:tblGrid>
+        <w:gridCol w:w="5000"/>
+        <w:gridCol w:w="5000"/>
+        <w:tblGridChange w:id="0">
+          <w:tblGrid>
+            <w:gridCol w:w="5000"/>
+            <w:gridCol w:w="5000"/>
+          </w:tblGrid>
+        </w:tblGridChange>
+      </w:tblGrid>
+      <w:tr>
+        <w:trPr>
+          <w:cantSplit w:val="0"/>
+          <w:tblHeader w:val="0"/>
+        </w:trPr>
+        <w:tc>
+          <w:tcPr/>
+          <w:p>
+            <w:pPr>
+              <w:rPr/>
+            </w:pPr>
+            <w:r>
+              <w:rPr>
+                <w:b w:val="1"/>
+                <w:bCs w:val="1"/>
+                <w:rtl w:val="0"/>
+              </w:rPr>
+              <w:t xml:space="preserve">Use Case Number:</w:t>
+            </w:r>
+            <w:r>
+              <w:rPr>
+                <w:rtl w:val="0"/>
+              </w:rPr>
+            </w:r>
+          </w:p>
+        </w:tc>
+        <w:tc>
+          <w:tcPr/>
+          <w:p>
+            <w:pPr>
+              <w:rPr/>
+            </w:pPr>
+            <w:r>
+              <w:rPr>
+                <w:rtl w:val="0"/>
+              </w:rPr>
+              <w:t xml:space="preserve">UC-12</w:t>
+            </w:r>
+          </w:p>
+        </w:tc>
+      </w:tr>
+      <w:tr>
+        <w:trPr>
+          <w:cantSplit w:val="0"/>
+          <w:tblHeader w:val="0"/>
+        </w:trPr>
+        <w:tc>
+          <w:tcPr/>
+          <w:p>
+            <w:pPr>
+              <w:rPr/>
+            </w:pPr>
+            <w:r>
+              <w:rPr>
+                <w:b w:val="1"/>
+                <w:bCs w:val="1"/>
+                <w:rtl w:val="0"/>
+              </w:rPr>
+              <w:t xml:space="preserve">Use Case Name:</w:t>
+            </w:r>
+            <w:r>
+              <w:rPr>
+                <w:rtl w:val="0"/>
+              </w:rPr>
+            </w:r>
+          </w:p>
+        </w:tc>
+        <w:tc>
+          <w:tcPr/>
+          <w:p>
+            <w:pPr>
+              <w:rPr/>
+            </w:pPr>
+            <w:r>
+              <w:rPr>
+                <w:rtl w:val="0"/>
+              </w:rPr>
+              <w:t xml:space="preserve">Right to Erasure (GDPR Art. 17)</w:t>
+            </w:r>
+          </w:p>
+        </w:tc>
+      </w:tr>
+      <w:tr>
+        <w:trPr>
+          <w:cantSplit w:val="0"/>
+          <w:tblHeader w:val="0"/>
+        </w:trPr>
+        <w:tc>
+          <w:tcPr/>
+          <w:p>
+            <w:pPr>
+              <w:rPr/>
+            </w:pPr>
+            <w:r>
+              <w:rPr>
+                <w:b w:val="1"/>
+                <w:bCs w:val="1"/>
+                <w:rtl w:val="0"/>
+              </w:rPr>
+              <w:t xml:space="preserve">Overview:</w:t>
+            </w:r>
+            <w:r>
+              <w:rPr>
+                <w:rtl w:val="0"/>
+              </w:rPr>
+            </w:r>
+          </w:p>
+        </w:tc>
+        <w:tc>
+          <w:tcPr/>
+          <w:p>
+            <w:pPr>
+              <w:rPr/>
+            </w:pPr>
+            <w:r>
+              <w:rPr>
+                <w:rtl w:val="0"/>
+              </w:rPr>
+              <w:t xml:space="preserve">The patient can permanently delete individual sessions or all sessions associated with their patient ID, exercising their GDPR Art. 17 Right to Erasure. The system physically removes the session files from disk and returns a compliance receipt with the GDPR article reference and deletion timestamp.</w:t>
+            </w:r>
+          </w:p>
+        </w:tc>
+      </w:tr>
+      <w:tr>
+        <w:trPr>
+          <w:cantSplit w:val="0"/>
+          <w:tblHeader w:val="0"/>
+        </w:trPr>
+        <w:tc>
+          <w:tcPr/>
+          <w:p>
+            <w:pPr>
+              <w:rPr/>
+            </w:pPr>
+            <w:r>
+              <w:rPr>
+                <w:b w:val="1"/>
+                <w:bCs w:val="1"/>
+                <w:rtl w:val="0"/>
+              </w:rPr>
+              <w:t xml:space="preserve">Actors:</w:t>
+            </w:r>
+            <w:r>
+              <w:rPr>
+                <w:rtl w:val="0"/>
+              </w:rPr>
+            </w:r>
+          </w:p>
+        </w:tc>
+        <w:tc>
+          <w:tcPr/>
+          <w:p>
+            <w:pPr>
+              <w:rPr/>
+            </w:pPr>
+            <w:r>
+              <w:rPr>
+                <w:rtl w:val="0"/>
+              </w:rPr>
+              <w:t xml:space="preserve">Patient</w:t>
+            </w:r>
+          </w:p>
+        </w:tc>
+      </w:tr>
+      <w:tr>
+        <w:trPr>
+          <w:cantSplit w:val="0"/>
+          <w:tblHeader w:val="0"/>
+        </w:trPr>
+        <w:tc>
+          <w:tcPr/>
+          <w:p>
+            <w:pPr>
+              <w:rPr/>
+            </w:pPr>
+            <w:r>
+              <w:rPr>
+                <w:b w:val="1"/>
+                <w:bCs w:val="1"/>
+                <w:rtl w:val="0"/>
+              </w:rPr>
+              <w:t xml:space="preserve">Pre condition:</w:t>
+            </w:r>
+            <w:r>
+              <w:rPr>
+                <w:rtl w:val="0"/>
+              </w:rPr>
+            </w:r>
+          </w:p>
+        </w:tc>
+        <w:tc>
+          <w:tcPr/>
+          <w:p>
+            <w:pPr>
+              <w:rPr/>
+            </w:pPr>
+            <w:r>
+              <w:rPr>
+                <w:rtl w:val="0"/>
+              </w:rPr>
+              <w:t xml:space="preserve">At least one session must exist for the patient. The patient must be on the chat page with the sidebar visible.</w:t>
+            </w:r>
+          </w:p>
+        </w:tc>
+      </w:tr>
+      <w:tr>
+        <w:trPr>
+          <w:cantSplit w:val="0"/>
+          <w:tblHeader w:val="0"/>
+        </w:trPr>
+        <w:tc>
+          <w:tcPr/>
+          <w:p>
+            <w:pPr>
+              <w:rPr/>
+            </w:pPr>
+            <w:r>
+              <w:rPr>
+                <w:b w:val="1"/>
+                <w:bCs w:val="1"/>
+                <w:rtl w:val="0"/>
+              </w:rPr>
+              <w:t xml:space="preserve">Flow:</w:t>
+            </w:r>
+            <w:r>
+              <w:rPr>
+                <w:rtl w:val="0"/>
+              </w:rPr>
+            </w:r>
+          </w:p>
+        </w:tc>
+        <w:tc>
+          <w:tcPr/>
+          <w:p>
+            <w:pPr>
+              <w:rPr/>
+            </w:pPr>
+            <w:r>
+              <w:rPr>
+                <w:rtl w:val="0"/>
+              </w:rPr>
+              <w:t xml:space="preserve">Main (success) Flow — Single Session Deletion:</w:t>
+            </w:r>
+          </w:p>
+          <w:p>
+            <w:pPr>
+              <w:rPr/>
+            </w:pPr>
+            <w:r>
+              <w:rPr>
+                <w:rtl w:val="0"/>
+              </w:rPr>
+              <w:t xml:space="preserve">1. The patient clicks the 🗑 delete button next to a session in the sidebar.</w:t>
+            </w:r>
+          </w:p>
+          <w:p>
+            <w:pPr>
+              <w:rPr/>
+            </w:pPr>
+            <w:r>
+              <w:rPr>
+                <w:rtl w:val="0"/>
+              </w:rPr>
+              <w:t xml:space="preserve">2. The frontend sends DELETE /gdpr/sessions/{session_id}.</w:t>
+            </w:r>
+          </w:p>
+          <w:p>
+            <w:pPr>
+              <w:rPr/>
+            </w:pPr>
+            <w:r>
+              <w:rPr>
+                <w:rtl w:val="0"/>
+              </w:rPr>
+              <w:t xml:space="preserve">3. The system locates the session file on disk.</w:t>
+            </w:r>
+          </w:p>
+          <w:p>
+            <w:pPr>
+              <w:rPr/>
+            </w:pPr>
+            <w:r>
+              <w:rPr>
+                <w:rtl w:val="0"/>
+              </w:rPr>
+              <w:t xml:space="preserve">4. The system permanently deletes the file (os.remove()).</w:t>
+            </w:r>
+          </w:p>
+          <w:p>
+            <w:pPr>
+              <w:rPr/>
+            </w:pPr>
+            <w:r>
+              <w:rPr>
+                <w:rtl w:val="0"/>
+              </w:rPr>
+              <w:t xml:space="preserve">5. The system returns a JSON receipt: { gdpr_action: "session_deleted", gdpr_article: "Art. 17 — Right to Erasure", deleted_at: "2026-04-19T08:00:00Z" }</w:t>
+            </w:r>
+          </w:p>
+          <w:p>
+            <w:pPr>
+              <w:rPr/>
+            </w:pPr>
+            <w:r>
+              <w:rPr>
+                <w:rtl w:val="0"/>
+              </w:rPr>
+              <w:t xml:space="preserve">6. The session is removed from the sidebar.</w:t>
+            </w:r>
+          </w:p>
+          <w:p>
+            <w:pPr>
+              <w:rPr/>
+            </w:pPr>
+            <w:r>
+              <w:rPr>
+                <w:rtl w:val="0"/>
+              </w:rPr>
+              <w:t xml:space="preserve">Main (success) Flow — Bulk Deletion:</w:t>
+            </w:r>
+          </w:p>
+          <w:p>
+            <w:pPr>
+              <w:rPr/>
+            </w:pPr>
+            <w:r>
+              <w:rPr>
+                <w:rtl w:val="0"/>
+              </w:rPr>
+              <w:t xml:space="preserve">1. The patient triggers DELETE /gdpr/patient/{patient_id}/sessions.</w:t>
+            </w:r>
+          </w:p>
+          <w:p>
+            <w:pPr>
+              <w:rPr/>
+            </w:pPr>
+            <w:r>
+              <w:rPr>
+                <w:rtl w:val="0"/>
+              </w:rPr>
+              <w:t xml:space="preserve">2. The system iterates over all session files for that patient ID.</w:t>
+            </w:r>
+          </w:p>
+          <w:p>
+            <w:pPr>
+              <w:rPr/>
+            </w:pPr>
+            <w:r>
+              <w:rPr>
+                <w:rtl w:val="0"/>
+              </w:rPr>
+              <w:t xml:space="preserve">3. Each file is permanently deleted.</w:t>
+            </w:r>
+          </w:p>
+          <w:p>
+            <w:pPr>
+              <w:rPr/>
+            </w:pPr>
+            <w:r>
+              <w:rPr>
+                <w:rtl w:val="0"/>
+              </w:rPr>
+              <w:t xml:space="preserve">4. The system returns the count of deleted sessions.</w:t>
+            </w:r>
+          </w:p>
+          <w:p>
+            <w:pPr>
+              <w:rPr/>
+            </w:pPr>
+            <w:r>
+              <w:rPr>
+                <w:rtl w:val="0"/>
+              </w:rPr>
+              <w:t xml:space="preserve">Alternate Flow:</w:t>
+            </w:r>
+          </w:p>
+          <w:p>
+            <w:pPr>
+              <w:rPr/>
+            </w:pPr>
+            <w:r>
+              <w:rPr>
+                <w:rtl w:val="0"/>
+              </w:rPr>
+              <w:t xml:space="preserve">3a. If the session file is not found, the system returns 404.</w:t>
+            </w:r>
+          </w:p>
+        </w:tc>
+      </w:tr>
+      <w:tr>
+        <w:trPr>
+          <w:cantSplit w:val="0"/>
+          <w:tblHeader w:val="0"/>
+        </w:trPr>
+        <w:tc>
+          <w:tcPr/>
+          <w:p>
+            <w:pPr>
+              <w:rPr/>
+            </w:pPr>
+            <w:r>
+              <w:rPr>
+                <w:b w:val="1"/>
+                <w:bCs w:val="1"/>
+                <w:rtl w:val="0"/>
+              </w:rPr>
+              <w:t xml:space="preserve">Post Condition:</w:t>
+            </w:r>
+            <w:r>
+              <w:rPr>
+                <w:rtl w:val="0"/>
+              </w:rPr>
+            </w:r>
+          </w:p>
+        </w:tc>
+        <w:tc>
+          <w:tcPr/>
+          <w:p>
+            <w:pPr>
+              <w:rPr/>
+            </w:pPr>
+            <w:r>
+              <w:rPr>
+                <w:rtl w:val="0"/>
+              </w:rPr>
+              <w:t xml:space="preserve">The session data is permanently and irrecoverably removed from the server. EMR source files are never affected — only chat logs are deleted. The system has no ability to recover deleted sessions.</w:t>
+            </w:r>
+          </w:p>
+        </w:tc>
+      </w:tr>
+    </w:tbl>
+    <w:p>
+      <w:pPr>
+        <w:rPr/>
+      </w:pPr>
+      <w:r>
+        <w:rPr>
+          <w:rtl w:val="0"/>
+        </w:rPr>
+      </w:r>
+    </w:p>
+    <w:tbl>
+      <w:tblPr>
+        <w:tblStyle w:val="Table15"/>
+        <w:tblW w:w="10000.0" w:type="dxa"/>
+        <w:jc w:val="left"/>
+        <w:tblBorders>
+          <w:top w:color="000000" w:space="0" w:sz="8" w:val="single"/>
+          <w:left w:color="000000" w:space="0" w:sz="8" w:val="single"/>
+          <w:bottom w:color="000000" w:space="0" w:sz="8" w:val="single"/>
+          <w:right w:color="000000" w:space="0" w:sz="8" w:val="single"/>
+          <w:insideH w:color="000000" w:space="0" w:sz="8" w:val="single"/>
+          <w:insideV w:color="000000" w:space="0" w:sz="8" w:val="single"/>
+        </w:tblBorders>
+        <w:tblLayout w:type="fixed"/>
+        <w:tblLook w:val="0600"/>
+      </w:tblPr>
+      <w:tblGrid>
+        <w:gridCol w:w="5000"/>
+        <w:gridCol w:w="5000"/>
+        <w:tblGridChange w:id="0">
+          <w:tblGrid>
+            <w:gridCol w:w="5000"/>
+            <w:gridCol w:w="5000"/>
+          </w:tblGrid>
+        </w:tblGridChange>
+      </w:tblGrid>
+      <w:tr>
+        <w:trPr>
+          <w:cantSplit w:val="0"/>
+          <w:tblHeader w:val="0"/>
+        </w:trPr>
+        <w:tc>
+          <w:tcPr/>
+          <w:p>
+            <w:pPr>
+              <w:rPr/>
+            </w:pPr>
+            <w:r>
+              <w:rPr>
+                <w:b w:val="1"/>
+                <w:bCs w:val="1"/>
+                <w:rtl w:val="0"/>
+              </w:rPr>
+              <w:t xml:space="preserve">Use Case Number:</w:t>
+            </w:r>
+            <w:r>
+              <w:rPr>
+                <w:rtl w:val="0"/>
+              </w:rPr>
+            </w:r>
+          </w:p>
+        </w:tc>
+        <w:tc>
+          <w:tcPr/>
+          <w:p>
+            <w:pPr>
+              <w:rPr/>
+            </w:pPr>
+            <w:r>
+              <w:rPr>
+                <w:rtl w:val="0"/>
+              </w:rPr>
+              <w:t xml:space="preserve">UC-13</w:t>
+            </w:r>
+          </w:p>
+        </w:tc>
+      </w:tr>
+      <w:tr>
+        <w:trPr>
+          <w:cantSplit w:val="0"/>
+          <w:tblHeader w:val="0"/>
+        </w:trPr>
+        <w:tc>
+          <w:tcPr/>
+          <w:p>
+            <w:pPr>
+              <w:rPr/>
+            </w:pPr>
+            <w:r>
+              <w:rPr>
+                <w:b w:val="1"/>
+                <w:bCs w:val="1"/>
+                <w:rtl w:val="0"/>
+              </w:rPr>
+              <w:t xml:space="preserve">Use Case Name:</w:t>
+            </w:r>
+            <w:r>
+              <w:rPr>
+                <w:rtl w:val="0"/>
+              </w:rPr>
+            </w:r>
+          </w:p>
+        </w:tc>
+        <w:tc>
+          <w:tcPr/>
+          <w:p>
+            <w:pPr>
+              <w:rPr/>
+            </w:pPr>
+            <w:r>
+              <w:rPr>
+                <w:rtl w:val="0"/>
+              </w:rPr>
+              <w:t xml:space="preserve">Context Compaction (Data Minimisation)</w:t>
+            </w:r>
+          </w:p>
+        </w:tc>
+      </w:tr>
+      <w:tr>
+        <w:trPr>
+          <w:cantSplit w:val="0"/>
+          <w:tblHeader w:val="0"/>
+        </w:trPr>
+        <w:tc>
+          <w:tcPr/>
+          <w:p>
+            <w:pPr>
+              <w:rPr/>
+            </w:pPr>
+            <w:r>
+              <w:rPr>
+                <w:b w:val="1"/>
+                <w:bCs w:val="1"/>
+                <w:rtl w:val="0"/>
+              </w:rPr>
+              <w:t xml:space="preserve">Overview:</w:t>
+            </w:r>
+            <w:r>
+              <w:rPr>
+                <w:rtl w:val="0"/>
+              </w:rPr>
+            </w:r>
+          </w:p>
+        </w:tc>
+        <w:tc>
+          <w:tcPr/>
+          <w:p>
+            <w:pPr>
+              <w:rPr/>
+            </w:pPr>
+            <w:r>
+              <w:rPr>
+                <w:rtl w:val="0"/>
+              </w:rPr>
+              <w:t xml:space="preserve">When a conversation grows long, the system automatically summarises older conversation turns to reduce token usage and limit the amount of personal data held in memory, fulfilling GDPR Art. 5(1)(c) — Data Minimisation. Two strategies are available: LLM-based compaction (Gemini) and deterministic compaction (regex-based).</w:t>
+            </w:r>
+          </w:p>
+        </w:tc>
+      </w:tr>
+      <w:tr>
+        <w:trPr>
+          <w:cantSplit w:val="0"/>
+          <w:tblHeader w:val="0"/>
+        </w:trPr>
+        <w:tc>
+          <w:tcPr/>
+          <w:p>
+            <w:pPr>
+              <w:rPr/>
+            </w:pPr>
+            <w:r>
+              <w:rPr>
+                <w:b w:val="1"/>
+                <w:bCs w:val="1"/>
+                <w:rtl w:val="0"/>
+              </w:rPr>
+              <w:t xml:space="preserve">Actors:</w:t>
+            </w:r>
+            <w:r>
+              <w:rPr>
+                <w:rtl w:val="0"/>
+              </w:rPr>
+            </w:r>
+          </w:p>
+        </w:tc>
+        <w:tc>
+          <w:tcPr/>
+          <w:p>
+            <w:pPr>
+              <w:rPr/>
+            </w:pPr>
+            <w:r>
+              <w:rPr>
+                <w:rtl w:val="0"/>
+              </w:rPr>
+              <w:t xml:space="preserve">System (automatic, triggered during UC-03 message processing)</w:t>
+            </w:r>
+          </w:p>
+        </w:tc>
+      </w:tr>
+      <w:tr>
+        <w:trPr>
+          <w:cantSplit w:val="0"/>
+          <w:tblHeader w:val="0"/>
+        </w:trPr>
+        <w:tc>
+          <w:tcPr/>
+          <w:p>
+            <w:pPr>
+              <w:rPr/>
+            </w:pPr>
+            <w:r>
+              <w:rPr>
+                <w:b w:val="1"/>
+                <w:bCs w:val="1"/>
+                <w:rtl w:val="0"/>
+              </w:rPr>
+              <w:t xml:space="preserve">Pre condition:</w:t>
+            </w:r>
+            <w:r>
+              <w:rPr>
+                <w:rtl w:val="0"/>
+              </w:rPr>
+            </w:r>
+          </w:p>
+        </w:tc>
+        <w:tc>
+          <w:tcPr/>
+          <w:p>
+            <w:pPr>
+              <w:rPr/>
+            </w:pPr>
+            <w:r>
+              <w:rPr>
+                <w:rtl w:val="0"/>
+              </w:rPr>
+              <w:t xml:space="preserve">The conversation history must have more than 6 messages AND the estimated token count must exceed 3,000 tokens.</w:t>
+            </w:r>
+          </w:p>
+        </w:tc>
+      </w:tr>
+      <w:tr>
+        <w:trPr>
+          <w:cantSplit w:val="0"/>
+          <w:tblHeader w:val="0"/>
+        </w:trPr>
+        <w:tc>
+          <w:tcPr/>
+          <w:p>
+            <w:pPr>
+              <w:rPr/>
+            </w:pPr>
+            <w:r>
+              <w:rPr>
+                <w:b w:val="1"/>
+                <w:bCs w:val="1"/>
+                <w:rtl w:val="0"/>
+              </w:rPr>
+              <w:t xml:space="preserve">Flow:</w:t>
+            </w:r>
+            <w:r>
+              <w:rPr>
+                <w:rtl w:val="0"/>
+              </w:rPr>
+            </w:r>
+          </w:p>
+        </w:tc>
+        <w:tc>
+          <w:tcPr/>
+          <w:p>
+            <w:pPr>
+              <w:rPr/>
+            </w:pPr>
+            <w:r>
+              <w:rPr>
+                <w:rtl w:val="0"/>
+              </w:rPr>
+              <w:t xml:space="preserve">Main (success) Flow:</w:t>
+            </w:r>
+          </w:p>
+          <w:p>
+            <w:pPr>
+              <w:rPr/>
+            </w:pPr>
+            <w:r>
+              <w:rPr>
+                <w:rtl w:val="0"/>
+              </w:rPr>
+              <w:t xml:space="preserve">1. During UC-03 message processing, the system calls needs_compaction(messages) which runs estimate_tokens().</w:t>
+            </w:r>
+          </w:p>
+          <w:p>
+            <w:pPr>
+              <w:rPr/>
+            </w:pPr>
+            <w:r>
+              <w:rPr>
+                <w:rtl w:val="0"/>
+              </w:rPr>
+              <w:t xml:space="preserve">2. If the threshold is exceeded, the system calls split_for_compaction(messages) to separate old turns (to summarise) from recent turns (to preserve verbatim).</w:t>
+            </w:r>
+          </w:p>
+          <w:p>
+            <w:pPr>
+              <w:rPr/>
+            </w:pPr>
+            <w:r>
+              <w:rPr>
+                <w:rtl w:val="0"/>
+              </w:rPr>
+              <w:t xml:space="preserve">3. Strategy selection:</w:t>
+            </w:r>
+          </w:p>
+          <w:p>
+            <w:pPr>
+              <w:rPr/>
+            </w:pPr>
+            <w:r>
+              <w:rPr>
+                <w:rtl w:val="0"/>
+              </w:rPr>
+              <w:t xml:space="preserve">a. If using GeminiService: compact_with_gemini() is called. Gemini produces a clinically faithful bullet-point summary of the older turns, preserving symptoms, medications, conditions, and key decisions.</w:t>
+            </w:r>
+          </w:p>
+          <w:p>
+            <w:pPr>
+              <w:rPr/>
+            </w:pPr>
+            <w:r>
+              <w:rPr>
+                <w:rtl w:val="0"/>
+              </w:rPr>
+              <w:t xml:space="preserve">b. If using HuggingFace/MedGemma: compact_deterministic() is called. Regex patterns extract symptoms, medications, conditions, and topics without any API call.</w:t>
+            </w:r>
+          </w:p>
+          <w:p>
+            <w:pPr>
+              <w:rPr/>
+            </w:pPr>
+            <w:r>
+              <w:rPr>
+                <w:rtl w:val="0"/>
+              </w:rPr>
+              <w:t xml:space="preserve">4. The compacted_summary replaces the old turns in the session.</w:t>
+            </w:r>
+          </w:p>
+          <w:p>
+            <w:pPr>
+              <w:rPr/>
+            </w:pPr>
+            <w:r>
+              <w:rPr>
+                <w:rtl w:val="0"/>
+              </w:rPr>
+              <w:t xml:space="preserve">5. build_llm_history() constructs the LLM input: [compacted summary block] + [last 6 raw turns] + [new user message]</w:t>
+            </w:r>
+          </w:p>
+          <w:p>
+            <w:pPr>
+              <w:rPr/>
+            </w:pPr>
+            <w:r>
+              <w:rPr>
+                <w:rtl w:val="0"/>
+              </w:rPr>
+              <w:t xml:space="preserve">6. The session's compacted_summary field is updated and persisted.</w:t>
+            </w:r>
+          </w:p>
+        </w:tc>
+      </w:tr>
+      <w:tr>
+        <w:trPr>
+          <w:cantSplit w:val="0"/>
+          <w:tblHeader w:val="0"/>
+        </w:trPr>
+        <w:tc>
+          <w:tcPr/>
+          <w:p>
+            <w:pPr>
+              <w:rPr/>
+            </w:pPr>
+            <w:r>
+              <w:rPr>
+                <w:b w:val="1"/>
+                <w:bCs w:val="1"/>
+                <w:rtl w:val="0"/>
+              </w:rPr>
+              <w:t xml:space="preserve">Post Condition:</w:t>
+            </w:r>
+            <w:r>
+              <w:rPr>
+                <w:rtl w:val="0"/>
+              </w:rPr>
+            </w:r>
+          </w:p>
+        </w:tc>
+        <w:tc>
+          <w:tcPr/>
+          <w:p>
+            <w:pPr>
+              <w:rPr/>
+            </w:pPr>
+            <w:r>
+              <w:rPr>
+                <w:rtl w:val="0"/>
+              </w:rPr>
+              <w:t xml:space="preserve">The conversation history sent to the LLM is bounded in size. The latest 6 turns are always preserved verbatim for conversational coherence. EMR data is never included in the compacted summary — it is re-loaded fresh from source on each turn.</w:t>
+            </w:r>
+          </w:p>
+        </w:tc>
+      </w:tr>
+    </w:tbl>
+    <w:p>
+      <w:pPr>
+        <w:rPr/>
+      </w:pPr>
+      <w:r>
+        <w:rPr>
+          <w:rtl w:val="0"/>
+        </w:rPr>
+      </w:r>
+    </w:p>
+    <w:tbl>
+      <w:tblPr>
+        <w:tblStyle w:val="Table16"/>
+        <w:tblW w:w="10000.0" w:type="dxa"/>
+        <w:jc w:val="left"/>
+        <w:tblBorders>
+          <w:top w:color="000000" w:space="0" w:sz="8" w:val="single"/>
+          <w:left w:color="000000" w:space="0" w:sz="8" w:val="single"/>
+          <w:bottom w:color="000000" w:space="0" w:sz="8" w:val="single"/>
+          <w:right w:color="000000" w:space="0" w:sz="8" w:val="single"/>
+          <w:insideH w:color="000000" w:space="0" w:sz="8" w:val="single"/>
+          <w:insideV w:color="000000" w:space="0" w:sz="8" w:val="single"/>
+        </w:tblBorders>
+        <w:tblLayout w:type="fixed"/>
+        <w:tblLook w:val="0600"/>
+      </w:tblPr>
+      <w:tblGrid>
+        <w:gridCol w:w="5000"/>
+        <w:gridCol w:w="5000"/>
+        <w:tblGridChange w:id="0">
+          <w:tblGrid>
+            <w:gridCol w:w="5000"/>
+            <w:gridCol w:w="5000"/>
+          </w:tblGrid>
+        </w:tblGridChange>
+      </w:tblGrid>
+      <w:tr>
+        <w:trPr>
+          <w:cantSplit w:val="0"/>
+          <w:tblHeader w:val="0"/>
+        </w:trPr>
+        <w:tc>
+          <w:tcPr/>
+          <w:p>
+            <w:pPr>
+              <w:rPr/>
+            </w:pPr>
+            <w:r>
+              <w:rPr>
+                <w:b w:val="1"/>
+                <w:bCs w:val="1"/>
+                <w:rtl w:val="0"/>
+              </w:rPr>
+              <w:t xml:space="preserve">Use Case Number:</w:t>
+            </w:r>
+            <w:r>
+              <w:rPr>
+                <w:rtl w:val="0"/>
+              </w:rPr>
+            </w:r>
+          </w:p>
+        </w:tc>
+        <w:tc>
+          <w:tcPr/>
+          <w:p>
+            <w:pPr>
+              <w:rPr/>
+            </w:pPr>
+            <w:r>
+              <w:rPr>
+                <w:rtl w:val="0"/>
+              </w:rPr>
+              <w:t xml:space="preserve">UC-14</w:t>
+            </w:r>
+          </w:p>
+        </w:tc>
+      </w:tr>
+      <w:tr>
+        <w:trPr>
+          <w:cantSplit w:val="0"/>
+          <w:tblHeader w:val="0"/>
+        </w:trPr>
+        <w:tc>
+          <w:tcPr/>
+          <w:p>
+            <w:pPr>
+              <w:rPr/>
+            </w:pPr>
+            <w:r>
+              <w:rPr>
+                <w:b w:val="1"/>
+                <w:bCs w:val="1"/>
+                <w:rtl w:val="0"/>
+              </w:rPr>
+              <w:t xml:space="preserve">Use Case Name:</w:t>
+            </w:r>
+            <w:r>
+              <w:rPr>
+                <w:rtl w:val="0"/>
+              </w:rPr>
+            </w:r>
+          </w:p>
+        </w:tc>
+        <w:tc>
+          <w:tcPr/>
+          <w:p>
+            <w:pPr>
+              <w:rPr/>
+            </w:pPr>
+            <w:r>
+              <w:rPr>
+                <w:rtl w:val="0"/>
+              </w:rPr>
+              <w:t xml:space="preserve">Voice Input (Speech-to-Text)</w:t>
+            </w:r>
+          </w:p>
+        </w:tc>
+      </w:tr>
+      <w:tr>
+        <w:trPr>
+          <w:cantSplit w:val="0"/>
+          <w:tblHeader w:val="0"/>
+        </w:trPr>
+        <w:tc>
+          <w:tcPr/>
+          <w:p>
+            <w:pPr>
+              <w:rPr/>
+            </w:pPr>
+            <w:r>
+              <w:rPr>
+                <w:b w:val="1"/>
+                <w:bCs w:val="1"/>
+                <w:rtl w:val="0"/>
+              </w:rPr>
+              <w:t xml:space="preserve">Overview:</w:t>
+            </w:r>
+            <w:r>
+              <w:rPr>
+                <w:rtl w:val="0"/>
+              </w:rPr>
+            </w:r>
+          </w:p>
+        </w:tc>
+        <w:tc>
+          <w:tcPr/>
+          <w:p>
+            <w:pPr>
+              <w:rPr/>
+            </w:pPr>
+            <w:r>
+              <w:rPr>
+                <w:rtl w:val="0"/>
+              </w:rPr>
+              <w:t xml:space="preserve">The patient can speak their medical query instead of typing it. The system records audio via the browser's MediaRecorder API, sends it to the backend for transcription via the Sarvam AI STT service, and populates the transcribed text in the chat input field. This extends accessibility to patients with limited literacy or motor impairments.</w:t>
+            </w:r>
+          </w:p>
+        </w:tc>
+      </w:tr>
+      <w:tr>
+        <w:trPr>
+          <w:cantSplit w:val="0"/>
+          <w:tblHeader w:val="0"/>
+        </w:trPr>
+        <w:tc>
+          <w:tcPr/>
+          <w:p>
+            <w:pPr>
+              <w:rPr/>
+            </w:pPr>
+            <w:r>
+              <w:rPr>
+                <w:b w:val="1"/>
+                <w:bCs w:val="1"/>
+                <w:rtl w:val="0"/>
+              </w:rPr>
+              <w:t xml:space="preserve">Actors:</w:t>
+            </w:r>
+            <w:r>
+              <w:rPr>
+                <w:rtl w:val="0"/>
+              </w:rPr>
+            </w:r>
+          </w:p>
+        </w:tc>
+        <w:tc>
+          <w:tcPr/>
+          <w:p>
+            <w:pPr>
+              <w:rPr/>
+            </w:pPr>
+            <w:r>
+              <w:rPr>
+                <w:rtl w:val="0"/>
+              </w:rPr>
+              <w:t xml:space="preserve">Patient</w:t>
+            </w:r>
+          </w:p>
+        </w:tc>
+      </w:tr>
+      <w:tr>
+        <w:trPr>
+          <w:cantSplit w:val="0"/>
+          <w:tblHeader w:val="0"/>
+        </w:trPr>
+        <w:tc>
+          <w:tcPr/>
+          <w:p>
+            <w:pPr>
+              <w:rPr/>
+            </w:pPr>
+            <w:r>
+              <w:rPr>
+                <w:b w:val="1"/>
+                <w:bCs w:val="1"/>
+                <w:rtl w:val="0"/>
+              </w:rPr>
+              <w:t xml:space="preserve">Pre condition:</w:t>
+            </w:r>
+            <w:r>
+              <w:rPr>
+                <w:rtl w:val="0"/>
+              </w:rPr>
+            </w:r>
+          </w:p>
+        </w:tc>
+        <w:tc>
+          <w:tcPr/>
+          <w:p>
+            <w:pPr>
+              <w:rPr/>
+            </w:pPr>
+            <w:r>
+              <w:rPr>
+                <w:rtl w:val="0"/>
+              </w:rPr>
+              <w:t xml:space="preserve">The patient must have an active chat session (UC-11). The browser must have microphone access permission granted. The Sarvam AI STT API must be operational.</w:t>
+            </w:r>
+          </w:p>
+        </w:tc>
+      </w:tr>
+      <w:tr>
+        <w:trPr>
+          <w:cantSplit w:val="0"/>
+          <w:tblHeader w:val="0"/>
+        </w:trPr>
+        <w:tc>
+          <w:tcPr/>
+          <w:p>
+            <w:pPr>
+              <w:rPr/>
+            </w:pPr>
+            <w:r>
+              <w:rPr>
+                <w:b w:val="1"/>
+                <w:bCs w:val="1"/>
+                <w:rtl w:val="0"/>
+              </w:rPr>
+              <w:t xml:space="preserve">Flow:</w:t>
+            </w:r>
+            <w:r>
+              <w:rPr>
+                <w:rtl w:val="0"/>
+              </w:rPr>
+            </w:r>
+          </w:p>
+        </w:tc>
+        <w:tc>
+          <w:tcPr/>
+          <w:p>
+            <w:pPr>
+              <w:rPr/>
+            </w:pPr>
+            <w:r>
+              <w:rPr>
+                <w:rtl w:val="0"/>
+              </w:rPr>
+              <w:t xml:space="preserve">Main (success) Flow:</w:t>
+            </w:r>
+          </w:p>
+          <w:p>
+            <w:pPr>
+              <w:rPr/>
+            </w:pPr>
+            <w:r>
+              <w:rPr>
+                <w:rtl w:val="0"/>
+              </w:rPr>
+              <w:t xml:space="preserve">1. The patient clicks the microphone (🎤) button in the chat interface.</w:t>
+            </w:r>
+          </w:p>
+          <w:p>
+            <w:pPr>
+              <w:rPr/>
+            </w:pPr>
+            <w:r>
+              <w:rPr>
+                <w:rtl w:val="0"/>
+              </w:rPr>
+              <w:t xml:space="preserve">2. The browser requests microphone access (if not already granted).</w:t>
+            </w:r>
+          </w:p>
+          <w:p>
+            <w:pPr>
+              <w:rPr/>
+            </w:pPr>
+            <w:r>
+              <w:rPr>
+                <w:rtl w:val="0"/>
+              </w:rPr>
+              <w:t xml:space="preserve">3. The MediaRecorder API begins recording audio.</w:t>
+            </w:r>
+          </w:p>
+          <w:p>
+            <w:pPr>
+              <w:rPr/>
+            </w:pPr>
+            <w:r>
+              <w:rPr>
+                <w:rtl w:val="0"/>
+              </w:rPr>
+              <w:t xml:space="preserve">4. The patient speaks their query.</w:t>
+            </w:r>
+          </w:p>
+          <w:p>
+            <w:pPr>
+              <w:rPr/>
+            </w:pPr>
+            <w:r>
+              <w:rPr>
+                <w:rtl w:val="0"/>
+              </w:rPr>
+              <w:t xml:space="preserve">5. The patient clicks the microphone button again to stop recording.</w:t>
+            </w:r>
+          </w:p>
+          <w:p>
+            <w:pPr>
+              <w:rPr/>
+            </w:pPr>
+            <w:r>
+              <w:rPr>
+                <w:rtl w:val="0"/>
+              </w:rPr>
+              <w:t xml:space="preserve">6. The recorded audio blob is sent to the backend: POST /sessions/transcribe (multipart form data with audio file + language code).</w:t>
+            </w:r>
+          </w:p>
+          <w:p>
+            <w:pPr>
+              <w:rPr/>
+            </w:pPr>
+            <w:r>
+              <w:rPr>
+                <w:rtl w:val="0"/>
+              </w:rPr>
+              <w:t xml:space="preserve">7. The backend forwards the audio to Sarvam AI's speech_to_text() API with the selected language code.</w:t>
+            </w:r>
+          </w:p>
+          <w:p>
+            <w:pPr>
+              <w:rPr/>
+            </w:pPr>
+            <w:r>
+              <w:rPr>
+                <w:rtl w:val="0"/>
+              </w:rPr>
+              <w:t xml:space="preserve">8. Sarvam returns the transcribed text.</w:t>
+            </w:r>
+          </w:p>
+          <w:p>
+            <w:pPr>
+              <w:rPr/>
+            </w:pPr>
+            <w:r>
+              <w:rPr>
+                <w:rtl w:val="0"/>
+              </w:rPr>
+              <w:t xml:space="preserve">9. The transcribed text is populated in the chat input field.</w:t>
+            </w:r>
+          </w:p>
+          <w:p>
+            <w:pPr>
+              <w:rPr/>
+            </w:pPr>
+            <w:r>
+              <w:rPr>
+                <w:rtl w:val="0"/>
+              </w:rPr>
+              <w:t xml:space="preserve">10. The patient reviews and sends the message (continues to UC-03).</w:t>
+            </w:r>
+          </w:p>
+          <w:p>
+            <w:pPr>
+              <w:rPr/>
+            </w:pPr>
+            <w:r>
+              <w:rPr>
+                <w:rtl w:val="0"/>
+              </w:rPr>
+              <w:t xml:space="preserve">Alternate Flow:</w:t>
+            </w:r>
+          </w:p>
+          <w:p>
+            <w:pPr>
+              <w:rPr/>
+            </w:pPr>
+            <w:r>
+              <w:rPr>
+                <w:rtl w:val="0"/>
+              </w:rPr>
+              <w:t xml:space="preserve">2a. If the browser does not support MediaRecorder or the user denies microphone access, the microphone button is disabled.</w:t>
+            </w:r>
+          </w:p>
+        </w:tc>
+      </w:tr>
+      <w:tr>
+        <w:trPr>
+          <w:cantSplit w:val="0"/>
+          <w:tblHeader w:val="0"/>
+        </w:trPr>
+        <w:tc>
+          <w:tcPr/>
+          <w:p>
+            <w:pPr>
+              <w:rPr/>
+            </w:pPr>
+            <w:r>
+              <w:rPr>
+                <w:b w:val="1"/>
+                <w:bCs w:val="1"/>
+                <w:rtl w:val="0"/>
+              </w:rPr>
+              <w:t xml:space="preserve">Post Condition:</w:t>
+            </w:r>
+            <w:r>
+              <w:rPr>
+                <w:rtl w:val="0"/>
+              </w:rPr>
+            </w:r>
+          </w:p>
+        </w:tc>
+        <w:tc>
+          <w:tcPr/>
+          <w:p>
+            <w:pPr>
+              <w:rPr/>
+            </w:pPr>
+            <w:r>
+              <w:rPr>
+                <w:rtl w:val="0"/>
+              </w:rPr>
+              <w:t xml:space="preserve">The transcribed text is placed in the input field, ready for the patient to review and send as a regular chat message.</w:t>
+            </w:r>
+          </w:p>
+        </w:tc>
+      </w:tr>
+    </w:tbl>
+    <w:p>
+      <w:pPr>
+        <w:rPr/>
+      </w:pPr>
+      <w:r>
+        <w:rPr>
+          <w:rtl w:val="0"/>
+        </w:rPr>
+      </w:r>
+    </w:p>
+    <w:tbl>
+      <w:tblPr>
+        <w:tblStyle w:val="Table17"/>
+        <w:tblW w:w="10000.0" w:type="dxa"/>
+        <w:jc w:val="left"/>
+        <w:tblBorders>
+          <w:top w:color="000000" w:space="0" w:sz="8" w:val="single"/>
+          <w:left w:color="000000" w:space="0" w:sz="8" w:val="single"/>
+          <w:bottom w:color="000000" w:space="0" w:sz="8" w:val="single"/>
+          <w:right w:color="000000" w:space="0" w:sz="8" w:val="single"/>
+          <w:insideH w:color="000000" w:space="0" w:sz="8" w:val="single"/>
+          <w:insideV w:color="000000" w:space="0" w:sz="8" w:val="single"/>
+        </w:tblBorders>
+        <w:tblLayout w:type="fixed"/>
+        <w:tblLook w:val="0600"/>
+      </w:tblPr>
+      <w:tblGrid>
+        <w:gridCol w:w="5000"/>
+        <w:gridCol w:w="5000"/>
+        <w:tblGridChange w:id="0">
+          <w:tblGrid>
+            <w:gridCol w:w="5000"/>
+            <w:gridCol w:w="5000"/>
+          </w:tblGrid>
+        </w:tblGridChange>
+      </w:tblGrid>
+      <w:tr>
+        <w:trPr>
+          <w:cantSplit w:val="0"/>
+          <w:tblHeader w:val="0"/>
+        </w:trPr>
+        <w:tc>
+          <w:tcPr/>
+          <w:p>
+            <w:pPr>
+              <w:rPr/>
+            </w:pPr>
+            <w:r>
+              <w:rPr>
+                <w:b w:val="1"/>
+                <w:bCs w:val="1"/>
+                <w:rtl w:val="0"/>
+              </w:rPr>
+              <w:t xml:space="preserve">Use Case Number:</w:t>
+            </w:r>
+            <w:r>
+              <w:rPr>
+                <w:rtl w:val="0"/>
+              </w:rPr>
+            </w:r>
+          </w:p>
+        </w:tc>
+        <w:tc>
+          <w:tcPr/>
+          <w:p>
+            <w:pPr>
+              <w:rPr/>
+            </w:pPr>
+            <w:r>
+              <w:rPr>
+                <w:rtl w:val="0"/>
+              </w:rPr>
+              <w:t xml:space="preserve">UC-15</w:t>
+            </w:r>
+          </w:p>
+        </w:tc>
+      </w:tr>
+      <w:tr>
+        <w:trPr>
+          <w:cantSplit w:val="0"/>
+          <w:tblHeader w:val="0"/>
+        </w:trPr>
+        <w:tc>
+          <w:tcPr/>
+          <w:p>
+            <w:pPr>
+              <w:rPr/>
+            </w:pPr>
+            <w:r>
+              <w:rPr>
+                <w:b w:val="1"/>
+                <w:bCs w:val="1"/>
+                <w:rtl w:val="0"/>
+              </w:rPr>
+              <w:t xml:space="preserve">Use Case Name:</w:t>
+            </w:r>
+            <w:r>
+              <w:rPr>
+                <w:rtl w:val="0"/>
+              </w:rPr>
+            </w:r>
+          </w:p>
+        </w:tc>
+        <w:tc>
+          <w:tcPr/>
+          <w:p>
+            <w:pPr>
+              <w:rPr/>
+            </w:pPr>
+            <w:r>
+              <w:rPr>
+                <w:rtl w:val="0"/>
+              </w:rPr>
+              <w:t xml:space="preserve">Multi-Model LLM Selection</w:t>
+            </w:r>
+          </w:p>
+        </w:tc>
+      </w:tr>
+      <w:tr>
+        <w:trPr>
+          <w:cantSplit w:val="0"/>
+          <w:tblHeader w:val="0"/>
+        </w:trPr>
+        <w:tc>
+          <w:tcPr/>
+          <w:p>
+            <w:pPr>
+              <w:rPr/>
+            </w:pPr>
+            <w:r>
+              <w:rPr>
+                <w:b w:val="1"/>
+                <w:bCs w:val="1"/>
+                <w:rtl w:val="0"/>
+              </w:rPr>
+              <w:t xml:space="preserve">Overview:</w:t>
+            </w:r>
+            <w:r>
+              <w:rPr>
+                <w:rtl w:val="0"/>
+              </w:rPr>
+            </w:r>
+          </w:p>
+        </w:tc>
+        <w:tc>
+          <w:tcPr/>
+          <w:p>
+            <w:pPr>
+              <w:rPr/>
+            </w:pPr>
+            <w:r>
+              <w:rPr>
+                <w:rtl w:val="0"/>
+              </w:rPr>
+              <w:t xml:space="preserve">The patient can select which LLM backend processes their queries at runtime. The system supports three models: Gemini (cloud, highest quality), HuggingFace Qwen (local, lightweight), and MedGemma (medical-specialised). The model selection is passed as a parameter in each chat request, allowing per-message model switching without session interruption.</w:t>
+            </w:r>
+          </w:p>
+        </w:tc>
+      </w:tr>
+      <w:tr>
+        <w:trPr>
+          <w:cantSplit w:val="0"/>
+          <w:tblHeader w:val="0"/>
+        </w:trPr>
+        <w:tc>
+          <w:tcPr/>
+          <w:p>
+            <w:pPr>
+              <w:rPr/>
+            </w:pPr>
+            <w:r>
+              <w:rPr>
+                <w:b w:val="1"/>
+                <w:bCs w:val="1"/>
+                <w:rtl w:val="0"/>
+              </w:rPr>
+              <w:t xml:space="preserve">Actors:</w:t>
+            </w:r>
+            <w:r>
+              <w:rPr>
+                <w:rtl w:val="0"/>
+              </w:rPr>
+            </w:r>
+          </w:p>
+        </w:tc>
+        <w:tc>
+          <w:tcPr/>
+          <w:p>
+            <w:pPr>
+              <w:rPr/>
+            </w:pPr>
+            <w:r>
+              <w:rPr>
+                <w:rtl w:val="0"/>
+              </w:rPr>
+              <w:t xml:space="preserve">Patient</w:t>
+            </w:r>
+          </w:p>
+        </w:tc>
+      </w:tr>
+      <w:tr>
+        <w:trPr>
+          <w:cantSplit w:val="0"/>
+          <w:tblHeader w:val="0"/>
+        </w:trPr>
+        <w:tc>
+          <w:tcPr/>
+          <w:p>
+            <w:pPr>
+              <w:rPr/>
+            </w:pPr>
+            <w:r>
+              <w:rPr>
+                <w:b w:val="1"/>
+                <w:bCs w:val="1"/>
+                <w:rtl w:val="0"/>
+              </w:rPr>
+              <w:t xml:space="preserve">Pre condition:</w:t>
+            </w:r>
+            <w:r>
+              <w:rPr>
+                <w:rtl w:val="0"/>
+              </w:rPr>
+            </w:r>
+          </w:p>
+        </w:tc>
+        <w:tc>
+          <w:tcPr/>
+          <w:p>
+            <w:pPr>
+              <w:rPr/>
+            </w:pPr>
+            <w:r>
+              <w:rPr>
+                <w:rtl w:val="0"/>
+              </w:rPr>
+              <w:t xml:space="preserve">The patient must have an active chat session (UC-11). At least one LLM backend must be configured with valid credentials or model weights.</w:t>
+            </w:r>
+          </w:p>
+        </w:tc>
+      </w:tr>
+      <w:tr>
+        <w:trPr>
+          <w:cantSplit w:val="0"/>
+          <w:tblHeader w:val="0"/>
+        </w:trPr>
+        <w:tc>
+          <w:tcPr/>
+          <w:p>
+            <w:pPr>
+              <w:rPr/>
+            </w:pPr>
+            <w:r>
+              <w:rPr>
+                <w:b w:val="1"/>
+                <w:bCs w:val="1"/>
+                <w:rtl w:val="0"/>
+              </w:rPr>
+              <w:t xml:space="preserve">Flow:</w:t>
+            </w:r>
+            <w:r>
+              <w:rPr>
+                <w:rtl w:val="0"/>
+              </w:rPr>
+            </w:r>
+          </w:p>
+        </w:tc>
+        <w:tc>
+          <w:tcPr/>
+          <w:p>
+            <w:pPr>
+              <w:rPr/>
+            </w:pPr>
+            <w:r>
+              <w:rPr>
+                <w:rtl w:val="0"/>
+              </w:rPr>
+              <w:t xml:space="preserve">Main (success) Flow:</w:t>
+            </w:r>
+          </w:p>
+          <w:p>
+            <w:pPr>
+              <w:rPr/>
+            </w:pPr>
+            <w:r>
+              <w:rPr>
+                <w:rtl w:val="0"/>
+              </w:rPr>
+              <w:t xml:space="preserve">1. The patient selects a model from the dropdown in the chat interface (options: "Gemini", "HuggingFace", "MedGemma").</w:t>
+            </w:r>
+          </w:p>
+          <w:p>
+            <w:pPr>
+              <w:rPr/>
+            </w:pPr>
+            <w:r>
+              <w:rPr>
+                <w:rtl w:val="0"/>
+              </w:rPr>
+              <w:t xml:space="preserve">2. The patient types and sends a message.</w:t>
+            </w:r>
+          </w:p>
+          <w:p>
+            <w:pPr>
+              <w:rPr/>
+            </w:pPr>
+            <w:r>
+              <w:rPr>
+                <w:rtl w:val="0"/>
+              </w:rPr>
+              <w:t xml:space="preserve">3. The system includes the selected model name in the ChatMessage request body (model field).</w:t>
+            </w:r>
+          </w:p>
+          <w:p>
+            <w:pPr>
+              <w:rPr/>
+            </w:pPr>
+            <w:r>
+              <w:rPr>
+                <w:rtl w:val="0"/>
+              </w:rPr>
+              <w:t xml:space="preserve">4. The SessionsRouter reads the model field and routes the request to the corresponding service:</w:t>
+            </w:r>
+          </w:p>
+          <w:p>
+            <w:pPr>
+              <w:rPr/>
+            </w:pPr>
+            <w:r>
+              <w:rPr>
+                <w:rFonts w:ascii="Arial Unicode MS" w:cs="Arial Unicode MS" w:eastAsia="Arial Unicode MS" w:hAnsi="Arial Unicode MS"/>
+                <w:rtl w:val="0"/>
+              </w:rPr>
+              <w:t xml:space="preserve">a. "gemini" → GeminiService.chat()</w:t>
+            </w:r>
+          </w:p>
+          <w:p>
+            <w:pPr>
+              <w:rPr/>
+            </w:pPr>
+            <w:r>
+              <w:rPr>
+                <w:rFonts w:ascii="Arial Unicode MS" w:cs="Arial Unicode MS" w:eastAsia="Arial Unicode MS" w:hAnsi="Arial Unicode MS"/>
+                <w:rtl w:val="0"/>
+              </w:rPr>
+              <w:t xml:space="preserve">b. "huggingface" → HuggingFaceService.chat()</w:t>
+            </w:r>
+          </w:p>
+          <w:p>
+            <w:pPr>
+              <w:rPr/>
+            </w:pPr>
+            <w:r>
+              <w:rPr>
+                <w:rFonts w:ascii="Arial Unicode MS" w:cs="Arial Unicode MS" w:eastAsia="Arial Unicode MS" w:hAnsi="Arial Unicode MS"/>
+                <w:rtl w:val="0"/>
+              </w:rPr>
+              <w:t xml:space="preserve">c. "medgemma" → MedGemmaService.chat()</w:t>
+            </w:r>
+          </w:p>
+          <w:p>
+            <w:pPr>
+              <w:rPr/>
+            </w:pPr>
+            <w:r>
+              <w:rPr>
+                <w:rtl w:val="0"/>
+              </w:rPr>
+              <w:t xml:space="preserve">5. The selected service generates a response using its underlying model, with the RAG-assembled system prompt and GDPR disclaimer.</w:t>
+            </w:r>
+          </w:p>
+          <w:p>
+            <w:pPr>
+              <w:rPr/>
+            </w:pPr>
+            <w:r>
+              <w:rPr>
+                <w:rtl w:val="0"/>
+              </w:rPr>
+              <w:t xml:space="preserve">6. The response includes model_name in the ChatResponse so the patient can see which model answered.</w:t>
+            </w:r>
+          </w:p>
+          <w:p>
+            <w:pPr>
+              <w:rPr/>
+            </w:pPr>
+            <w:r>
+              <w:rPr>
+                <w:rtl w:val="0"/>
+              </w:rPr>
+              <w:t xml:space="preserve">Alternate Flow:</w:t>
+            </w:r>
+          </w:p>
+          <w:p>
+            <w:pPr>
+              <w:rPr/>
+            </w:pPr>
+            <w:r>
+              <w:rPr>
+                <w:rtl w:val="0"/>
+              </w:rPr>
+              <w:t xml:space="preserve">4a. If the selected model is not available (e.g., missing API key or model weights not loaded), the system falls back to the default model (Gemini) and logs a warning.</w:t>
+            </w:r>
+          </w:p>
+        </w:tc>
+      </w:tr>
+      <w:tr>
+        <w:trPr>
+          <w:cantSplit w:val="0"/>
+          <w:tblHeader w:val="0"/>
+        </w:trPr>
+        <w:tc>
+          <w:tcPr/>
+          <w:p>
+            <w:pPr>
+              <w:rPr/>
+            </w:pPr>
+            <w:r>
+              <w:rPr>
+                <w:b w:val="1"/>
+                <w:bCs w:val="1"/>
+                <w:rtl w:val="0"/>
+              </w:rPr>
+              <w:t xml:space="preserve">Post Condition:</w:t>
+            </w:r>
+            <w:r>
+              <w:rPr>
+                <w:rtl w:val="0"/>
+              </w:rPr>
+            </w:r>
+          </w:p>
+        </w:tc>
+        <w:tc>
+          <w:tcPr/>
+          <w:p>
+            <w:pPr>
+              <w:rPr/>
+            </w:pPr>
+            <w:r>
+              <w:rPr>
+                <w:rtl w:val="0"/>
+              </w:rPr>
+              <w:t xml:space="preserve">The patient receives a response from the selected LLM. The model name is displayed in the response metadata. The patient can switch models for the next message without creating a new session.</w:t>
+            </w:r>
+          </w:p>
+        </w:tc>
+      </w:tr>
+    </w:tbl>
+    <w:p>
+      <w:pPr>
+        <w:rPr>
+          <w:sz w:val="24"/>
+          <w:szCs w:val="24"/>
+        </w:rPr>
+      </w:pPr>
+      <w:r>
+        <w:rPr>
+          <w:rtl w:val="0"/>
+        </w:rPr>
+      </w:r>
+    </w:p>
+    <w:p>
+      <w:pPr>
         <w:rPr>
           <w:sz w:val="24"/>
           <w:szCs w:val="24"/>
@@ -9281,6 +12069,119 @@
     <w:pPr>
       <w:keepNext w:val="0"/>
       <w:keepLines w:val="0"/>
+      <w:pageBreakBefore w:val="0"/>
+      <w:widowControl w:val="1"/>
+      <w:pBdr>
+        <w:top w:space="0" w:sz="0" w:val="nil"/>
+        <w:left w:space="0" w:sz="0" w:val="nil"/>
+        <w:bottom w:space="0" w:sz="0" w:val="nil"/>
+        <w:right w:space="0" w:sz="0" w:val="nil"/>
+        <w:between w:space="0" w:sz="0" w:val="nil"/>
+      </w:pBdr>
+      <w:shd w:fill="auto" w:val="clear"/>
+      <w:tabs>
+        <w:tab w:val="center" w:leader="none" w:pos="4252"/>
+        <w:tab w:val="right" w:leader="none" w:pos="8504"/>
+      </w:tabs>
+      <w:spacing w:after="240" w:before="0" w:line="240" w:lineRule="auto"/>
+      <w:ind w:left="0" w:right="0" w:firstLine="0"/>
+      <w:jc w:val="right"/>
+      <w:rPr>
+        <w:rFonts w:ascii="Arial" w:cs="Arial" w:eastAsia="Arial" w:hAnsi="Arial"/>
+        <w:b w:val="0"/>
+        <w:bCs w:val="0"/>
+        <w:i w:val="0"/>
+        <w:iCs w:val="0"/>
+        <w:smallCaps w:val="0"/>
+        <w:strike w:val="0"/>
+        <w:color w:val="000000"/>
+        <w:sz w:val="20"/>
+        <w:szCs w:val="20"/>
+        <w:u w:val="none"/>
+        <w:shd w:fill="auto" w:val="clear"/>
+        <w:vertAlign w:val="baseline"/>
+      </w:rPr>
+    </w:pPr>
+    <w:r>
+      <w:rPr>
+        <w:rFonts w:ascii="Arial" w:cs="Arial" w:eastAsia="Arial" w:hAnsi="Arial"/>
+        <w:b w:val="0"/>
+        <w:bCs w:val="0"/>
+        <w:i w:val="0"/>
+        <w:iCs w:val="0"/>
+        <w:smallCaps w:val="0"/>
+        <w:strike w:val="0"/>
+        <w:color w:val="000000"/>
+        <w:sz w:val="20"/>
+        <w:szCs w:val="20"/>
+        <w:u w:val="none"/>
+        <w:shd w:fill="auto" w:val="clear"/>
+        <w:vertAlign w:val="baseline"/>
+      </w:rPr>
+      <w:fldChar w:fldCharType="begin"/>
+      <w:instrText xml:space="preserve">PAGE</w:instrText>
+      <w:fldChar w:fldCharType="separate"/>
+      <w:fldChar w:fldCharType="end"/>
+    </w:r>
+    <w:r>
+      <w:rPr>
+        <w:rtl w:val="0"/>
+      </w:rPr>
+    </w:r>
+  </w:p>
+  <w:p>
+    <w:pPr>
+      <w:keepNext w:val="0"/>
+      <w:keepLines w:val="0"/>
+      <w:pageBreakBefore w:val="0"/>
+      <w:widowControl w:val="1"/>
+      <w:pBdr>
+        <w:top w:space="0" w:sz="0" w:val="nil"/>
+        <w:left w:space="0" w:sz="0" w:val="nil"/>
+        <w:bottom w:space="0" w:sz="0" w:val="nil"/>
+        <w:right w:space="0" w:sz="0" w:val="nil"/>
+        <w:between w:space="0" w:sz="0" w:val="nil"/>
+      </w:pBdr>
+      <w:shd w:fill="auto" w:val="clear"/>
+      <w:tabs>
+        <w:tab w:val="center" w:leader="none" w:pos="4252"/>
+        <w:tab w:val="right" w:leader="none" w:pos="8504"/>
+      </w:tabs>
+      <w:spacing w:after="240" w:before="0" w:line="240" w:lineRule="auto"/>
+      <w:ind w:left="0" w:right="360" w:firstLine="0"/>
+      <w:jc w:val="both"/>
+      <w:rPr>
+        <w:rFonts w:ascii="Arial" w:cs="Arial" w:eastAsia="Arial" w:hAnsi="Arial"/>
+        <w:b w:val="0"/>
+        <w:bCs w:val="0"/>
+        <w:i w:val="0"/>
+        <w:iCs w:val="0"/>
+        <w:smallCaps w:val="0"/>
+        <w:strike w:val="0"/>
+        <w:color w:val="000000"/>
+        <w:sz w:val="20"/>
+        <w:szCs w:val="20"/>
+        <w:u w:val="none"/>
+        <w:shd w:fill="auto" w:val="clear"/>
+        <w:vertAlign w:val="baseline"/>
+      </w:rPr>
+    </w:pPr>
+    <w:r>
+      <w:rPr>
+        <w:rtl w:val="0"/>
+      </w:rPr>
+    </w:r>
+  </w:p>
+</w:ftr>
+</file>
+
+<file path=word/footer2.xml><?xml version="1.0" encoding="utf-8"?>
+<w:ftr xmlns:mc="http://schemas.openxmlformats.org/markup-compatibility/2006" xmlns:o="urn:schemas-microsoft-com:office:office" xmlns:r="http://schemas.openxmlformats.org/officeDocument/2006/relationships" xmlns:m="http://schemas.openxmlformats.org/officeDocument/2006/math" xmlns:v="urn:schemas-microsoft-com:vml" xmlns:wp="http://schemas.openxmlformats.org/drawingml/2006/wordprocessingDrawing" xmlns:w10="urn:schemas-microsoft-com:office:word" xmlns:w="http://schemas.openxmlformats.org/wordprocessingml/2006/main" xmlns:wne="http://schemas.microsoft.com/office/word/2006/wordml" xmlns:sl="http://schemas.openxmlformats.org/schemaLibrary/2006/main" xmlns:a="http://schemas.openxmlformats.org/drawingml/2006/main" xmlns:pic="http://schemas.openxmlformats.org/drawingml/2006/picture" xmlns:c="http://schemas.openxmlformats.org/drawingml/2006/chart" xmlns:lc="http://schemas.openxmlformats.org/drawingml/2006/lockedCanvas" xmlns:dgm="http://schemas.openxmlformats.org/drawingml/2006/diagram" xmlns:wps="http://schemas.microsoft.com/office/word/2010/wordprocessingShape" xmlns:wpg="http://schemas.microsoft.com/office/word/2010/wordprocessingGroup" xmlns:w14="http://schemas.microsoft.com/office/word/2010/wordml" xmlns:w15="http://schemas.microsoft.com/office/word/2012/wordml" xmlns:w16="http://schemas.microsoft.com/office/word/2018/wordml" xmlns:w16cex="http://schemas.microsoft.com/office/word/2018/wordml/cex" xmlns:w16cid="http://schemas.microsoft.com/office/word/2016/wordml/cid" xmlns="http://schemas.microsoft.com/office/tasks/2019/documenttasks" xmlns:cr="http://schemas.microsoft.com/office/comments/2020/reactions">
+  <w:p>
+    <w:pPr>
+      <w:keepNext w:val="0"/>
+      <w:keepLines w:val="0"/>
+      <w:pageBreakBefore w:val="0"/>
       <w:widowControl w:val="0"/>
       <w:pBdr>
         <w:top w:space="0" w:sz="0" w:val="nil"/>
@@ -9317,7 +12218,7 @@
   </w:p>
   <w:tbl>
     <w:tblPr>
-      <w:tblStyle w:val="Table12"/>
+      <w:tblStyle w:val="Table18"/>
       <w:tblW w:w="9054.0" w:type="dxa"/>
       <w:jc w:val="left"/>
       <w:tblInd w:w="-108.0" w:type="dxa"/>
@@ -9347,6 +12248,7 @@
           <w:pPr>
             <w:keepNext w:val="0"/>
             <w:keepLines w:val="0"/>
+            <w:pageBreakBefore w:val="0"/>
             <w:widowControl w:val="1"/>
             <w:pBdr>
               <w:top w:space="0" w:sz="0" w:val="nil"/>
@@ -9408,6 +12310,7 @@
           <w:pPr>
             <w:keepNext w:val="0"/>
             <w:keepLines w:val="0"/>
+            <w:pageBreakBefore w:val="0"/>
             <w:widowControl w:val="1"/>
             <w:pBdr>
               <w:top w:space="0" w:sz="0" w:val="nil"/>
@@ -9493,6 +12396,7 @@
     <w:pPr>
       <w:keepNext w:val="0"/>
       <w:keepLines w:val="0"/>
+      <w:pageBreakBefore w:val="0"/>
       <w:widowControl w:val="1"/>
       <w:pBdr>
         <w:top w:space="0" w:sz="0" w:val="nil"/>
@@ -9534,122 +12438,13 @@
 </w:ftr>
 </file>
 
-<file path=word/footer2.xml><?xml version="1.0" encoding="utf-8"?>
-<w:ftr xmlns:mc="http://schemas.openxmlformats.org/markup-compatibility/2006" xmlns:o="urn:schemas-microsoft-com:office:office" xmlns:r="http://schemas.openxmlformats.org/officeDocument/2006/relationships" xmlns:m="http://schemas.openxmlformats.org/officeDocument/2006/math" xmlns:v="urn:schemas-microsoft-com:vml" xmlns:wp="http://schemas.openxmlformats.org/drawingml/2006/wordprocessingDrawing" xmlns:w10="urn:schemas-microsoft-com:office:word" xmlns:w="http://schemas.openxmlformats.org/wordprocessingml/2006/main" xmlns:wne="http://schemas.microsoft.com/office/word/2006/wordml" xmlns:sl="http://schemas.openxmlformats.org/schemaLibrary/2006/main" xmlns:a="http://schemas.openxmlformats.org/drawingml/2006/main" xmlns:pic="http://schemas.openxmlformats.org/drawingml/2006/picture" xmlns:c="http://schemas.openxmlformats.org/drawingml/2006/chart" xmlns:lc="http://schemas.openxmlformats.org/drawingml/2006/lockedCanvas" xmlns:dgm="http://schemas.openxmlformats.org/drawingml/2006/diagram" xmlns:wps="http://schemas.microsoft.com/office/word/2010/wordprocessingShape" xmlns:wpg="http://schemas.microsoft.com/office/word/2010/wordprocessingGroup" xmlns:w14="http://schemas.microsoft.com/office/word/2010/wordml" xmlns:w15="http://schemas.microsoft.com/office/word/2012/wordml" xmlns:w16="http://schemas.microsoft.com/office/word/2018/wordml" xmlns:w16cex="http://schemas.microsoft.com/office/word/2018/wordml/cex" xmlns:w16cid="http://schemas.microsoft.com/office/word/2016/wordml/cid" xmlns="http://schemas.microsoft.com/office/tasks/2019/documenttasks" xmlns:cr="http://schemas.microsoft.com/office/comments/2020/reactions">
-  <w:p>
-    <w:pPr>
-      <w:keepNext w:val="0"/>
-      <w:keepLines w:val="0"/>
-      <w:widowControl w:val="1"/>
-      <w:pBdr>
-        <w:top w:space="0" w:sz="0" w:val="nil"/>
-        <w:left w:space="0" w:sz="0" w:val="nil"/>
-        <w:bottom w:space="0" w:sz="0" w:val="nil"/>
-        <w:right w:space="0" w:sz="0" w:val="nil"/>
-        <w:between w:space="0" w:sz="0" w:val="nil"/>
-      </w:pBdr>
-      <w:shd w:fill="auto" w:val="clear"/>
-      <w:tabs>
-        <w:tab w:val="center" w:leader="none" w:pos="4252"/>
-        <w:tab w:val="right" w:leader="none" w:pos="8504"/>
-      </w:tabs>
-      <w:spacing w:after="240" w:before="0" w:line="240" w:lineRule="auto"/>
-      <w:ind w:left="0" w:right="0" w:firstLine="0"/>
-      <w:jc w:val="right"/>
-      <w:rPr>
-        <w:rFonts w:ascii="Arial" w:cs="Arial" w:eastAsia="Arial" w:hAnsi="Arial"/>
-        <w:b w:val="0"/>
-        <w:bCs w:val="0"/>
-        <w:i w:val="0"/>
-        <w:iCs w:val="0"/>
-        <w:smallCaps w:val="0"/>
-        <w:strike w:val="0"/>
-        <w:color w:val="000000"/>
-        <w:sz w:val="20"/>
-        <w:szCs w:val="20"/>
-        <w:u w:val="none"/>
-        <w:shd w:fill="auto" w:val="clear"/>
-        <w:vertAlign w:val="baseline"/>
-      </w:rPr>
-    </w:pPr>
-    <w:r>
-      <w:rPr>
-        <w:rFonts w:ascii="Arial" w:cs="Arial" w:eastAsia="Arial" w:hAnsi="Arial"/>
-        <w:b w:val="0"/>
-        <w:bCs w:val="0"/>
-        <w:i w:val="0"/>
-        <w:iCs w:val="0"/>
-        <w:smallCaps w:val="0"/>
-        <w:strike w:val="0"/>
-        <w:color w:val="000000"/>
-        <w:sz w:val="20"/>
-        <w:szCs w:val="20"/>
-        <w:u w:val="none"/>
-        <w:shd w:fill="auto" w:val="clear"/>
-        <w:vertAlign w:val="baseline"/>
-      </w:rPr>
-      <w:fldChar w:fldCharType="begin"/>
-      <w:instrText xml:space="preserve">PAGE</w:instrText>
-      <w:fldChar w:fldCharType="separate"/>
-      <w:fldChar w:fldCharType="end"/>
-    </w:r>
-    <w:r>
-      <w:rPr>
-        <w:rtl w:val="0"/>
-      </w:rPr>
-    </w:r>
-  </w:p>
-  <w:p>
-    <w:pPr>
-      <w:keepNext w:val="0"/>
-      <w:keepLines w:val="0"/>
-      <w:widowControl w:val="1"/>
-      <w:pBdr>
-        <w:top w:space="0" w:sz="0" w:val="nil"/>
-        <w:left w:space="0" w:sz="0" w:val="nil"/>
-        <w:bottom w:space="0" w:sz="0" w:val="nil"/>
-        <w:right w:space="0" w:sz="0" w:val="nil"/>
-        <w:between w:space="0" w:sz="0" w:val="nil"/>
-      </w:pBdr>
-      <w:shd w:fill="auto" w:val="clear"/>
-      <w:tabs>
-        <w:tab w:val="center" w:leader="none" w:pos="4252"/>
-        <w:tab w:val="right" w:leader="none" w:pos="8504"/>
-      </w:tabs>
-      <w:spacing w:after="240" w:before="0" w:line="240" w:lineRule="auto"/>
-      <w:ind w:left="0" w:right="360" w:firstLine="0"/>
-      <w:jc w:val="both"/>
-      <w:rPr>
-        <w:rFonts w:ascii="Arial" w:cs="Arial" w:eastAsia="Arial" w:hAnsi="Arial"/>
-        <w:b w:val="0"/>
-        <w:bCs w:val="0"/>
-        <w:i w:val="0"/>
-        <w:iCs w:val="0"/>
-        <w:smallCaps w:val="0"/>
-        <w:strike w:val="0"/>
-        <w:color w:val="000000"/>
-        <w:sz w:val="20"/>
-        <w:szCs w:val="20"/>
-        <w:u w:val="none"/>
-        <w:shd w:fill="auto" w:val="clear"/>
-        <w:vertAlign w:val="baseline"/>
-      </w:rPr>
-    </w:pPr>
-    <w:r>
-      <w:rPr>
-        <w:rtl w:val="0"/>
-      </w:rPr>
-    </w:r>
-  </w:p>
-</w:ftr>
-</file>
-
 <file path=word/header1.xml><?xml version="1.0" encoding="utf-8"?>
 <w:hdr xmlns:mc="http://schemas.openxmlformats.org/markup-compatibility/2006" xmlns:o="urn:schemas-microsoft-com:office:office" xmlns:r="http://schemas.openxmlformats.org/officeDocument/2006/relationships" xmlns:m="http://schemas.openxmlformats.org/officeDocument/2006/math" xmlns:v="urn:schemas-microsoft-com:vml" xmlns:wp="http://schemas.openxmlformats.org/drawingml/2006/wordprocessingDrawing" xmlns:w10="urn:schemas-microsoft-com:office:word" xmlns:w="http://schemas.openxmlformats.org/wordprocessingml/2006/main" xmlns:wne="http://schemas.microsoft.com/office/word/2006/wordml" xmlns:sl="http://schemas.openxmlformats.org/schemaLibrary/2006/main" xmlns:a="http://schemas.openxmlformats.org/drawingml/2006/main" xmlns:pic="http://schemas.openxmlformats.org/drawingml/2006/picture" xmlns:c="http://schemas.openxmlformats.org/drawingml/2006/chart" xmlns:lc="http://schemas.openxmlformats.org/drawingml/2006/lockedCanvas" xmlns:dgm="http://schemas.openxmlformats.org/drawingml/2006/diagram" xmlns:wps="http://schemas.microsoft.com/office/word/2010/wordprocessingShape" xmlns:wpg="http://schemas.microsoft.com/office/word/2010/wordprocessingGroup" xmlns:w14="http://schemas.microsoft.com/office/word/2010/wordml" xmlns:w15="http://schemas.microsoft.com/office/word/2012/wordml" xmlns:w16="http://schemas.microsoft.com/office/word/2018/wordml" xmlns:w16cex="http://schemas.microsoft.com/office/word/2018/wordml/cex" xmlns:w16cid="http://schemas.microsoft.com/office/word/2016/wordml/cid" xmlns="http://schemas.microsoft.com/office/tasks/2019/documenttasks" xmlns:cr="http://schemas.microsoft.com/office/comments/2020/reactions">
   <w:p>
     <w:pPr>
       <w:keepNext w:val="0"/>
       <w:keepLines w:val="0"/>
+      <w:pageBreakBefore w:val="0"/>
       <w:widowControl w:val="1"/>
       <w:pBdr>
         <w:top w:space="0" w:sz="0" w:val="nil"/>
@@ -10985,6 +13780,48 @@
     </w:tblPr>
   </w:style>
   <w:style w:type="table" w:styleId="Table12">
+    <w:basedOn w:val="TableNormal"/>
+    <w:tblPr>
+      <w:tblStyleRowBandSize w:val="1"/>
+      <w:tblStyleColBandSize w:val="1"/>
+    </w:tblPr>
+  </w:style>
+  <w:style w:type="table" w:styleId="Table13">
+    <w:basedOn w:val="TableNormal"/>
+    <w:tblPr>
+      <w:tblStyleRowBandSize w:val="1"/>
+      <w:tblStyleColBandSize w:val="1"/>
+    </w:tblPr>
+  </w:style>
+  <w:style w:type="table" w:styleId="Table14">
+    <w:basedOn w:val="TableNormal"/>
+    <w:tblPr>
+      <w:tblStyleRowBandSize w:val="1"/>
+      <w:tblStyleColBandSize w:val="1"/>
+    </w:tblPr>
+  </w:style>
+  <w:style w:type="table" w:styleId="Table15">
+    <w:basedOn w:val="TableNormal"/>
+    <w:tblPr>
+      <w:tblStyleRowBandSize w:val="1"/>
+      <w:tblStyleColBandSize w:val="1"/>
+    </w:tblPr>
+  </w:style>
+  <w:style w:type="table" w:styleId="Table16">
+    <w:basedOn w:val="TableNormal"/>
+    <w:tblPr>
+      <w:tblStyleRowBandSize w:val="1"/>
+      <w:tblStyleColBandSize w:val="1"/>
+    </w:tblPr>
+  </w:style>
+  <w:style w:type="table" w:styleId="Table17">
+    <w:basedOn w:val="TableNormal"/>
+    <w:tblPr>
+      <w:tblStyleRowBandSize w:val="1"/>
+      <w:tblStyleColBandSize w:val="1"/>
+    </w:tblPr>
+  </w:style>
+  <w:style w:type="table" w:styleId="Table18">
     <w:basedOn w:val="TableNormal"/>
     <w:tblPr>
       <w:tblStyleRowBandSize w:val="1"/>
